--- a/sprint文件/文件.docx
+++ b/sprint文件/文件.docx
@@ -9,7 +9,10 @@
         <w:keepLines w:val="0"/>
         <w:spacing w:before="0" w:after="0" w:line="345" w:lineRule="auto"/>
         <w:rPr>
-          <w:color w:val="1F1F1F"/>
+          <w:rFonts w:ascii="Gungsuh" w:hAnsi="Gungsuh" w:cs="Gungsuh"/>
+          <w:color w:val="06417C"/>
+          <w:sz w:val="58"/>
+          <w:szCs w:val="58"/>
         </w:rPr>
       </w:pPr>
       <w:bookmarkStart w:id="0" w:name="_2b8h55osqskg" w:colFirst="0" w:colLast="0"/>
@@ -24,6 +27,2274 @@
         <w:t>文件</w:t>
       </w:r>
     </w:p>
+    <w:p/>
+    <w:sdt>
+      <w:sdtPr>
+        <w:rPr>
+          <w:rFonts w:asciiTheme="minorHAnsi" w:eastAsiaTheme="minorEastAsia" w:hAnsiTheme="minorHAnsi" w:cstheme="minorBidi"/>
+          <w:color w:val="auto"/>
+          <w:kern w:val="2"/>
+          <w:sz w:val="24"/>
+          <w:szCs w:val="22"/>
+          <w:lang w:val="zh-TW"/>
+        </w:rPr>
+        <w:id w:val="1055134718"/>
+        <w:docPartObj>
+          <w:docPartGallery w:val="Table of Contents"/>
+          <w:docPartUnique/>
+        </w:docPartObj>
+      </w:sdtPr>
+      <w:sdtEndPr>
+        <w:rPr>
+          <w:rFonts w:ascii="Arial" w:hAnsi="Arial" w:cs="Arial"/>
+          <w:b/>
+          <w:bCs/>
+          <w:kern w:val="0"/>
+          <w:sz w:val="22"/>
+        </w:rPr>
+      </w:sdtEndPr>
+      <w:sdtContent>
+        <w:p>
+          <w:pPr>
+            <w:pStyle w:val="ac"/>
+            <w:jc w:val="center"/>
+            <w:rPr>
+              <w:rFonts w:ascii="標楷體" w:eastAsia="標楷體" w:hAnsi="標楷體"/>
+              <w:lang w:val="zh-TW"/>
+            </w:rPr>
+          </w:pPr>
+          <w:r>
+            <w:rPr>
+              <w:rFonts w:ascii="標楷體" w:eastAsia="標楷體" w:hAnsi="標楷體" w:hint="eastAsia"/>
+              <w:lang w:val="zh-TW"/>
+            </w:rPr>
+            <w:t>目</w:t>
+          </w:r>
+          <w:r>
+            <w:rPr>
+              <w:rFonts w:ascii="標楷體" w:eastAsia="標楷體" w:hAnsi="標楷體"/>
+              <w:lang w:val="zh-TW"/>
+            </w:rPr>
+            <w:t>錄</w:t>
+          </w:r>
+        </w:p>
+        <w:p>
+          <w:pPr>
+            <w:pStyle w:val="10"/>
+            <w:tabs>
+              <w:tab w:val="right" w:leader="dot" w:pos="9628"/>
+            </w:tabs>
+            <w:rPr>
+              <w:rFonts w:eastAsiaTheme="minorEastAsia" w:cstheme="minorBidi"/>
+              <w:noProof/>
+              <w:kern w:val="2"/>
+              <w:sz w:val="24"/>
+            </w:rPr>
+          </w:pPr>
+          <w:r>
+            <w:rPr>
+              <w:rFonts w:ascii="標楷體" w:hAnsi="標楷體"/>
+            </w:rPr>
+            <w:fldChar w:fldCharType="begin"/>
+          </w:r>
+          <w:r>
+            <w:rPr>
+              <w:rFonts w:ascii="標楷體" w:hAnsi="標楷體"/>
+            </w:rPr>
+            <w:instrText xml:space="preserve"> TOC \o "1-3" \h \z \u </w:instrText>
+          </w:r>
+          <w:r>
+            <w:rPr>
+              <w:rFonts w:ascii="標楷體" w:hAnsi="標楷體"/>
+            </w:rPr>
+            <w:fldChar w:fldCharType="separate"/>
+          </w:r>
+          <w:hyperlink w:anchor="_Toc162341557" w:history="1">
+            <w:r>
+              <w:rPr>
+                <w:rStyle w:val="ab"/>
+                <w:rFonts w:hint="eastAsia"/>
+                <w:noProof/>
+              </w:rPr>
+              <w:t>第一章</w:t>
+            </w:r>
+            <w:r>
+              <w:rPr>
+                <w:rStyle w:val="ab"/>
+                <w:noProof/>
+              </w:rPr>
+              <w:t xml:space="preserve"> </w:t>
+            </w:r>
+            <w:r>
+              <w:rPr>
+                <w:rStyle w:val="ab"/>
+                <w:rFonts w:hint="eastAsia"/>
+                <w:noProof/>
+              </w:rPr>
+              <w:t>系統描述</w:t>
+            </w:r>
+            <w:r>
+              <w:rPr>
+                <w:noProof/>
+                <w:webHidden/>
+              </w:rPr>
+              <w:tab/>
+            </w:r>
+            <w:r>
+              <w:rPr>
+                <w:noProof/>
+                <w:webHidden/>
+              </w:rPr>
+              <w:fldChar w:fldCharType="begin"/>
+            </w:r>
+            <w:r>
+              <w:rPr>
+                <w:noProof/>
+                <w:webHidden/>
+              </w:rPr>
+              <w:instrText xml:space="preserve"> PAGEREF _Toc162341557 \h </w:instrText>
+            </w:r>
+            <w:r>
+              <w:rPr>
+                <w:noProof/>
+                <w:webHidden/>
+              </w:rPr>
+            </w:r>
+            <w:r>
+              <w:rPr>
+                <w:noProof/>
+                <w:webHidden/>
+              </w:rPr>
+              <w:fldChar w:fldCharType="separate"/>
+            </w:r>
+            <w:r>
+              <w:rPr>
+                <w:noProof/>
+                <w:webHidden/>
+              </w:rPr>
+              <w:t>1</w:t>
+            </w:r>
+            <w:r>
+              <w:rPr>
+                <w:noProof/>
+                <w:webHidden/>
+              </w:rPr>
+              <w:fldChar w:fldCharType="end"/>
+            </w:r>
+          </w:hyperlink>
+        </w:p>
+        <w:p>
+          <w:pPr>
+            <w:pStyle w:val="20"/>
+            <w:tabs>
+              <w:tab w:val="right" w:leader="dot" w:pos="9628"/>
+            </w:tabs>
+            <w:rPr>
+              <w:rFonts w:eastAsiaTheme="minorEastAsia" w:cstheme="minorBidi"/>
+              <w:noProof/>
+              <w:kern w:val="2"/>
+              <w:sz w:val="24"/>
+            </w:rPr>
+          </w:pPr>
+          <w:hyperlink w:anchor="_Toc162341558" w:history="1">
+            <w:r>
+              <w:rPr>
+                <w:rStyle w:val="ab"/>
+                <w:rFonts w:hint="eastAsia"/>
+                <w:noProof/>
+              </w:rPr>
+              <w:t>一、發展背景與動機</w:t>
+            </w:r>
+            <w:r>
+              <w:rPr>
+                <w:noProof/>
+                <w:webHidden/>
+              </w:rPr>
+              <w:tab/>
+            </w:r>
+            <w:r>
+              <w:rPr>
+                <w:noProof/>
+                <w:webHidden/>
+              </w:rPr>
+              <w:fldChar w:fldCharType="begin"/>
+            </w:r>
+            <w:r>
+              <w:rPr>
+                <w:noProof/>
+                <w:webHidden/>
+              </w:rPr>
+              <w:instrText xml:space="preserve"> PAGEREF _Toc162341558 \h </w:instrText>
+            </w:r>
+            <w:r>
+              <w:rPr>
+                <w:noProof/>
+                <w:webHidden/>
+              </w:rPr>
+            </w:r>
+            <w:r>
+              <w:rPr>
+                <w:noProof/>
+                <w:webHidden/>
+              </w:rPr>
+              <w:fldChar w:fldCharType="separate"/>
+            </w:r>
+            <w:r>
+              <w:rPr>
+                <w:noProof/>
+                <w:webHidden/>
+              </w:rPr>
+              <w:t>1</w:t>
+            </w:r>
+            <w:r>
+              <w:rPr>
+                <w:noProof/>
+                <w:webHidden/>
+              </w:rPr>
+              <w:fldChar w:fldCharType="end"/>
+            </w:r>
+          </w:hyperlink>
+        </w:p>
+        <w:p>
+          <w:pPr>
+            <w:pStyle w:val="20"/>
+            <w:tabs>
+              <w:tab w:val="right" w:leader="dot" w:pos="9628"/>
+            </w:tabs>
+            <w:rPr>
+              <w:rFonts w:eastAsiaTheme="minorEastAsia" w:cstheme="minorBidi"/>
+              <w:noProof/>
+              <w:kern w:val="2"/>
+              <w:sz w:val="24"/>
+            </w:rPr>
+          </w:pPr>
+          <w:hyperlink w:anchor="_Toc162341559" w:history="1">
+            <w:r>
+              <w:rPr>
+                <w:rStyle w:val="ab"/>
+                <w:rFonts w:hint="eastAsia"/>
+                <w:noProof/>
+              </w:rPr>
+              <w:t>二、系統發展目的</w:t>
+            </w:r>
+            <w:r>
+              <w:rPr>
+                <w:noProof/>
+                <w:webHidden/>
+              </w:rPr>
+              <w:tab/>
+            </w:r>
+            <w:r>
+              <w:rPr>
+                <w:noProof/>
+                <w:webHidden/>
+              </w:rPr>
+              <w:fldChar w:fldCharType="begin"/>
+            </w:r>
+            <w:r>
+              <w:rPr>
+                <w:noProof/>
+                <w:webHidden/>
+              </w:rPr>
+              <w:instrText xml:space="preserve"> PAGEREF _Toc162341559 \h </w:instrText>
+            </w:r>
+            <w:r>
+              <w:rPr>
+                <w:noProof/>
+                <w:webHidden/>
+              </w:rPr>
+            </w:r>
+            <w:r>
+              <w:rPr>
+                <w:noProof/>
+                <w:webHidden/>
+              </w:rPr>
+              <w:fldChar w:fldCharType="separate"/>
+            </w:r>
+            <w:r>
+              <w:rPr>
+                <w:noProof/>
+                <w:webHidden/>
+              </w:rPr>
+              <w:t>2</w:t>
+            </w:r>
+            <w:r>
+              <w:rPr>
+                <w:noProof/>
+                <w:webHidden/>
+              </w:rPr>
+              <w:fldChar w:fldCharType="end"/>
+            </w:r>
+          </w:hyperlink>
+        </w:p>
+        <w:p>
+          <w:pPr>
+            <w:pStyle w:val="20"/>
+            <w:tabs>
+              <w:tab w:val="right" w:leader="dot" w:pos="9628"/>
+            </w:tabs>
+            <w:rPr>
+              <w:rFonts w:eastAsiaTheme="minorEastAsia" w:cstheme="minorBidi"/>
+              <w:noProof/>
+              <w:kern w:val="2"/>
+              <w:sz w:val="24"/>
+            </w:rPr>
+          </w:pPr>
+          <w:hyperlink w:anchor="_Toc162341560" w:history="1">
+            <w:r>
+              <w:rPr>
+                <w:rStyle w:val="ab"/>
+                <w:rFonts w:hint="eastAsia"/>
+                <w:noProof/>
+              </w:rPr>
+              <w:t>三、系統範圍</w:t>
+            </w:r>
+            <w:r>
+              <w:rPr>
+                <w:noProof/>
+                <w:webHidden/>
+              </w:rPr>
+              <w:tab/>
+            </w:r>
+            <w:r>
+              <w:rPr>
+                <w:noProof/>
+                <w:webHidden/>
+              </w:rPr>
+              <w:fldChar w:fldCharType="begin"/>
+            </w:r>
+            <w:r>
+              <w:rPr>
+                <w:noProof/>
+                <w:webHidden/>
+              </w:rPr>
+              <w:instrText xml:space="preserve"> PAGEREF _Toc162341560 \h </w:instrText>
+            </w:r>
+            <w:r>
+              <w:rPr>
+                <w:noProof/>
+                <w:webHidden/>
+              </w:rPr>
+            </w:r>
+            <w:r>
+              <w:rPr>
+                <w:noProof/>
+                <w:webHidden/>
+              </w:rPr>
+              <w:fldChar w:fldCharType="separate"/>
+            </w:r>
+            <w:r>
+              <w:rPr>
+                <w:noProof/>
+                <w:webHidden/>
+              </w:rPr>
+              <w:t>2</w:t>
+            </w:r>
+            <w:r>
+              <w:rPr>
+                <w:noProof/>
+                <w:webHidden/>
+              </w:rPr>
+              <w:fldChar w:fldCharType="end"/>
+            </w:r>
+          </w:hyperlink>
+        </w:p>
+        <w:p>
+          <w:pPr>
+            <w:pStyle w:val="20"/>
+            <w:tabs>
+              <w:tab w:val="right" w:leader="dot" w:pos="9628"/>
+            </w:tabs>
+            <w:rPr>
+              <w:rFonts w:eastAsiaTheme="minorEastAsia" w:cstheme="minorBidi"/>
+              <w:noProof/>
+              <w:kern w:val="2"/>
+              <w:sz w:val="24"/>
+            </w:rPr>
+          </w:pPr>
+          <w:hyperlink w:anchor="_Toc162341561" w:history="1">
+            <w:r>
+              <w:rPr>
+                <w:rStyle w:val="ab"/>
+                <w:rFonts w:hint="eastAsia"/>
+                <w:noProof/>
+              </w:rPr>
+              <w:t>四、背景知識</w:t>
+            </w:r>
+            <w:r>
+              <w:rPr>
+                <w:noProof/>
+                <w:webHidden/>
+              </w:rPr>
+              <w:tab/>
+            </w:r>
+            <w:r>
+              <w:rPr>
+                <w:noProof/>
+                <w:webHidden/>
+              </w:rPr>
+              <w:fldChar w:fldCharType="begin"/>
+            </w:r>
+            <w:r>
+              <w:rPr>
+                <w:noProof/>
+                <w:webHidden/>
+              </w:rPr>
+              <w:instrText xml:space="preserve"> PAGEREF _Toc162341561 \h </w:instrText>
+            </w:r>
+            <w:r>
+              <w:rPr>
+                <w:noProof/>
+                <w:webHidden/>
+              </w:rPr>
+            </w:r>
+            <w:r>
+              <w:rPr>
+                <w:noProof/>
+                <w:webHidden/>
+              </w:rPr>
+              <w:fldChar w:fldCharType="separate"/>
+            </w:r>
+            <w:r>
+              <w:rPr>
+                <w:noProof/>
+                <w:webHidden/>
+              </w:rPr>
+              <w:t>4</w:t>
+            </w:r>
+            <w:r>
+              <w:rPr>
+                <w:noProof/>
+                <w:webHidden/>
+              </w:rPr>
+              <w:fldChar w:fldCharType="end"/>
+            </w:r>
+          </w:hyperlink>
+        </w:p>
+        <w:p>
+          <w:pPr>
+            <w:pStyle w:val="20"/>
+            <w:tabs>
+              <w:tab w:val="right" w:leader="dot" w:pos="9628"/>
+            </w:tabs>
+            <w:rPr>
+              <w:rFonts w:eastAsiaTheme="minorEastAsia" w:cstheme="minorBidi"/>
+              <w:noProof/>
+              <w:kern w:val="2"/>
+              <w:sz w:val="24"/>
+            </w:rPr>
+          </w:pPr>
+          <w:hyperlink w:anchor="_Toc162341562" w:history="1">
+            <w:r>
+              <w:rPr>
+                <w:rStyle w:val="ab"/>
+                <w:rFonts w:hint="eastAsia"/>
+                <w:noProof/>
+              </w:rPr>
+              <w:t>五、系統限制</w:t>
+            </w:r>
+            <w:r>
+              <w:rPr>
+                <w:rStyle w:val="ab"/>
+                <w:noProof/>
+              </w:rPr>
+              <w:t>(</w:t>
+            </w:r>
+            <w:r>
+              <w:rPr>
+                <w:rStyle w:val="ab"/>
+                <w:rFonts w:hint="eastAsia"/>
+                <w:noProof/>
+              </w:rPr>
+              <w:t>可行性分析</w:t>
+            </w:r>
+            <w:r>
+              <w:rPr>
+                <w:rStyle w:val="ab"/>
+                <w:noProof/>
+              </w:rPr>
+              <w:t>)</w:t>
+            </w:r>
+            <w:r>
+              <w:rPr>
+                <w:noProof/>
+                <w:webHidden/>
+              </w:rPr>
+              <w:tab/>
+            </w:r>
+            <w:r>
+              <w:rPr>
+                <w:noProof/>
+                <w:webHidden/>
+              </w:rPr>
+              <w:fldChar w:fldCharType="begin"/>
+            </w:r>
+            <w:r>
+              <w:rPr>
+                <w:noProof/>
+                <w:webHidden/>
+              </w:rPr>
+              <w:instrText xml:space="preserve"> PAGEREF _Toc162341562 \h </w:instrText>
+            </w:r>
+            <w:r>
+              <w:rPr>
+                <w:noProof/>
+                <w:webHidden/>
+              </w:rPr>
+            </w:r>
+            <w:r>
+              <w:rPr>
+                <w:noProof/>
+                <w:webHidden/>
+              </w:rPr>
+              <w:fldChar w:fldCharType="separate"/>
+            </w:r>
+            <w:r>
+              <w:rPr>
+                <w:noProof/>
+                <w:webHidden/>
+              </w:rPr>
+              <w:t>19</w:t>
+            </w:r>
+            <w:r>
+              <w:rPr>
+                <w:noProof/>
+                <w:webHidden/>
+              </w:rPr>
+              <w:fldChar w:fldCharType="end"/>
+            </w:r>
+          </w:hyperlink>
+        </w:p>
+        <w:p>
+          <w:pPr>
+            <w:pStyle w:val="10"/>
+            <w:tabs>
+              <w:tab w:val="right" w:leader="dot" w:pos="9628"/>
+            </w:tabs>
+            <w:rPr>
+              <w:rFonts w:eastAsiaTheme="minorEastAsia" w:cstheme="minorBidi"/>
+              <w:noProof/>
+              <w:kern w:val="2"/>
+              <w:sz w:val="24"/>
+            </w:rPr>
+          </w:pPr>
+          <w:hyperlink w:anchor="_Toc162341563" w:history="1">
+            <w:r>
+              <w:rPr>
+                <w:rStyle w:val="ab"/>
+                <w:rFonts w:hint="eastAsia"/>
+                <w:noProof/>
+              </w:rPr>
+              <w:t>第二章</w:t>
+            </w:r>
+            <w:r>
+              <w:rPr>
+                <w:rStyle w:val="ab"/>
+                <w:noProof/>
+              </w:rPr>
+              <w:t xml:space="preserve"> </w:t>
+            </w:r>
+            <w:r>
+              <w:rPr>
+                <w:rStyle w:val="ab"/>
+                <w:rFonts w:hint="eastAsia"/>
+                <w:noProof/>
+              </w:rPr>
+              <w:t>軟體需求規格</w:t>
+            </w:r>
+            <w:r>
+              <w:rPr>
+                <w:noProof/>
+                <w:webHidden/>
+              </w:rPr>
+              <w:tab/>
+            </w:r>
+            <w:r>
+              <w:rPr>
+                <w:noProof/>
+                <w:webHidden/>
+              </w:rPr>
+              <w:fldChar w:fldCharType="begin"/>
+            </w:r>
+            <w:r>
+              <w:rPr>
+                <w:noProof/>
+                <w:webHidden/>
+              </w:rPr>
+              <w:instrText xml:space="preserve"> PAGEREF _Toc162341563 \h </w:instrText>
+            </w:r>
+            <w:r>
+              <w:rPr>
+                <w:noProof/>
+                <w:webHidden/>
+              </w:rPr>
+            </w:r>
+            <w:r>
+              <w:rPr>
+                <w:noProof/>
+                <w:webHidden/>
+              </w:rPr>
+              <w:fldChar w:fldCharType="separate"/>
+            </w:r>
+            <w:r>
+              <w:rPr>
+                <w:noProof/>
+                <w:webHidden/>
+              </w:rPr>
+              <w:t>21</w:t>
+            </w:r>
+            <w:r>
+              <w:rPr>
+                <w:noProof/>
+                <w:webHidden/>
+              </w:rPr>
+              <w:fldChar w:fldCharType="end"/>
+            </w:r>
+          </w:hyperlink>
+        </w:p>
+        <w:p>
+          <w:pPr>
+            <w:pStyle w:val="20"/>
+            <w:tabs>
+              <w:tab w:val="right" w:leader="dot" w:pos="9628"/>
+            </w:tabs>
+            <w:rPr>
+              <w:rFonts w:eastAsiaTheme="minorEastAsia" w:cstheme="minorBidi"/>
+              <w:noProof/>
+              <w:kern w:val="2"/>
+              <w:sz w:val="24"/>
+            </w:rPr>
+          </w:pPr>
+          <w:hyperlink w:anchor="_Toc162341564" w:history="1">
+            <w:r>
+              <w:rPr>
+                <w:rStyle w:val="ab"/>
+                <w:rFonts w:hint="eastAsia"/>
+                <w:noProof/>
+              </w:rPr>
+              <w:t>一、功能需求</w:t>
+            </w:r>
+            <w:r>
+              <w:rPr>
+                <w:noProof/>
+                <w:webHidden/>
+              </w:rPr>
+              <w:tab/>
+            </w:r>
+            <w:r>
+              <w:rPr>
+                <w:noProof/>
+                <w:webHidden/>
+              </w:rPr>
+              <w:fldChar w:fldCharType="begin"/>
+            </w:r>
+            <w:r>
+              <w:rPr>
+                <w:noProof/>
+                <w:webHidden/>
+              </w:rPr>
+              <w:instrText xml:space="preserve"> PAGEREF _Toc162341564 \h </w:instrText>
+            </w:r>
+            <w:r>
+              <w:rPr>
+                <w:noProof/>
+                <w:webHidden/>
+              </w:rPr>
+            </w:r>
+            <w:r>
+              <w:rPr>
+                <w:noProof/>
+                <w:webHidden/>
+              </w:rPr>
+              <w:fldChar w:fldCharType="separate"/>
+            </w:r>
+            <w:r>
+              <w:rPr>
+                <w:noProof/>
+                <w:webHidden/>
+              </w:rPr>
+              <w:t>21</w:t>
+            </w:r>
+            <w:r>
+              <w:rPr>
+                <w:noProof/>
+                <w:webHidden/>
+              </w:rPr>
+              <w:fldChar w:fldCharType="end"/>
+            </w:r>
+          </w:hyperlink>
+        </w:p>
+        <w:p>
+          <w:pPr>
+            <w:pStyle w:val="10"/>
+            <w:tabs>
+              <w:tab w:val="right" w:leader="dot" w:pos="9628"/>
+            </w:tabs>
+            <w:rPr>
+              <w:rFonts w:eastAsiaTheme="minorEastAsia" w:cstheme="minorBidi"/>
+              <w:noProof/>
+              <w:kern w:val="2"/>
+              <w:sz w:val="24"/>
+            </w:rPr>
+          </w:pPr>
+          <w:hyperlink w:anchor="_Toc162341565" w:history="1">
+            <w:r>
+              <w:rPr>
+                <w:rStyle w:val="ab"/>
+                <w:rFonts w:hint="eastAsia"/>
+                <w:noProof/>
+              </w:rPr>
+              <w:t>第三章</w:t>
+            </w:r>
+            <w:r>
+              <w:rPr>
+                <w:rStyle w:val="ab"/>
+                <w:noProof/>
+              </w:rPr>
+              <w:t xml:space="preserve"> </w:t>
+            </w:r>
+            <w:r>
+              <w:rPr>
+                <w:rStyle w:val="ab"/>
+                <w:rFonts w:hint="eastAsia"/>
+                <w:noProof/>
+              </w:rPr>
+              <w:t>軟體設計規格</w:t>
+            </w:r>
+            <w:r>
+              <w:rPr>
+                <w:noProof/>
+                <w:webHidden/>
+              </w:rPr>
+              <w:tab/>
+            </w:r>
+            <w:r>
+              <w:rPr>
+                <w:noProof/>
+                <w:webHidden/>
+              </w:rPr>
+              <w:fldChar w:fldCharType="begin"/>
+            </w:r>
+            <w:r>
+              <w:rPr>
+                <w:noProof/>
+                <w:webHidden/>
+              </w:rPr>
+              <w:instrText xml:space="preserve"> PAGEREF _Toc162341565 \h </w:instrText>
+            </w:r>
+            <w:r>
+              <w:rPr>
+                <w:noProof/>
+                <w:webHidden/>
+              </w:rPr>
+            </w:r>
+            <w:r>
+              <w:rPr>
+                <w:noProof/>
+                <w:webHidden/>
+              </w:rPr>
+              <w:fldChar w:fldCharType="separate"/>
+            </w:r>
+            <w:r>
+              <w:rPr>
+                <w:noProof/>
+                <w:webHidden/>
+              </w:rPr>
+              <w:t>34</w:t>
+            </w:r>
+            <w:r>
+              <w:rPr>
+                <w:noProof/>
+                <w:webHidden/>
+              </w:rPr>
+              <w:fldChar w:fldCharType="end"/>
+            </w:r>
+          </w:hyperlink>
+        </w:p>
+        <w:p>
+          <w:pPr>
+            <w:pStyle w:val="20"/>
+            <w:tabs>
+              <w:tab w:val="right" w:leader="dot" w:pos="9628"/>
+            </w:tabs>
+            <w:rPr>
+              <w:rFonts w:eastAsiaTheme="minorEastAsia" w:cstheme="minorBidi"/>
+              <w:noProof/>
+              <w:kern w:val="2"/>
+              <w:sz w:val="24"/>
+            </w:rPr>
+          </w:pPr>
+          <w:hyperlink w:anchor="_Toc162341566" w:history="1">
+            <w:r>
+              <w:rPr>
+                <w:rStyle w:val="ab"/>
+                <w:rFonts w:hint="eastAsia"/>
+                <w:noProof/>
+              </w:rPr>
+              <w:t>一、資料庫設計</w:t>
+            </w:r>
+            <w:r>
+              <w:rPr>
+                <w:noProof/>
+                <w:webHidden/>
+              </w:rPr>
+              <w:tab/>
+            </w:r>
+            <w:r>
+              <w:rPr>
+                <w:noProof/>
+                <w:webHidden/>
+              </w:rPr>
+              <w:fldChar w:fldCharType="begin"/>
+            </w:r>
+            <w:r>
+              <w:rPr>
+                <w:noProof/>
+                <w:webHidden/>
+              </w:rPr>
+              <w:instrText xml:space="preserve"> PAGEREF _Toc162341566 \h </w:instrText>
+            </w:r>
+            <w:r>
+              <w:rPr>
+                <w:noProof/>
+                <w:webHidden/>
+              </w:rPr>
+            </w:r>
+            <w:r>
+              <w:rPr>
+                <w:noProof/>
+                <w:webHidden/>
+              </w:rPr>
+              <w:fldChar w:fldCharType="separate"/>
+            </w:r>
+            <w:r>
+              <w:rPr>
+                <w:noProof/>
+                <w:webHidden/>
+              </w:rPr>
+              <w:t>34</w:t>
+            </w:r>
+            <w:r>
+              <w:rPr>
+                <w:noProof/>
+                <w:webHidden/>
+              </w:rPr>
+              <w:fldChar w:fldCharType="end"/>
+            </w:r>
+          </w:hyperlink>
+        </w:p>
+        <w:p>
+          <w:pPr>
+            <w:pStyle w:val="20"/>
+            <w:tabs>
+              <w:tab w:val="right" w:leader="dot" w:pos="9628"/>
+            </w:tabs>
+            <w:rPr>
+              <w:rFonts w:eastAsiaTheme="minorEastAsia" w:cstheme="minorBidi"/>
+              <w:noProof/>
+              <w:kern w:val="2"/>
+              <w:sz w:val="24"/>
+            </w:rPr>
+          </w:pPr>
+          <w:hyperlink w:anchor="_Toc162341567" w:history="1">
+            <w:r>
+              <w:rPr>
+                <w:rStyle w:val="ab"/>
+                <w:rFonts w:hint="eastAsia"/>
+                <w:noProof/>
+              </w:rPr>
+              <w:t>二、介面設計</w:t>
+            </w:r>
+            <w:r>
+              <w:rPr>
+                <w:noProof/>
+                <w:webHidden/>
+              </w:rPr>
+              <w:tab/>
+            </w:r>
+            <w:r>
+              <w:rPr>
+                <w:noProof/>
+                <w:webHidden/>
+              </w:rPr>
+              <w:fldChar w:fldCharType="begin"/>
+            </w:r>
+            <w:r>
+              <w:rPr>
+                <w:noProof/>
+                <w:webHidden/>
+              </w:rPr>
+              <w:instrText xml:space="preserve"> PAGEREF _Toc162341567 \h </w:instrText>
+            </w:r>
+            <w:r>
+              <w:rPr>
+                <w:noProof/>
+                <w:webHidden/>
+              </w:rPr>
+            </w:r>
+            <w:r>
+              <w:rPr>
+                <w:noProof/>
+                <w:webHidden/>
+              </w:rPr>
+              <w:fldChar w:fldCharType="separate"/>
+            </w:r>
+            <w:r>
+              <w:rPr>
+                <w:noProof/>
+                <w:webHidden/>
+              </w:rPr>
+              <w:t>36</w:t>
+            </w:r>
+            <w:r>
+              <w:rPr>
+                <w:noProof/>
+                <w:webHidden/>
+              </w:rPr>
+              <w:fldChar w:fldCharType="end"/>
+            </w:r>
+          </w:hyperlink>
+        </w:p>
+        <w:p>
+          <w:pPr>
+            <w:pStyle w:val="20"/>
+            <w:tabs>
+              <w:tab w:val="right" w:leader="dot" w:pos="9628"/>
+            </w:tabs>
+            <w:rPr>
+              <w:rFonts w:eastAsiaTheme="minorEastAsia" w:cstheme="minorBidi"/>
+              <w:noProof/>
+              <w:kern w:val="2"/>
+              <w:sz w:val="24"/>
+            </w:rPr>
+          </w:pPr>
+          <w:hyperlink w:anchor="_Toc162341568" w:history="1">
+            <w:r>
+              <w:rPr>
+                <w:rStyle w:val="ab"/>
+                <w:rFonts w:hint="eastAsia"/>
+                <w:noProof/>
+              </w:rPr>
+              <w:t>三、資源需求</w:t>
+            </w:r>
+            <w:r>
+              <w:rPr>
+                <w:rStyle w:val="ab"/>
+                <w:noProof/>
+              </w:rPr>
+              <w:t>(</w:t>
+            </w:r>
+            <w:r>
+              <w:rPr>
+                <w:rStyle w:val="ab"/>
+                <w:rFonts w:hint="eastAsia"/>
+                <w:noProof/>
+              </w:rPr>
+              <w:t>預算經費</w:t>
+            </w:r>
+            <w:r>
+              <w:rPr>
+                <w:rStyle w:val="ab"/>
+                <w:noProof/>
+              </w:rPr>
+              <w:t>)</w:t>
+            </w:r>
+            <w:r>
+              <w:rPr>
+                <w:noProof/>
+                <w:webHidden/>
+              </w:rPr>
+              <w:tab/>
+            </w:r>
+            <w:r>
+              <w:rPr>
+                <w:noProof/>
+                <w:webHidden/>
+              </w:rPr>
+              <w:fldChar w:fldCharType="begin"/>
+            </w:r>
+            <w:r>
+              <w:rPr>
+                <w:noProof/>
+                <w:webHidden/>
+              </w:rPr>
+              <w:instrText xml:space="preserve"> PAGEREF _Toc162341568 \h </w:instrText>
+            </w:r>
+            <w:r>
+              <w:rPr>
+                <w:noProof/>
+                <w:webHidden/>
+              </w:rPr>
+            </w:r>
+            <w:r>
+              <w:rPr>
+                <w:noProof/>
+                <w:webHidden/>
+              </w:rPr>
+              <w:fldChar w:fldCharType="separate"/>
+            </w:r>
+            <w:r>
+              <w:rPr>
+                <w:noProof/>
+                <w:webHidden/>
+              </w:rPr>
+              <w:t>44</w:t>
+            </w:r>
+            <w:r>
+              <w:rPr>
+                <w:noProof/>
+                <w:webHidden/>
+              </w:rPr>
+              <w:fldChar w:fldCharType="end"/>
+            </w:r>
+          </w:hyperlink>
+        </w:p>
+        <w:p>
+          <w:pPr>
+            <w:pStyle w:val="10"/>
+            <w:tabs>
+              <w:tab w:val="right" w:leader="dot" w:pos="9628"/>
+            </w:tabs>
+            <w:rPr>
+              <w:rFonts w:eastAsiaTheme="minorEastAsia" w:cstheme="minorBidi"/>
+              <w:noProof/>
+              <w:kern w:val="2"/>
+              <w:sz w:val="24"/>
+            </w:rPr>
+          </w:pPr>
+          <w:hyperlink w:anchor="_Toc162341569" w:history="1">
+            <w:r>
+              <w:rPr>
+                <w:rStyle w:val="ab"/>
+                <w:rFonts w:hint="eastAsia"/>
+                <w:noProof/>
+              </w:rPr>
+              <w:t>第四章</w:t>
+            </w:r>
+            <w:r>
+              <w:rPr>
+                <w:rStyle w:val="ab"/>
+                <w:noProof/>
+              </w:rPr>
+              <w:t xml:space="preserve"> </w:t>
+            </w:r>
+            <w:r>
+              <w:rPr>
+                <w:rStyle w:val="ab"/>
+                <w:rFonts w:hint="eastAsia"/>
+                <w:noProof/>
+              </w:rPr>
+              <w:t>系統專題實作檢討</w:t>
+            </w:r>
+            <w:r>
+              <w:rPr>
+                <w:noProof/>
+                <w:webHidden/>
+              </w:rPr>
+              <w:tab/>
+            </w:r>
+            <w:r>
+              <w:rPr>
+                <w:noProof/>
+                <w:webHidden/>
+              </w:rPr>
+              <w:fldChar w:fldCharType="begin"/>
+            </w:r>
+            <w:r>
+              <w:rPr>
+                <w:noProof/>
+                <w:webHidden/>
+              </w:rPr>
+              <w:instrText xml:space="preserve"> PAGEREF _Toc162341569 \h </w:instrText>
+            </w:r>
+            <w:r>
+              <w:rPr>
+                <w:noProof/>
+                <w:webHidden/>
+              </w:rPr>
+            </w:r>
+            <w:r>
+              <w:rPr>
+                <w:noProof/>
+                <w:webHidden/>
+              </w:rPr>
+              <w:fldChar w:fldCharType="separate"/>
+            </w:r>
+            <w:r>
+              <w:rPr>
+                <w:noProof/>
+                <w:webHidden/>
+              </w:rPr>
+              <w:t>47</w:t>
+            </w:r>
+            <w:r>
+              <w:rPr>
+                <w:noProof/>
+                <w:webHidden/>
+              </w:rPr>
+              <w:fldChar w:fldCharType="end"/>
+            </w:r>
+          </w:hyperlink>
+        </w:p>
+        <w:p>
+          <w:pPr>
+            <w:pStyle w:val="20"/>
+            <w:tabs>
+              <w:tab w:val="right" w:leader="dot" w:pos="9628"/>
+            </w:tabs>
+            <w:rPr>
+              <w:rFonts w:eastAsiaTheme="minorEastAsia" w:cstheme="minorBidi"/>
+              <w:noProof/>
+              <w:kern w:val="2"/>
+              <w:sz w:val="24"/>
+            </w:rPr>
+          </w:pPr>
+          <w:hyperlink w:anchor="_Toc162341570" w:history="1">
+            <w:r>
+              <w:rPr>
+                <w:rStyle w:val="ab"/>
+                <w:rFonts w:hint="eastAsia"/>
+                <w:noProof/>
+              </w:rPr>
+              <w:t>一、發展中遭遇到問題、困難與解決方法</w:t>
+            </w:r>
+            <w:r>
+              <w:rPr>
+                <w:noProof/>
+                <w:webHidden/>
+              </w:rPr>
+              <w:tab/>
+            </w:r>
+            <w:r>
+              <w:rPr>
+                <w:noProof/>
+                <w:webHidden/>
+              </w:rPr>
+              <w:fldChar w:fldCharType="begin"/>
+            </w:r>
+            <w:r>
+              <w:rPr>
+                <w:noProof/>
+                <w:webHidden/>
+              </w:rPr>
+              <w:instrText xml:space="preserve"> PAGEREF _Toc162341570 \h </w:instrText>
+            </w:r>
+            <w:r>
+              <w:rPr>
+                <w:noProof/>
+                <w:webHidden/>
+              </w:rPr>
+            </w:r>
+            <w:r>
+              <w:rPr>
+                <w:noProof/>
+                <w:webHidden/>
+              </w:rPr>
+              <w:fldChar w:fldCharType="separate"/>
+            </w:r>
+            <w:r>
+              <w:rPr>
+                <w:noProof/>
+                <w:webHidden/>
+              </w:rPr>
+              <w:t>47</w:t>
+            </w:r>
+            <w:r>
+              <w:rPr>
+                <w:noProof/>
+                <w:webHidden/>
+              </w:rPr>
+              <w:fldChar w:fldCharType="end"/>
+            </w:r>
+          </w:hyperlink>
+        </w:p>
+        <w:p>
+          <w:pPr>
+            <w:pStyle w:val="20"/>
+            <w:tabs>
+              <w:tab w:val="right" w:leader="dot" w:pos="9628"/>
+            </w:tabs>
+            <w:rPr>
+              <w:rFonts w:eastAsiaTheme="minorEastAsia" w:cstheme="minorBidi"/>
+              <w:noProof/>
+              <w:kern w:val="2"/>
+              <w:sz w:val="24"/>
+            </w:rPr>
+          </w:pPr>
+          <w:hyperlink w:anchor="_Toc162341571" w:history="1">
+            <w:r>
+              <w:rPr>
+                <w:rStyle w:val="ab"/>
+                <w:rFonts w:hint="eastAsia"/>
+                <w:noProof/>
+              </w:rPr>
+              <w:t>二、系統優缺點</w:t>
+            </w:r>
+            <w:r>
+              <w:rPr>
+                <w:rStyle w:val="ab"/>
+                <w:noProof/>
+              </w:rPr>
+              <w:t>(SWOT)</w:t>
+            </w:r>
+            <w:r>
+              <w:rPr>
+                <w:rStyle w:val="ab"/>
+                <w:rFonts w:hint="eastAsia"/>
+                <w:noProof/>
+              </w:rPr>
+              <w:t>評估</w:t>
+            </w:r>
+            <w:r>
+              <w:rPr>
+                <w:noProof/>
+                <w:webHidden/>
+              </w:rPr>
+              <w:tab/>
+            </w:r>
+            <w:r>
+              <w:rPr>
+                <w:noProof/>
+                <w:webHidden/>
+              </w:rPr>
+              <w:fldChar w:fldCharType="begin"/>
+            </w:r>
+            <w:r>
+              <w:rPr>
+                <w:noProof/>
+                <w:webHidden/>
+              </w:rPr>
+              <w:instrText xml:space="preserve"> PAGEREF _Toc162341571 \h </w:instrText>
+            </w:r>
+            <w:r>
+              <w:rPr>
+                <w:noProof/>
+                <w:webHidden/>
+              </w:rPr>
+            </w:r>
+            <w:r>
+              <w:rPr>
+                <w:noProof/>
+                <w:webHidden/>
+              </w:rPr>
+              <w:fldChar w:fldCharType="separate"/>
+            </w:r>
+            <w:r>
+              <w:rPr>
+                <w:noProof/>
+                <w:webHidden/>
+              </w:rPr>
+              <w:t>47</w:t>
+            </w:r>
+            <w:r>
+              <w:rPr>
+                <w:noProof/>
+                <w:webHidden/>
+              </w:rPr>
+              <w:fldChar w:fldCharType="end"/>
+            </w:r>
+          </w:hyperlink>
+        </w:p>
+        <w:p>
+          <w:pPr>
+            <w:pStyle w:val="20"/>
+            <w:tabs>
+              <w:tab w:val="right" w:leader="dot" w:pos="9628"/>
+            </w:tabs>
+            <w:rPr>
+              <w:rFonts w:eastAsiaTheme="minorEastAsia" w:cstheme="minorBidi"/>
+              <w:noProof/>
+              <w:kern w:val="2"/>
+              <w:sz w:val="24"/>
+            </w:rPr>
+          </w:pPr>
+          <w:hyperlink w:anchor="_Toc162341572" w:history="1">
+            <w:r>
+              <w:rPr>
+                <w:rStyle w:val="ab"/>
+                <w:rFonts w:hint="eastAsia"/>
+                <w:noProof/>
+              </w:rPr>
+              <w:t>三、發展心得</w:t>
+            </w:r>
+            <w:r>
+              <w:rPr>
+                <w:noProof/>
+                <w:webHidden/>
+              </w:rPr>
+              <w:tab/>
+            </w:r>
+            <w:r>
+              <w:rPr>
+                <w:noProof/>
+                <w:webHidden/>
+              </w:rPr>
+              <w:fldChar w:fldCharType="begin"/>
+            </w:r>
+            <w:r>
+              <w:rPr>
+                <w:noProof/>
+                <w:webHidden/>
+              </w:rPr>
+              <w:instrText xml:space="preserve"> PAGEREF _Toc162341572 \h </w:instrText>
+            </w:r>
+            <w:r>
+              <w:rPr>
+                <w:noProof/>
+                <w:webHidden/>
+              </w:rPr>
+            </w:r>
+            <w:r>
+              <w:rPr>
+                <w:noProof/>
+                <w:webHidden/>
+              </w:rPr>
+              <w:fldChar w:fldCharType="separate"/>
+            </w:r>
+            <w:r>
+              <w:rPr>
+                <w:noProof/>
+                <w:webHidden/>
+              </w:rPr>
+              <w:t>47</w:t>
+            </w:r>
+            <w:r>
+              <w:rPr>
+                <w:noProof/>
+                <w:webHidden/>
+              </w:rPr>
+              <w:fldChar w:fldCharType="end"/>
+            </w:r>
+          </w:hyperlink>
+        </w:p>
+        <w:p>
+          <w:pPr>
+            <w:pStyle w:val="20"/>
+            <w:tabs>
+              <w:tab w:val="right" w:leader="dot" w:pos="9628"/>
+            </w:tabs>
+            <w:rPr>
+              <w:rFonts w:eastAsiaTheme="minorEastAsia" w:cstheme="minorBidi"/>
+              <w:noProof/>
+              <w:kern w:val="2"/>
+              <w:sz w:val="24"/>
+            </w:rPr>
+          </w:pPr>
+          <w:hyperlink w:anchor="_Toc162341573" w:history="1">
+            <w:r>
+              <w:rPr>
+                <w:rStyle w:val="ab"/>
+                <w:rFonts w:hint="eastAsia"/>
+                <w:noProof/>
+              </w:rPr>
+              <w:t>四、未來展望</w:t>
+            </w:r>
+            <w:r>
+              <w:rPr>
+                <w:noProof/>
+                <w:webHidden/>
+              </w:rPr>
+              <w:tab/>
+            </w:r>
+            <w:r>
+              <w:rPr>
+                <w:noProof/>
+                <w:webHidden/>
+              </w:rPr>
+              <w:fldChar w:fldCharType="begin"/>
+            </w:r>
+            <w:r>
+              <w:rPr>
+                <w:noProof/>
+                <w:webHidden/>
+              </w:rPr>
+              <w:instrText xml:space="preserve"> PAGEREF _Toc162341573 \h </w:instrText>
+            </w:r>
+            <w:r>
+              <w:rPr>
+                <w:noProof/>
+                <w:webHidden/>
+              </w:rPr>
+            </w:r>
+            <w:r>
+              <w:rPr>
+                <w:noProof/>
+                <w:webHidden/>
+              </w:rPr>
+              <w:fldChar w:fldCharType="separate"/>
+            </w:r>
+            <w:r>
+              <w:rPr>
+                <w:noProof/>
+                <w:webHidden/>
+              </w:rPr>
+              <w:t>47</w:t>
+            </w:r>
+            <w:r>
+              <w:rPr>
+                <w:noProof/>
+                <w:webHidden/>
+              </w:rPr>
+              <w:fldChar w:fldCharType="end"/>
+            </w:r>
+          </w:hyperlink>
+        </w:p>
+        <w:p>
+          <w:pPr>
+            <w:pStyle w:val="10"/>
+            <w:tabs>
+              <w:tab w:val="right" w:leader="dot" w:pos="9628"/>
+            </w:tabs>
+            <w:rPr>
+              <w:rFonts w:eastAsiaTheme="minorEastAsia" w:cstheme="minorBidi"/>
+              <w:noProof/>
+              <w:kern w:val="2"/>
+              <w:sz w:val="24"/>
+            </w:rPr>
+          </w:pPr>
+          <w:hyperlink w:anchor="_Toc162341574" w:history="1">
+            <w:r>
+              <w:rPr>
+                <w:rStyle w:val="ab"/>
+                <w:rFonts w:hint="eastAsia"/>
+                <w:noProof/>
+              </w:rPr>
+              <w:t>附</w:t>
+            </w:r>
+            <w:r>
+              <w:rPr>
+                <w:rStyle w:val="ab"/>
+                <w:noProof/>
+              </w:rPr>
+              <w:t xml:space="preserve">  </w:t>
+            </w:r>
+            <w:r>
+              <w:rPr>
+                <w:rStyle w:val="ab"/>
+                <w:rFonts w:hint="eastAsia"/>
+                <w:noProof/>
+              </w:rPr>
+              <w:t>錄</w:t>
+            </w:r>
+            <w:r>
+              <w:rPr>
+                <w:noProof/>
+                <w:webHidden/>
+              </w:rPr>
+              <w:tab/>
+            </w:r>
+            <w:r>
+              <w:rPr>
+                <w:noProof/>
+                <w:webHidden/>
+              </w:rPr>
+              <w:fldChar w:fldCharType="begin"/>
+            </w:r>
+            <w:r>
+              <w:rPr>
+                <w:noProof/>
+                <w:webHidden/>
+              </w:rPr>
+              <w:instrText xml:space="preserve"> PAGEREF _Toc162341574 \h </w:instrText>
+            </w:r>
+            <w:r>
+              <w:rPr>
+                <w:noProof/>
+                <w:webHidden/>
+              </w:rPr>
+            </w:r>
+            <w:r>
+              <w:rPr>
+                <w:noProof/>
+                <w:webHidden/>
+              </w:rPr>
+              <w:fldChar w:fldCharType="separate"/>
+            </w:r>
+            <w:r>
+              <w:rPr>
+                <w:noProof/>
+                <w:webHidden/>
+              </w:rPr>
+              <w:t>49</w:t>
+            </w:r>
+            <w:r>
+              <w:rPr>
+                <w:noProof/>
+                <w:webHidden/>
+              </w:rPr>
+              <w:fldChar w:fldCharType="end"/>
+            </w:r>
+          </w:hyperlink>
+        </w:p>
+        <w:p>
+          <w:pPr>
+            <w:pStyle w:val="20"/>
+            <w:tabs>
+              <w:tab w:val="left" w:pos="960"/>
+              <w:tab w:val="right" w:leader="dot" w:pos="9628"/>
+            </w:tabs>
+            <w:rPr>
+              <w:rFonts w:eastAsiaTheme="minorEastAsia" w:cstheme="minorBidi"/>
+              <w:noProof/>
+              <w:kern w:val="2"/>
+              <w:sz w:val="24"/>
+            </w:rPr>
+          </w:pPr>
+          <w:hyperlink w:anchor="_Toc162341575" w:history="1">
+            <w:r>
+              <w:rPr>
+                <w:rStyle w:val="ab"/>
+                <w:rFonts w:hint="eastAsia"/>
+                <w:noProof/>
+              </w:rPr>
+              <w:t>一、</w:t>
+            </w:r>
+            <w:r>
+              <w:rPr>
+                <w:rFonts w:eastAsiaTheme="minorEastAsia" w:cstheme="minorBidi"/>
+                <w:noProof/>
+                <w:kern w:val="2"/>
+                <w:sz w:val="24"/>
+              </w:rPr>
+              <w:tab/>
+            </w:r>
+            <w:r>
+              <w:rPr>
+                <w:rStyle w:val="ab"/>
+                <w:rFonts w:hint="eastAsia"/>
+                <w:noProof/>
+              </w:rPr>
+              <w:t>進度報告</w:t>
+            </w:r>
+            <w:r>
+              <w:rPr>
+                <w:noProof/>
+                <w:webHidden/>
+              </w:rPr>
+              <w:tab/>
+            </w:r>
+            <w:r>
+              <w:rPr>
+                <w:noProof/>
+                <w:webHidden/>
+              </w:rPr>
+              <w:fldChar w:fldCharType="begin"/>
+            </w:r>
+            <w:r>
+              <w:rPr>
+                <w:noProof/>
+                <w:webHidden/>
+              </w:rPr>
+              <w:instrText xml:space="preserve"> PAGEREF _Toc162341575 \h </w:instrText>
+            </w:r>
+            <w:r>
+              <w:rPr>
+                <w:noProof/>
+                <w:webHidden/>
+              </w:rPr>
+            </w:r>
+            <w:r>
+              <w:rPr>
+                <w:noProof/>
+                <w:webHidden/>
+              </w:rPr>
+              <w:fldChar w:fldCharType="separate"/>
+            </w:r>
+            <w:r>
+              <w:rPr>
+                <w:noProof/>
+                <w:webHidden/>
+              </w:rPr>
+              <w:t>49</w:t>
+            </w:r>
+            <w:r>
+              <w:rPr>
+                <w:noProof/>
+                <w:webHidden/>
+              </w:rPr>
+              <w:fldChar w:fldCharType="end"/>
+            </w:r>
+          </w:hyperlink>
+        </w:p>
+        <w:p>
+          <w:pPr>
+            <w:pStyle w:val="30"/>
+            <w:tabs>
+              <w:tab w:val="right" w:leader="dot" w:pos="9628"/>
+            </w:tabs>
+            <w:rPr>
+              <w:rFonts w:eastAsiaTheme="minorEastAsia" w:cstheme="minorBidi"/>
+              <w:noProof/>
+              <w:kern w:val="2"/>
+              <w:sz w:val="24"/>
+            </w:rPr>
+          </w:pPr>
+          <w:hyperlink w:anchor="_Toc162341576" w:history="1">
+            <w:r>
+              <w:rPr>
+                <w:rStyle w:val="ab"/>
+                <w:noProof/>
+              </w:rPr>
+              <w:t>Sprint 1</w:t>
+            </w:r>
+            <w:r>
+              <w:rPr>
+                <w:rStyle w:val="ab"/>
+                <w:rFonts w:hint="eastAsia"/>
+                <w:noProof/>
+              </w:rPr>
+              <w:t>進度報告</w:t>
+            </w:r>
+            <w:r>
+              <w:rPr>
+                <w:noProof/>
+                <w:webHidden/>
+              </w:rPr>
+              <w:tab/>
+            </w:r>
+            <w:r>
+              <w:rPr>
+                <w:noProof/>
+                <w:webHidden/>
+              </w:rPr>
+              <w:fldChar w:fldCharType="begin"/>
+            </w:r>
+            <w:r>
+              <w:rPr>
+                <w:noProof/>
+                <w:webHidden/>
+              </w:rPr>
+              <w:instrText xml:space="preserve"> PAGEREF _Toc162341576 \h </w:instrText>
+            </w:r>
+            <w:r>
+              <w:rPr>
+                <w:noProof/>
+                <w:webHidden/>
+              </w:rPr>
+            </w:r>
+            <w:r>
+              <w:rPr>
+                <w:noProof/>
+                <w:webHidden/>
+              </w:rPr>
+              <w:fldChar w:fldCharType="separate"/>
+            </w:r>
+            <w:r>
+              <w:rPr>
+                <w:noProof/>
+                <w:webHidden/>
+              </w:rPr>
+              <w:t>49</w:t>
+            </w:r>
+            <w:r>
+              <w:rPr>
+                <w:noProof/>
+                <w:webHidden/>
+              </w:rPr>
+              <w:fldChar w:fldCharType="end"/>
+            </w:r>
+          </w:hyperlink>
+        </w:p>
+        <w:p>
+          <w:pPr>
+            <w:pStyle w:val="30"/>
+            <w:tabs>
+              <w:tab w:val="right" w:leader="dot" w:pos="9628"/>
+            </w:tabs>
+            <w:rPr>
+              <w:rFonts w:eastAsiaTheme="minorEastAsia" w:cstheme="minorBidi"/>
+              <w:noProof/>
+              <w:kern w:val="2"/>
+              <w:sz w:val="24"/>
+            </w:rPr>
+          </w:pPr>
+          <w:hyperlink w:anchor="_Toc162341577" w:history="1">
+            <w:r>
+              <w:rPr>
+                <w:rStyle w:val="ab"/>
+                <w:noProof/>
+              </w:rPr>
+              <w:t>Sprint goal</w:t>
+            </w:r>
+            <w:r>
+              <w:rPr>
+                <w:rStyle w:val="ab"/>
+                <w:rFonts w:hint="eastAsia"/>
+                <w:noProof/>
+              </w:rPr>
+              <w:t>、</w:t>
+            </w:r>
+            <w:r>
+              <w:rPr>
+                <w:rStyle w:val="ab"/>
+                <w:noProof/>
+              </w:rPr>
+              <w:t>epic</w:t>
+            </w:r>
+            <w:r>
+              <w:rPr>
+                <w:rStyle w:val="ab"/>
+                <w:rFonts w:hint="eastAsia"/>
+                <w:noProof/>
+              </w:rPr>
+              <w:t>及</w:t>
+            </w:r>
+            <w:r>
+              <w:rPr>
+                <w:rStyle w:val="ab"/>
+                <w:noProof/>
+              </w:rPr>
+              <w:t>user story</w:t>
+            </w:r>
+            <w:r>
+              <w:rPr>
+                <w:noProof/>
+                <w:webHidden/>
+              </w:rPr>
+              <w:tab/>
+            </w:r>
+            <w:r>
+              <w:rPr>
+                <w:noProof/>
+                <w:webHidden/>
+              </w:rPr>
+              <w:fldChar w:fldCharType="begin"/>
+            </w:r>
+            <w:r>
+              <w:rPr>
+                <w:noProof/>
+                <w:webHidden/>
+              </w:rPr>
+              <w:instrText xml:space="preserve"> PAGEREF _Toc162341577 \h </w:instrText>
+            </w:r>
+            <w:r>
+              <w:rPr>
+                <w:noProof/>
+                <w:webHidden/>
+              </w:rPr>
+            </w:r>
+            <w:r>
+              <w:rPr>
+                <w:noProof/>
+                <w:webHidden/>
+              </w:rPr>
+              <w:fldChar w:fldCharType="separate"/>
+            </w:r>
+            <w:r>
+              <w:rPr>
+                <w:noProof/>
+                <w:webHidden/>
+              </w:rPr>
+              <w:t>49</w:t>
+            </w:r>
+            <w:r>
+              <w:rPr>
+                <w:noProof/>
+                <w:webHidden/>
+              </w:rPr>
+              <w:fldChar w:fldCharType="end"/>
+            </w:r>
+          </w:hyperlink>
+        </w:p>
+        <w:p>
+          <w:pPr>
+            <w:pStyle w:val="30"/>
+            <w:tabs>
+              <w:tab w:val="right" w:leader="dot" w:pos="9628"/>
+            </w:tabs>
+            <w:rPr>
+              <w:rFonts w:eastAsiaTheme="minorEastAsia" w:cstheme="minorBidi"/>
+              <w:noProof/>
+              <w:kern w:val="2"/>
+              <w:sz w:val="24"/>
+            </w:rPr>
+          </w:pPr>
+          <w:hyperlink w:anchor="_Toc162341578" w:history="1">
+            <w:r>
+              <w:rPr>
+                <w:rStyle w:val="ab"/>
+                <w:noProof/>
+              </w:rPr>
+              <w:t>Daily Scrum</w:t>
+            </w:r>
+            <w:r>
+              <w:rPr>
+                <w:rStyle w:val="ab"/>
+                <w:rFonts w:hint="eastAsia"/>
+                <w:noProof/>
+              </w:rPr>
+              <w:t>摘要</w:t>
+            </w:r>
+            <w:r>
+              <w:rPr>
+                <w:noProof/>
+                <w:webHidden/>
+              </w:rPr>
+              <w:tab/>
+            </w:r>
+            <w:r>
+              <w:rPr>
+                <w:noProof/>
+                <w:webHidden/>
+              </w:rPr>
+              <w:fldChar w:fldCharType="begin"/>
+            </w:r>
+            <w:r>
+              <w:rPr>
+                <w:noProof/>
+                <w:webHidden/>
+              </w:rPr>
+              <w:instrText xml:space="preserve"> PAGEREF _Toc162341578 \h </w:instrText>
+            </w:r>
+            <w:r>
+              <w:rPr>
+                <w:noProof/>
+                <w:webHidden/>
+              </w:rPr>
+            </w:r>
+            <w:r>
+              <w:rPr>
+                <w:noProof/>
+                <w:webHidden/>
+              </w:rPr>
+              <w:fldChar w:fldCharType="separate"/>
+            </w:r>
+            <w:r>
+              <w:rPr>
+                <w:noProof/>
+                <w:webHidden/>
+              </w:rPr>
+              <w:t>49</w:t>
+            </w:r>
+            <w:r>
+              <w:rPr>
+                <w:noProof/>
+                <w:webHidden/>
+              </w:rPr>
+              <w:fldChar w:fldCharType="end"/>
+            </w:r>
+          </w:hyperlink>
+        </w:p>
+        <w:p>
+          <w:pPr>
+            <w:pStyle w:val="30"/>
+            <w:tabs>
+              <w:tab w:val="right" w:leader="dot" w:pos="9628"/>
+            </w:tabs>
+            <w:rPr>
+              <w:rFonts w:eastAsiaTheme="minorEastAsia" w:cstheme="minorBidi"/>
+              <w:noProof/>
+              <w:kern w:val="2"/>
+              <w:sz w:val="24"/>
+            </w:rPr>
+          </w:pPr>
+          <w:hyperlink w:anchor="_Toc162341579" w:history="1">
+            <w:r>
+              <w:rPr>
+                <w:rStyle w:val="ab"/>
+                <w:noProof/>
+              </w:rPr>
+              <w:t>Sprint Review</w:t>
+            </w:r>
+            <w:r>
+              <w:rPr>
+                <w:noProof/>
+                <w:webHidden/>
+              </w:rPr>
+              <w:tab/>
+            </w:r>
+            <w:r>
+              <w:rPr>
+                <w:noProof/>
+                <w:webHidden/>
+              </w:rPr>
+              <w:fldChar w:fldCharType="begin"/>
+            </w:r>
+            <w:r>
+              <w:rPr>
+                <w:noProof/>
+                <w:webHidden/>
+              </w:rPr>
+              <w:instrText xml:space="preserve"> PAGEREF _Toc162341579 \h </w:instrText>
+            </w:r>
+            <w:r>
+              <w:rPr>
+                <w:noProof/>
+                <w:webHidden/>
+              </w:rPr>
+            </w:r>
+            <w:r>
+              <w:rPr>
+                <w:noProof/>
+                <w:webHidden/>
+              </w:rPr>
+              <w:fldChar w:fldCharType="separate"/>
+            </w:r>
+            <w:r>
+              <w:rPr>
+                <w:noProof/>
+                <w:webHidden/>
+              </w:rPr>
+              <w:t>50</w:t>
+            </w:r>
+            <w:r>
+              <w:rPr>
+                <w:noProof/>
+                <w:webHidden/>
+              </w:rPr>
+              <w:fldChar w:fldCharType="end"/>
+            </w:r>
+          </w:hyperlink>
+        </w:p>
+        <w:p>
+          <w:pPr>
+            <w:pStyle w:val="30"/>
+            <w:tabs>
+              <w:tab w:val="right" w:leader="dot" w:pos="9628"/>
+            </w:tabs>
+            <w:rPr>
+              <w:rFonts w:eastAsiaTheme="minorEastAsia" w:cstheme="minorBidi"/>
+              <w:noProof/>
+              <w:kern w:val="2"/>
+              <w:sz w:val="24"/>
+            </w:rPr>
+          </w:pPr>
+          <w:hyperlink w:anchor="_Toc162341580" w:history="1">
+            <w:r>
+              <w:rPr>
+                <w:rStyle w:val="ab"/>
+                <w:noProof/>
+              </w:rPr>
+              <w:t>Sprint Retrospective</w:t>
+            </w:r>
+            <w:r>
+              <w:rPr>
+                <w:noProof/>
+                <w:webHidden/>
+              </w:rPr>
+              <w:tab/>
+            </w:r>
+            <w:r>
+              <w:rPr>
+                <w:noProof/>
+                <w:webHidden/>
+              </w:rPr>
+              <w:fldChar w:fldCharType="begin"/>
+            </w:r>
+            <w:r>
+              <w:rPr>
+                <w:noProof/>
+                <w:webHidden/>
+              </w:rPr>
+              <w:instrText xml:space="preserve"> PAGEREF _Toc162341580 \h </w:instrText>
+            </w:r>
+            <w:r>
+              <w:rPr>
+                <w:noProof/>
+                <w:webHidden/>
+              </w:rPr>
+            </w:r>
+            <w:r>
+              <w:rPr>
+                <w:noProof/>
+                <w:webHidden/>
+              </w:rPr>
+              <w:fldChar w:fldCharType="separate"/>
+            </w:r>
+            <w:r>
+              <w:rPr>
+                <w:noProof/>
+                <w:webHidden/>
+              </w:rPr>
+              <w:t>50</w:t>
+            </w:r>
+            <w:r>
+              <w:rPr>
+                <w:noProof/>
+                <w:webHidden/>
+              </w:rPr>
+              <w:fldChar w:fldCharType="end"/>
+            </w:r>
+          </w:hyperlink>
+        </w:p>
+        <w:p>
+          <w:pPr>
+            <w:pStyle w:val="30"/>
+            <w:tabs>
+              <w:tab w:val="right" w:leader="dot" w:pos="9628"/>
+            </w:tabs>
+            <w:rPr>
+              <w:rFonts w:eastAsiaTheme="minorEastAsia" w:cstheme="minorBidi"/>
+              <w:noProof/>
+              <w:kern w:val="2"/>
+              <w:sz w:val="24"/>
+            </w:rPr>
+          </w:pPr>
+          <w:hyperlink w:anchor="_Toc162341581" w:history="1">
+            <w:r>
+              <w:rPr>
+                <w:rStyle w:val="ab"/>
+                <w:rFonts w:hint="eastAsia"/>
+                <w:noProof/>
+              </w:rPr>
+              <w:t>下個</w:t>
+            </w:r>
+            <w:r>
+              <w:rPr>
+                <w:rStyle w:val="ab"/>
+                <w:noProof/>
+              </w:rPr>
+              <w:t>Sprint</w:t>
+            </w:r>
+            <w:r>
+              <w:rPr>
+                <w:rStyle w:val="ab"/>
+                <w:rFonts w:hint="eastAsia"/>
+                <w:noProof/>
+              </w:rPr>
+              <w:t>的</w:t>
+            </w:r>
+            <w:r>
+              <w:rPr>
+                <w:rStyle w:val="ab"/>
+                <w:noProof/>
+              </w:rPr>
+              <w:t>Sprint goal</w:t>
+            </w:r>
+            <w:r>
+              <w:rPr>
+                <w:rStyle w:val="ab"/>
+                <w:rFonts w:hint="eastAsia"/>
+                <w:noProof/>
+              </w:rPr>
+              <w:t>及</w:t>
+            </w:r>
+            <w:r>
+              <w:rPr>
+                <w:rStyle w:val="ab"/>
+                <w:noProof/>
+              </w:rPr>
+              <w:t>user story</w:t>
+            </w:r>
+            <w:r>
+              <w:rPr>
+                <w:noProof/>
+                <w:webHidden/>
+              </w:rPr>
+              <w:tab/>
+            </w:r>
+            <w:r>
+              <w:rPr>
+                <w:noProof/>
+                <w:webHidden/>
+              </w:rPr>
+              <w:fldChar w:fldCharType="begin"/>
+            </w:r>
+            <w:r>
+              <w:rPr>
+                <w:noProof/>
+                <w:webHidden/>
+              </w:rPr>
+              <w:instrText xml:space="preserve"> PAGEREF _Toc162341581 \h </w:instrText>
+            </w:r>
+            <w:r>
+              <w:rPr>
+                <w:noProof/>
+                <w:webHidden/>
+              </w:rPr>
+            </w:r>
+            <w:r>
+              <w:rPr>
+                <w:noProof/>
+                <w:webHidden/>
+              </w:rPr>
+              <w:fldChar w:fldCharType="separate"/>
+            </w:r>
+            <w:r>
+              <w:rPr>
+                <w:noProof/>
+                <w:webHidden/>
+              </w:rPr>
+              <w:t>51</w:t>
+            </w:r>
+            <w:r>
+              <w:rPr>
+                <w:noProof/>
+                <w:webHidden/>
+              </w:rPr>
+              <w:fldChar w:fldCharType="end"/>
+            </w:r>
+          </w:hyperlink>
+        </w:p>
+        <w:p>
+          <w:pPr>
+            <w:pStyle w:val="30"/>
+            <w:tabs>
+              <w:tab w:val="right" w:leader="dot" w:pos="9628"/>
+            </w:tabs>
+            <w:rPr>
+              <w:rFonts w:eastAsiaTheme="minorEastAsia" w:cstheme="minorBidi"/>
+              <w:noProof/>
+              <w:kern w:val="2"/>
+              <w:sz w:val="24"/>
+            </w:rPr>
+          </w:pPr>
+          <w:hyperlink w:anchor="_Toc162341582" w:history="1">
+            <w:r>
+              <w:rPr>
+                <w:rStyle w:val="ab"/>
+                <w:rFonts w:hint="eastAsia"/>
+                <w:noProof/>
+              </w:rPr>
+              <w:t>分工與貢獻度說明</w:t>
+            </w:r>
+            <w:r>
+              <w:rPr>
+                <w:noProof/>
+                <w:webHidden/>
+              </w:rPr>
+              <w:tab/>
+            </w:r>
+            <w:r>
+              <w:rPr>
+                <w:noProof/>
+                <w:webHidden/>
+              </w:rPr>
+              <w:fldChar w:fldCharType="begin"/>
+            </w:r>
+            <w:r>
+              <w:rPr>
+                <w:noProof/>
+                <w:webHidden/>
+              </w:rPr>
+              <w:instrText xml:space="preserve"> PAGEREF _Toc162341582 \h </w:instrText>
+            </w:r>
+            <w:r>
+              <w:rPr>
+                <w:noProof/>
+                <w:webHidden/>
+              </w:rPr>
+            </w:r>
+            <w:r>
+              <w:rPr>
+                <w:noProof/>
+                <w:webHidden/>
+              </w:rPr>
+              <w:fldChar w:fldCharType="separate"/>
+            </w:r>
+            <w:r>
+              <w:rPr>
+                <w:noProof/>
+                <w:webHidden/>
+              </w:rPr>
+              <w:t>51</w:t>
+            </w:r>
+            <w:r>
+              <w:rPr>
+                <w:noProof/>
+                <w:webHidden/>
+              </w:rPr>
+              <w:fldChar w:fldCharType="end"/>
+            </w:r>
+          </w:hyperlink>
+        </w:p>
+        <w:p>
+          <w:pPr>
+            <w:pStyle w:val="20"/>
+            <w:tabs>
+              <w:tab w:val="right" w:leader="dot" w:pos="9628"/>
+            </w:tabs>
+            <w:rPr>
+              <w:rFonts w:eastAsiaTheme="minorEastAsia" w:cstheme="minorBidi"/>
+              <w:noProof/>
+              <w:kern w:val="2"/>
+              <w:sz w:val="24"/>
+            </w:rPr>
+          </w:pPr>
+          <w:hyperlink w:anchor="_Toc162341583" w:history="1">
+            <w:r>
+              <w:rPr>
+                <w:rStyle w:val="ab"/>
+                <w:rFonts w:hint="eastAsia"/>
+                <w:noProof/>
+              </w:rPr>
+              <w:t>二、參考資料</w:t>
+            </w:r>
+            <w:r>
+              <w:rPr>
+                <w:noProof/>
+                <w:webHidden/>
+              </w:rPr>
+              <w:tab/>
+            </w:r>
+            <w:r>
+              <w:rPr>
+                <w:noProof/>
+                <w:webHidden/>
+              </w:rPr>
+              <w:fldChar w:fldCharType="begin"/>
+            </w:r>
+            <w:r>
+              <w:rPr>
+                <w:noProof/>
+                <w:webHidden/>
+              </w:rPr>
+              <w:instrText xml:space="preserve"> PAGEREF _Toc162341583 \h </w:instrText>
+            </w:r>
+            <w:r>
+              <w:rPr>
+                <w:noProof/>
+                <w:webHidden/>
+              </w:rPr>
+            </w:r>
+            <w:r>
+              <w:rPr>
+                <w:noProof/>
+                <w:webHidden/>
+              </w:rPr>
+              <w:fldChar w:fldCharType="separate"/>
+            </w:r>
+            <w:r>
+              <w:rPr>
+                <w:noProof/>
+                <w:webHidden/>
+              </w:rPr>
+              <w:t>53</w:t>
+            </w:r>
+            <w:r>
+              <w:rPr>
+                <w:noProof/>
+                <w:webHidden/>
+              </w:rPr>
+              <w:fldChar w:fldCharType="end"/>
+            </w:r>
+          </w:hyperlink>
+        </w:p>
+        <w:p>
+          <w:pPr>
+            <w:rPr>
+              <w:b/>
+              <w:bCs/>
+            </w:rPr>
+          </w:pPr>
+          <w:r>
+            <w:rPr>
+              <w:rFonts w:ascii="標楷體" w:hAnsi="標楷體"/>
+              <w:b/>
+              <w:bCs/>
+            </w:rPr>
+            <w:fldChar w:fldCharType="end"/>
+          </w:r>
+        </w:p>
+      </w:sdtContent>
+    </w:sdt>
+    <w:p>
+      <w:pPr>
+        <w:rPr>
+          <w:rFonts w:hint="eastAsia"/>
+        </w:rPr>
+      </w:pPr>
+    </w:p>
     <w:p>
       <w:pPr>
         <w:rPr>
@@ -43,6 +2314,7 @@
       <w:bookmarkStart w:id="1" w:name="_uym7sv27y06z" w:colFirst="0" w:colLast="0"/>
       <w:bookmarkEnd w:id="1"/>
       <w:r>
+        <w:lastRenderedPageBreak/>
         <w:t>第一章</w:t>
       </w:r>
       <w:r>
@@ -87,8 +2359,11 @@
           <w:numId w:val="3"/>
         </w:numPr>
         <w:rPr>
-          <w:sz w:val="28"/>
-          <w:szCs w:val="28"/>
+          <w:rFonts w:ascii="Arial Unicode MS" w:eastAsia="Arial Unicode MS" w:hAnsi="Arial Unicode MS" w:cs="Arial Unicode MS"/>
+          <w:color w:val="1F1F1F"/>
+          <w:sz w:val="28"/>
+          <w:szCs w:val="28"/>
+          <w:lang w:val="en-US"/>
         </w:rPr>
       </w:pPr>
       <w:r>
@@ -109,87 +2384,545 @@
           <w:sz w:val="28"/>
           <w:szCs w:val="28"/>
         </w:rPr>
-        <w:t>：學生</w:t>
+        <w:t>：</w:t>
+      </w:r>
+      <w:r>
+        <w:rPr>
+          <w:rFonts w:ascii="新細明體" w:eastAsia="新細明體" w:hAnsi="新細明體" w:cs="新細明體" w:hint="eastAsia"/>
+          <w:color w:val="1F1F1F"/>
+          <w:sz w:val="28"/>
+          <w:szCs w:val="28"/>
+          <w:lang w:val="en-US"/>
+        </w:rPr>
+        <w:t>在現行的大學修業體制下，學生的畢業資格審查往往伴隨著高度的資訊不對稱與繁瑣的人工比對過程。本專案聚焦於以下兩大核心痛點，分別從「學生端」與「系所行政端」進行剖析：</w:t>
+      </w:r>
+    </w:p>
+    <w:p>
+      <w:pPr>
+        <w:ind w:left="720"/>
+        <w:rPr>
+          <w:rFonts w:ascii="Arial Unicode MS" w:eastAsia="Arial Unicode MS" w:hAnsi="Arial Unicode MS" w:cs="Arial Unicode MS"/>
+          <w:color w:val="1F1F1F"/>
+          <w:sz w:val="28"/>
+          <w:szCs w:val="28"/>
+          <w:lang w:val="en-US"/>
+        </w:rPr>
+      </w:pPr>
+      <w:r>
+        <w:rPr>
+          <w:rFonts w:ascii="新細明體" w:eastAsia="新細明體" w:hAnsi="新細明體" w:cs="新細明體" w:hint="eastAsia"/>
+          <w:b/>
+          <w:bCs/>
+          <w:color w:val="1F1F1F"/>
+          <w:sz w:val="28"/>
+          <w:szCs w:val="28"/>
+          <w:lang w:val="en-US"/>
+        </w:rPr>
+        <w:t>一、</w:t>
+      </w:r>
+      <w:r>
+        <w:rPr>
+          <w:rFonts w:ascii="Arial Unicode MS" w:eastAsia="Arial Unicode MS" w:hAnsi="Arial Unicode MS" w:cs="Arial Unicode MS"/>
+          <w:b/>
+          <w:bCs/>
+          <w:color w:val="1F1F1F"/>
+          <w:sz w:val="28"/>
+          <w:szCs w:val="28"/>
+          <w:lang w:val="en-US"/>
+        </w:rPr>
+        <w:t xml:space="preserve"> </w:t>
+      </w:r>
+      <w:r>
+        <w:rPr>
+          <w:rFonts w:ascii="新細明體" w:eastAsia="新細明體" w:hAnsi="新細明體" w:cs="新細明體" w:hint="eastAsia"/>
+          <w:b/>
+          <w:bCs/>
+          <w:color w:val="1F1F1F"/>
+          <w:sz w:val="28"/>
+          <w:szCs w:val="28"/>
+          <w:lang w:val="en-US"/>
+        </w:rPr>
+        <w:t>學生端：資訊破碎與選課決策困境</w:t>
+      </w:r>
+    </w:p>
+    <w:p>
+      <w:pPr>
+        <w:ind w:left="720"/>
+        <w:rPr>
+          <w:rFonts w:ascii="Arial Unicode MS" w:eastAsia="Arial Unicode MS" w:hAnsi="Arial Unicode MS" w:cs="Arial Unicode MS"/>
+          <w:color w:val="1F1F1F"/>
+          <w:sz w:val="28"/>
+          <w:szCs w:val="28"/>
+          <w:lang w:val="en-US"/>
+        </w:rPr>
+      </w:pPr>
+      <w:r>
+        <w:rPr>
+          <w:rFonts w:ascii="新細明體" w:eastAsia="新細明體" w:hAnsi="新細明體" w:cs="新細明體" w:hint="eastAsia"/>
+          <w:b/>
+          <w:bCs/>
+          <w:color w:val="1F1F1F"/>
+          <w:sz w:val="28"/>
+          <w:szCs w:val="28"/>
+          <w:lang w:val="en-US"/>
+        </w:rPr>
+        <w:t>人工計算耗時且容錯率極低</w:t>
+      </w:r>
+      <w:r>
+        <w:rPr>
+          <w:rFonts w:ascii="新細明體" w:eastAsia="新細明體" w:hAnsi="新細明體" w:cs="新細明體" w:hint="eastAsia"/>
+          <w:color w:val="1F1F1F"/>
+          <w:sz w:val="28"/>
+          <w:szCs w:val="28"/>
+          <w:lang w:val="en-US"/>
+        </w:rPr>
+        <w:t>：對於</w:t>
       </w:r>
       <w:proofErr w:type="gramStart"/>
       <w:r>
         <w:rPr>
-          <w:rFonts w:ascii="Arial Unicode MS" w:eastAsia="Arial Unicode MS" w:hAnsi="Arial Unicode MS" w:cs="Arial Unicode MS"/>
-          <w:color w:val="1F1F1F"/>
-          <w:sz w:val="28"/>
-          <w:szCs w:val="28"/>
+          <w:rFonts w:ascii="新細明體" w:eastAsia="新細明體" w:hAnsi="新細明體" w:cs="新細明體" w:hint="eastAsia"/>
+          <w:color w:val="1F1F1F"/>
+          <w:sz w:val="28"/>
+          <w:szCs w:val="28"/>
+          <w:lang w:val="en-US"/>
         </w:rPr>
         <w:t>面臨多科不</w:t>
       </w:r>
       <w:proofErr w:type="gramEnd"/>
       <w:r>
         <w:rPr>
-          <w:rFonts w:ascii="Arial Unicode MS" w:eastAsia="Arial Unicode MS" w:hAnsi="Arial Unicode MS" w:cs="Arial Unicode MS"/>
-          <w:color w:val="1F1F1F"/>
-          <w:sz w:val="28"/>
-          <w:szCs w:val="28"/>
-        </w:rPr>
-        <w:t>及格、可能</w:t>
+          <w:rFonts w:ascii="新細明體" w:eastAsia="新細明體" w:hAnsi="新細明體" w:cs="新細明體" w:hint="eastAsia"/>
+          <w:color w:val="1F1F1F"/>
+          <w:sz w:val="28"/>
+          <w:szCs w:val="28"/>
+          <w:lang w:val="en-US"/>
+        </w:rPr>
+        <w:t>及格、身處「</w:t>
       </w:r>
       <w:proofErr w:type="gramStart"/>
       <w:r>
         <w:rPr>
-          <w:rFonts w:ascii="Arial Unicode MS" w:eastAsia="Arial Unicode MS" w:hAnsi="Arial Unicode MS" w:cs="Arial Unicode MS"/>
-          <w:color w:val="1F1F1F"/>
-          <w:sz w:val="28"/>
-          <w:szCs w:val="28"/>
-        </w:rPr>
-        <w:t>有延畢危機</w:t>
+          <w:rFonts w:ascii="新細明體" w:eastAsia="新細明體" w:hAnsi="新細明體" w:cs="新細明體" w:hint="eastAsia"/>
+          <w:color w:val="1F1F1F"/>
+          <w:sz w:val="28"/>
+          <w:szCs w:val="28"/>
+          <w:lang w:val="en-US"/>
+        </w:rPr>
+        <w:t>延畢危機</w:t>
       </w:r>
       <w:proofErr w:type="gramEnd"/>
       <w:r>
         <w:rPr>
-          <w:rFonts w:ascii="Arial Unicode MS" w:eastAsia="Arial Unicode MS" w:hAnsi="Arial Unicode MS" w:cs="Arial Unicode MS"/>
-          <w:color w:val="1F1F1F"/>
-          <w:sz w:val="28"/>
-          <w:szCs w:val="28"/>
-        </w:rPr>
-        <w:t>時，由於手動查詢成績缺乏熱忱，且自行比對散落各處的畢業門檻資訊極度耗時且容易出錯。</w:t>
+          <w:rFonts w:ascii="新細明體" w:eastAsia="新細明體" w:hAnsi="新細明體" w:cs="新細明體" w:hint="eastAsia"/>
+          <w:color w:val="1F1F1F"/>
+          <w:sz w:val="28"/>
+          <w:szCs w:val="28"/>
+          <w:lang w:val="en-US"/>
+        </w:rPr>
+        <w:t>」邊緣的學生而言，確認自身學分現況是一項巨大的心理與操作挑戰。學生需自行至校務系統逐筆查詢歷年成績，並手動對照其入學年度的畢業門檻。由於畢業條件繁雜（涵蓋全人</w:t>
+      </w:r>
+      <w:r>
+        <w:rPr>
+          <w:rFonts w:ascii="Arial Unicode MS" w:eastAsia="Arial Unicode MS" w:hAnsi="Arial Unicode MS" w:cs="Arial Unicode MS"/>
+          <w:color w:val="1F1F1F"/>
+          <w:sz w:val="28"/>
+          <w:szCs w:val="28"/>
+          <w:lang w:val="en-US"/>
+        </w:rPr>
+        <w:t>/</w:t>
       </w:r>
       <w:proofErr w:type="gramStart"/>
       <w:r>
         <w:rPr>
-          <w:rFonts w:ascii="Arial Unicode MS" w:eastAsia="Arial Unicode MS" w:hAnsi="Arial Unicode MS" w:cs="Arial Unicode MS"/>
-          <w:color w:val="1F1F1F"/>
-          <w:sz w:val="28"/>
-          <w:szCs w:val="28"/>
-        </w:rPr>
-        <w:t>此外，</w:t>
+          <w:rFonts w:ascii="新細明體" w:eastAsia="新細明體" w:hAnsi="新細明體" w:cs="新細明體" w:hint="eastAsia"/>
+          <w:color w:val="1F1F1F"/>
+          <w:sz w:val="28"/>
+          <w:szCs w:val="28"/>
+          <w:lang w:val="en-US"/>
+        </w:rPr>
+        <w:t>校定</w:t>
       </w:r>
       <w:proofErr w:type="gramEnd"/>
       <w:r>
         <w:rPr>
-          <w:rFonts w:ascii="Arial Unicode MS" w:eastAsia="Arial Unicode MS" w:hAnsi="Arial Unicode MS" w:cs="Arial Unicode MS"/>
-          <w:color w:val="1F1F1F"/>
-          <w:sz w:val="28"/>
-          <w:szCs w:val="28"/>
-        </w:rPr>
-        <w:t>因缺乏指引常導致</w:t>
+          <w:rFonts w:ascii="新細明體" w:eastAsia="新細明體" w:hAnsi="新細明體" w:cs="新細明體" w:hint="eastAsia"/>
+          <w:color w:val="1F1F1F"/>
+          <w:sz w:val="28"/>
+          <w:szCs w:val="28"/>
+          <w:lang w:val="en-US"/>
+        </w:rPr>
+        <w:t>、院系必修、必選修、學年課等），純人工的加總計算極易出錯。</w:t>
       </w:r>
       <w:proofErr w:type="gramStart"/>
       <w:r>
         <w:rPr>
-          <w:rFonts w:ascii="Arial Unicode MS" w:eastAsia="Arial Unicode MS" w:hAnsi="Arial Unicode MS" w:cs="Arial Unicode MS"/>
-          <w:color w:val="1F1F1F"/>
-          <w:sz w:val="28"/>
-          <w:szCs w:val="28"/>
-        </w:rPr>
-        <w:t>選錯課的</w:t>
+          <w:rFonts w:ascii="新細明體" w:eastAsia="新細明體" w:hAnsi="新細明體" w:cs="新細明體" w:hint="eastAsia"/>
+          <w:color w:val="1F1F1F"/>
+          <w:sz w:val="28"/>
+          <w:szCs w:val="28"/>
+          <w:lang w:val="en-US"/>
+        </w:rPr>
+        <w:t>一旦漏算或</w:t>
       </w:r>
       <w:proofErr w:type="gramEnd"/>
       <w:r>
         <w:rPr>
-          <w:rFonts w:ascii="Arial Unicode MS" w:eastAsia="Arial Unicode MS" w:hAnsi="Arial Unicode MS" w:cs="Arial Unicode MS"/>
-          <w:color w:val="1F1F1F"/>
-          <w:sz w:val="28"/>
-          <w:szCs w:val="28"/>
-        </w:rPr>
-        <w:t>問題。對系辦秘書而言，需頻繁且重複地回答學生關於「到底能不能畢業」的詢問，造成龐大的行政負擔。</w:t>
+          <w:rFonts w:ascii="新細明體" w:eastAsia="新細明體" w:hAnsi="新細明體" w:cs="新細明體" w:hint="eastAsia"/>
+          <w:color w:val="1F1F1F"/>
+          <w:sz w:val="28"/>
+          <w:szCs w:val="28"/>
+          <w:lang w:val="en-US"/>
+        </w:rPr>
+        <w:t>錯認學分性質，將直接導致無可挽回</w:t>
+      </w:r>
+      <w:proofErr w:type="gramStart"/>
+      <w:r>
+        <w:rPr>
+          <w:rFonts w:ascii="新細明體" w:eastAsia="新細明體" w:hAnsi="新細明體" w:cs="新細明體" w:hint="eastAsia"/>
+          <w:color w:val="1F1F1F"/>
+          <w:sz w:val="28"/>
+          <w:szCs w:val="28"/>
+          <w:lang w:val="en-US"/>
+        </w:rPr>
+        <w:t>的延畢後果</w:t>
+      </w:r>
+      <w:proofErr w:type="gramEnd"/>
+      <w:r>
+        <w:rPr>
+          <w:rFonts w:ascii="新細明體" w:eastAsia="新細明體" w:hAnsi="新細明體" w:cs="新細明體" w:hint="eastAsia"/>
+          <w:color w:val="1F1F1F"/>
+          <w:sz w:val="28"/>
+          <w:szCs w:val="28"/>
+          <w:lang w:val="en-US"/>
+        </w:rPr>
+        <w:t>。</w:t>
+      </w:r>
+    </w:p>
+    <w:p>
+      <w:pPr>
+        <w:ind w:left="720"/>
+        <w:rPr>
+          <w:rFonts w:ascii="Arial Unicode MS" w:eastAsia="Arial Unicode MS" w:hAnsi="Arial Unicode MS" w:cs="Arial Unicode MS"/>
+          <w:color w:val="1F1F1F"/>
+          <w:sz w:val="28"/>
+          <w:szCs w:val="28"/>
+          <w:lang w:val="en-US"/>
+        </w:rPr>
+      </w:pPr>
+      <w:r>
+        <w:rPr>
+          <w:rFonts w:ascii="新細明體" w:eastAsia="新細明體" w:hAnsi="新細明體" w:cs="新細明體" w:hint="eastAsia"/>
+          <w:b/>
+          <w:bCs/>
+          <w:color w:val="1F1F1F"/>
+          <w:sz w:val="28"/>
+          <w:szCs w:val="28"/>
+          <w:lang w:val="en-US"/>
+        </w:rPr>
+        <w:t>門檻資訊散落，缺乏整合檢視視角</w:t>
+      </w:r>
+      <w:r>
+        <w:rPr>
+          <w:rFonts w:ascii="新細明體" w:eastAsia="新細明體" w:hAnsi="新細明體" w:cs="新細明體" w:hint="eastAsia"/>
+          <w:color w:val="1F1F1F"/>
+          <w:sz w:val="28"/>
+          <w:szCs w:val="28"/>
+          <w:lang w:val="en-US"/>
+        </w:rPr>
+        <w:t>：各系所的特殊規定</w:t>
+      </w:r>
+      <w:proofErr w:type="gramStart"/>
+      <w:r>
+        <w:rPr>
+          <w:rFonts w:ascii="新細明體" w:eastAsia="新細明體" w:hAnsi="新細明體" w:cs="新細明體" w:hint="eastAsia"/>
+          <w:color w:val="1F1F1F"/>
+          <w:sz w:val="28"/>
+          <w:szCs w:val="28"/>
+          <w:lang w:val="en-US"/>
+        </w:rPr>
+        <w:t>（</w:t>
+      </w:r>
+      <w:proofErr w:type="gramEnd"/>
+      <w:r>
+        <w:rPr>
+          <w:rFonts w:ascii="新細明體" w:eastAsia="新細明體" w:hAnsi="新細明體" w:cs="新細明體" w:hint="eastAsia"/>
+          <w:color w:val="1F1F1F"/>
+          <w:sz w:val="28"/>
+          <w:szCs w:val="28"/>
+          <w:lang w:val="en-US"/>
+        </w:rPr>
+        <w:t>例如：特定的英文專業科目門檻、抵免學分規定、學分學程等</w:t>
+      </w:r>
+      <w:proofErr w:type="gramStart"/>
+      <w:r>
+        <w:rPr>
+          <w:rFonts w:ascii="新細明體" w:eastAsia="新細明體" w:hAnsi="新細明體" w:cs="新細明體" w:hint="eastAsia"/>
+          <w:color w:val="1F1F1F"/>
+          <w:sz w:val="28"/>
+          <w:szCs w:val="28"/>
+          <w:lang w:val="en-US"/>
+        </w:rPr>
+        <w:t>）</w:t>
+      </w:r>
+      <w:proofErr w:type="gramEnd"/>
+      <w:r>
+        <w:rPr>
+          <w:rFonts w:ascii="新細明體" w:eastAsia="新細明體" w:hAnsi="新細明體" w:cs="新細明體" w:hint="eastAsia"/>
+          <w:color w:val="1F1F1F"/>
+          <w:sz w:val="28"/>
+          <w:szCs w:val="28"/>
+          <w:lang w:val="en-US"/>
+        </w:rPr>
+        <w:t>往往散落於不同</w:t>
+      </w:r>
+      <w:proofErr w:type="gramStart"/>
+      <w:r>
+        <w:rPr>
+          <w:rFonts w:ascii="新細明體" w:eastAsia="新細明體" w:hAnsi="新細明體" w:cs="新細明體" w:hint="eastAsia"/>
+          <w:color w:val="1F1F1F"/>
+          <w:sz w:val="28"/>
+          <w:szCs w:val="28"/>
+          <w:lang w:val="en-US"/>
+        </w:rPr>
+        <w:t>的系網公告</w:t>
+      </w:r>
+      <w:proofErr w:type="gramEnd"/>
+      <w:r>
+        <w:rPr>
+          <w:rFonts w:ascii="新細明體" w:eastAsia="新細明體" w:hAnsi="新細明體" w:cs="新細明體" w:hint="eastAsia"/>
+          <w:color w:val="1F1F1F"/>
+          <w:sz w:val="28"/>
+          <w:szCs w:val="28"/>
+          <w:lang w:val="en-US"/>
+        </w:rPr>
+        <w:t>或修業手冊中。現有系統並未將這些零散規則自動化綁定個人成績，學生難以在單一介面內統合自身「已修學分」與「應修學分」的實際落差，常處於資訊焦慮的狀態。</w:t>
+      </w:r>
+    </w:p>
+    <w:p>
+      <w:pPr>
+        <w:ind w:left="720"/>
+        <w:rPr>
+          <w:rFonts w:ascii="Arial Unicode MS" w:eastAsia="Arial Unicode MS" w:hAnsi="Arial Unicode MS" w:cs="Arial Unicode MS"/>
+          <w:color w:val="1F1F1F"/>
+          <w:sz w:val="28"/>
+          <w:szCs w:val="28"/>
+          <w:lang w:val="en-US"/>
+        </w:rPr>
+      </w:pPr>
+      <w:r>
+        <w:rPr>
+          <w:rFonts w:ascii="新細明體" w:eastAsia="新細明體" w:hAnsi="新細明體" w:cs="新細明體" w:hint="eastAsia"/>
+          <w:b/>
+          <w:bCs/>
+          <w:color w:val="1F1F1F"/>
+          <w:sz w:val="28"/>
+          <w:szCs w:val="28"/>
+          <w:lang w:val="en-US"/>
+        </w:rPr>
+        <w:t>二、</w:t>
+      </w:r>
+      <w:r>
+        <w:rPr>
+          <w:rFonts w:ascii="Arial Unicode MS" w:eastAsia="Arial Unicode MS" w:hAnsi="Arial Unicode MS" w:cs="Arial Unicode MS"/>
+          <w:b/>
+          <w:bCs/>
+          <w:color w:val="1F1F1F"/>
+          <w:sz w:val="28"/>
+          <w:szCs w:val="28"/>
+          <w:lang w:val="en-US"/>
+        </w:rPr>
+        <w:t xml:space="preserve"> </w:t>
+      </w:r>
+      <w:r>
+        <w:rPr>
+          <w:rFonts w:ascii="新細明體" w:eastAsia="新細明體" w:hAnsi="新細明體" w:cs="新細明體" w:hint="eastAsia"/>
+          <w:b/>
+          <w:bCs/>
+          <w:color w:val="1F1F1F"/>
+          <w:sz w:val="28"/>
+          <w:szCs w:val="28"/>
+          <w:lang w:val="en-US"/>
+        </w:rPr>
+        <w:t>系所行政端：重複性諮詢造成的龐大負擔</w:t>
+      </w:r>
+    </w:p>
+    <w:p>
+      <w:pPr>
+        <w:ind w:left="720"/>
+        <w:rPr>
+          <w:rFonts w:ascii="Arial Unicode MS" w:eastAsia="Arial Unicode MS" w:hAnsi="Arial Unicode MS" w:cs="Arial Unicode MS"/>
+          <w:color w:val="1F1F1F"/>
+          <w:sz w:val="28"/>
+          <w:szCs w:val="28"/>
+          <w:lang w:val="en-US"/>
+        </w:rPr>
+      </w:pPr>
+      <w:r>
+        <w:rPr>
+          <w:rFonts w:ascii="新細明體" w:eastAsia="新細明體" w:hAnsi="新細明體" w:cs="新細明體" w:hint="eastAsia"/>
+          <w:b/>
+          <w:bCs/>
+          <w:color w:val="1F1F1F"/>
+          <w:sz w:val="28"/>
+          <w:szCs w:val="28"/>
+          <w:lang w:val="en-US"/>
+        </w:rPr>
+        <w:t>高頻率的無效溝通</w:t>
+      </w:r>
+      <w:r>
+        <w:rPr>
+          <w:rFonts w:ascii="新細明體" w:eastAsia="新細明體" w:hAnsi="新細明體" w:cs="新細明體" w:hint="eastAsia"/>
+          <w:color w:val="1F1F1F"/>
+          <w:sz w:val="28"/>
+          <w:szCs w:val="28"/>
+          <w:lang w:val="en-US"/>
+        </w:rPr>
+        <w:t>：由於學生缺乏具備公</w:t>
+      </w:r>
+      <w:proofErr w:type="gramStart"/>
+      <w:r>
+        <w:rPr>
+          <w:rFonts w:ascii="新細明體" w:eastAsia="新細明體" w:hAnsi="新細明體" w:cs="新細明體" w:hint="eastAsia"/>
+          <w:color w:val="1F1F1F"/>
+          <w:sz w:val="28"/>
+          <w:szCs w:val="28"/>
+          <w:lang w:val="en-US"/>
+        </w:rPr>
+        <w:t>信力且易</w:t>
+      </w:r>
+      <w:proofErr w:type="gramEnd"/>
+      <w:r>
+        <w:rPr>
+          <w:rFonts w:ascii="新細明體" w:eastAsia="新細明體" w:hAnsi="新細明體" w:cs="新細明體" w:hint="eastAsia"/>
+          <w:color w:val="1F1F1F"/>
+          <w:sz w:val="28"/>
+          <w:szCs w:val="28"/>
+          <w:lang w:val="en-US"/>
+        </w:rPr>
+        <w:t>用的自助檢核工具，每逢選課期或畢業初審階段，系辦秘書便會面臨大量且重複的詢問</w:t>
+      </w:r>
+      <w:proofErr w:type="gramStart"/>
+      <w:r>
+        <w:rPr>
+          <w:rFonts w:ascii="新細明體" w:eastAsia="新細明體" w:hAnsi="新細明體" w:cs="新細明體" w:hint="eastAsia"/>
+          <w:color w:val="1F1F1F"/>
+          <w:sz w:val="28"/>
+          <w:szCs w:val="28"/>
+          <w:lang w:val="en-US"/>
+        </w:rPr>
+        <w:t>（</w:t>
+      </w:r>
+      <w:proofErr w:type="gramEnd"/>
+      <w:r>
+        <w:rPr>
+          <w:rFonts w:ascii="新細明體" w:eastAsia="新細明體" w:hAnsi="新細明體" w:cs="新細明體" w:hint="eastAsia"/>
+          <w:color w:val="1F1F1F"/>
+          <w:sz w:val="28"/>
+          <w:szCs w:val="28"/>
+          <w:lang w:val="en-US"/>
+        </w:rPr>
+        <w:t>例如：「我這樣到底能不能畢業？」、「我還缺哪幾種學分？」</w:t>
+      </w:r>
+      <w:proofErr w:type="gramStart"/>
+      <w:r>
+        <w:rPr>
+          <w:rFonts w:ascii="新細明體" w:eastAsia="新細明體" w:hAnsi="新細明體" w:cs="新細明體" w:hint="eastAsia"/>
+          <w:color w:val="1F1F1F"/>
+          <w:sz w:val="28"/>
+          <w:szCs w:val="28"/>
+          <w:lang w:val="en-US"/>
+        </w:rPr>
+        <w:t>）</w:t>
+      </w:r>
+      <w:proofErr w:type="gramEnd"/>
+      <w:r>
+        <w:rPr>
+          <w:rFonts w:ascii="新細明體" w:eastAsia="新細明體" w:hAnsi="新細明體" w:cs="新細明體" w:hint="eastAsia"/>
+          <w:color w:val="1F1F1F"/>
+          <w:sz w:val="28"/>
+          <w:szCs w:val="28"/>
+          <w:lang w:val="en-US"/>
+        </w:rPr>
+        <w:t>。</w:t>
+      </w:r>
+    </w:p>
+    <w:p>
+      <w:pPr>
+        <w:ind w:left="720"/>
+        <w:rPr>
+          <w:rFonts w:ascii="Arial Unicode MS" w:eastAsia="Arial Unicode MS" w:hAnsi="Arial Unicode MS" w:cs="Arial Unicode MS"/>
+          <w:color w:val="1F1F1F"/>
+          <w:sz w:val="28"/>
+          <w:szCs w:val="28"/>
+          <w:lang w:val="en-US"/>
+        </w:rPr>
+      </w:pPr>
+      <w:r>
+        <w:rPr>
+          <w:rFonts w:ascii="新細明體" w:eastAsia="新細明體" w:hAnsi="新細明體" w:cs="新細明體" w:hint="eastAsia"/>
+          <w:b/>
+          <w:bCs/>
+          <w:color w:val="1F1F1F"/>
+          <w:sz w:val="28"/>
+          <w:szCs w:val="28"/>
+          <w:lang w:val="en-US"/>
+        </w:rPr>
+        <w:t>行政資源的排擠效應</w:t>
+      </w:r>
+      <w:r>
+        <w:rPr>
+          <w:rFonts w:ascii="新細明體" w:eastAsia="新細明體" w:hAnsi="新細明體" w:cs="新細明體" w:hint="eastAsia"/>
+          <w:color w:val="1F1F1F"/>
+          <w:sz w:val="28"/>
+          <w:szCs w:val="28"/>
+          <w:lang w:val="en-US"/>
+        </w:rPr>
+        <w:t>：面對學生的求助，系辦秘書必須反覆調閱個別學生的歷年成績，並重新以人工方式核對不同入學年度的畢業門檻。這</w:t>
+      </w:r>
+      <w:proofErr w:type="gramStart"/>
+      <w:r>
+        <w:rPr>
+          <w:rFonts w:ascii="新細明體" w:eastAsia="新細明體" w:hAnsi="新細明體" w:cs="新細明體" w:hint="eastAsia"/>
+          <w:color w:val="1F1F1F"/>
+          <w:sz w:val="28"/>
+          <w:szCs w:val="28"/>
+          <w:lang w:val="en-US"/>
+        </w:rPr>
+        <w:t>種低效的</w:t>
+      </w:r>
+      <w:proofErr w:type="gramEnd"/>
+      <w:r>
+        <w:rPr>
+          <w:rFonts w:ascii="新細明體" w:eastAsia="新細明體" w:hAnsi="新細明體" w:cs="新細明體" w:hint="eastAsia"/>
+          <w:color w:val="1F1F1F"/>
+          <w:sz w:val="28"/>
+          <w:szCs w:val="28"/>
+          <w:lang w:val="en-US"/>
+        </w:rPr>
+        <w:t>人工作業不僅大幅增加行政人員的心理壓力，也嚴重排擠了處理其他核心系</w:t>
+      </w:r>
+      <w:proofErr w:type="gramStart"/>
+      <w:r>
+        <w:rPr>
+          <w:rFonts w:ascii="新細明體" w:eastAsia="新細明體" w:hAnsi="新細明體" w:cs="新細明體" w:hint="eastAsia"/>
+          <w:color w:val="1F1F1F"/>
+          <w:sz w:val="28"/>
+          <w:szCs w:val="28"/>
+          <w:lang w:val="en-US"/>
+        </w:rPr>
+        <w:t>務</w:t>
+      </w:r>
+      <w:proofErr w:type="gramEnd"/>
+      <w:r>
+        <w:rPr>
+          <w:rFonts w:ascii="新細明體" w:eastAsia="新細明體" w:hAnsi="新細明體" w:cs="新細明體" w:hint="eastAsia"/>
+          <w:color w:val="1F1F1F"/>
+          <w:sz w:val="28"/>
+          <w:szCs w:val="28"/>
+          <w:lang w:val="en-US"/>
+        </w:rPr>
+        <w:t>的時間，形成行政資源的無形浪費。</w:t>
       </w:r>
     </w:p>
     <w:p>
@@ -199,6 +2932,85 @@
           <w:numId w:val="3"/>
         </w:numPr>
         <w:rPr>
+          <w:rFonts w:ascii="Arial Unicode MS" w:eastAsia="Arial Unicode MS" w:hAnsi="Arial Unicode MS" w:cs="Arial Unicode MS"/>
+          <w:color w:val="1F1F1F"/>
+          <w:sz w:val="28"/>
+          <w:szCs w:val="28"/>
+          <w:lang w:val="en-US"/>
+        </w:rPr>
+      </w:pPr>
+      <w:r>
+        <w:rPr>
+          <w:rFonts w:ascii="新細明體" w:eastAsia="新細明體" w:hAnsi="新細明體" w:cs="新細明體" w:hint="eastAsia"/>
+          <w:b/>
+          <w:bCs/>
+          <w:color w:val="1F1F1F"/>
+          <w:sz w:val="28"/>
+          <w:szCs w:val="28"/>
+          <w:lang w:val="en-US"/>
+        </w:rPr>
+        <w:t>總結：</w:t>
+      </w:r>
+      <w:r>
+        <w:rPr>
+          <w:rFonts w:ascii="Arial Unicode MS" w:eastAsia="Arial Unicode MS" w:hAnsi="Arial Unicode MS" w:cs="Arial Unicode MS"/>
+          <w:color w:val="1F1F1F"/>
+          <w:sz w:val="28"/>
+          <w:szCs w:val="28"/>
+          <w:lang w:val="en-US"/>
+        </w:rPr>
+        <w:t xml:space="preserve"> </w:t>
+      </w:r>
+      <w:r>
+        <w:rPr>
+          <w:rFonts w:ascii="新細明體" w:eastAsia="新細明體" w:hAnsi="新細明體" w:cs="新細明體" w:hint="eastAsia"/>
+          <w:color w:val="1F1F1F"/>
+          <w:sz w:val="28"/>
+          <w:szCs w:val="28"/>
+          <w:lang w:val="en-US"/>
+        </w:rPr>
+        <w:t>目前的根本問題在於，現有環境缺乏一個「自動化解析、動態對接且具備防錯導航功能」的整合性工具。這不僅讓學生在修業與選課規劃上如履薄冰，也讓基層行政人員深陷於重複性的資格審查泥</w:t>
+      </w:r>
+      <w:proofErr w:type="gramStart"/>
+      <w:r>
+        <w:rPr>
+          <w:rFonts w:ascii="新細明體" w:eastAsia="新細明體" w:hAnsi="新細明體" w:cs="新細明體" w:hint="eastAsia"/>
+          <w:color w:val="1F1F1F"/>
+          <w:sz w:val="28"/>
+          <w:szCs w:val="28"/>
+          <w:lang w:val="en-US"/>
+        </w:rPr>
+        <w:t>淖</w:t>
+      </w:r>
+      <w:proofErr w:type="gramEnd"/>
+      <w:r>
+        <w:rPr>
+          <w:rFonts w:ascii="新細明體" w:eastAsia="新細明體" w:hAnsi="新細明體" w:cs="新細明體" w:hint="eastAsia"/>
+          <w:color w:val="1F1F1F"/>
+          <w:sz w:val="28"/>
+          <w:szCs w:val="28"/>
+          <w:lang w:val="en-US"/>
+        </w:rPr>
+        <w:t>中，整體運作效率亟待數位化工具的介入與轉型。</w:t>
+      </w:r>
+    </w:p>
+    <w:p>
+      <w:pPr>
+        <w:ind w:left="720"/>
+        <w:rPr>
+          <w:rFonts w:hint="eastAsia"/>
+          <w:sz w:val="28"/>
+          <w:szCs w:val="28"/>
+        </w:rPr>
+      </w:pPr>
+    </w:p>
+    <w:p>
+      <w:pPr>
+        <w:numPr>
+          <w:ilvl w:val="0"/>
+          <w:numId w:val="3"/>
+        </w:numPr>
+        <w:rPr>
           <w:sz w:val="28"/>
           <w:szCs w:val="28"/>
         </w:rPr>
@@ -244,6 +3056,7 @@
           <w:sz w:val="28"/>
           <w:szCs w:val="28"/>
         </w:rPr>
+        <w:lastRenderedPageBreak/>
         <w:t>學生 (直接使用者)</w:t>
       </w:r>
       <w:r>
@@ -440,7 +3253,25 @@
           <w:sz w:val="28"/>
           <w:szCs w:val="28"/>
         </w:rPr>
-        <w:t>：實際訪談同學與學長姐，了解他們在確認畢業資格時的真實困擾 。</w:t>
+        <w:t>：實際訪談</w:t>
+      </w:r>
+      <w:r>
+        <w:rPr>
+          <w:rFonts w:ascii="新細明體" w:eastAsia="新細明體" w:hAnsi="新細明體" w:cs="新細明體" w:hint="eastAsia"/>
+          <w:color w:val="1F1F1F"/>
+          <w:sz w:val="28"/>
+          <w:szCs w:val="28"/>
+        </w:rPr>
+        <w:t>三十幾位</w:t>
+      </w:r>
+      <w:r>
+        <w:rPr>
+          <w:rFonts w:ascii="Arial Unicode MS" w:eastAsia="Arial Unicode MS" w:hAnsi="Arial Unicode MS" w:cs="Arial Unicode MS"/>
+          <w:color w:val="1F1F1F"/>
+          <w:sz w:val="28"/>
+          <w:szCs w:val="28"/>
+        </w:rPr>
+        <w:t>同學與學長姐，了解他們在確認畢業資格時的真實困擾 。</w:t>
       </w:r>
     </w:p>
     <w:p>
@@ -474,6 +3305,35 @@
           <w:szCs w:val="28"/>
         </w:rPr>
         <w:t>：</w:t>
+      </w:r>
+      <w:proofErr w:type="gramStart"/>
+      <w:r>
+        <w:rPr>
+          <w:rFonts w:ascii="新細明體" w:eastAsia="新細明體" w:hAnsi="新細明體" w:cs="新細明體" w:hint="eastAsia"/>
+          <w:color w:val="1F1F1F"/>
+          <w:sz w:val="28"/>
+          <w:szCs w:val="28"/>
+        </w:rPr>
+        <w:t>於班群</w:t>
+      </w:r>
+      <w:r>
+        <w:rPr>
+          <w:rFonts w:ascii="新細明體" w:eastAsia="新細明體" w:hAnsi="新細明體" w:cs="新細明體" w:hint="eastAsia"/>
+          <w:color w:val="1F1F1F"/>
+          <w:sz w:val="28"/>
+          <w:szCs w:val="28"/>
+        </w:rPr>
+        <w:t>和</w:t>
+      </w:r>
+      <w:proofErr w:type="gramEnd"/>
+      <w:r>
+        <w:rPr>
+          <w:rFonts w:ascii="新細明體" w:eastAsia="新細明體" w:hAnsi="新細明體" w:cs="新細明體" w:hint="eastAsia"/>
+          <w:color w:val="1F1F1F"/>
+          <w:sz w:val="28"/>
+          <w:szCs w:val="28"/>
+        </w:rPr>
+        <w:t>社團群</w:t>
       </w:r>
       <w:proofErr w:type="gramStart"/>
       <w:r>
@@ -596,7 +3456,6 @@
           <w:sz w:val="28"/>
           <w:szCs w:val="28"/>
         </w:rPr>
-        <w:lastRenderedPageBreak/>
         <w:t>優點：資料詳細完整 ，且學生只需登入即可查看，不用額外操作 。</w:t>
       </w:r>
     </w:p>
@@ -835,6 +3694,7 @@
           <w:sz w:val="28"/>
           <w:szCs w:val="28"/>
         </w:rPr>
+        <w:lastRenderedPageBreak/>
         <w:t>缺點：功能受限，就只有計算學分的功能 ；且系統邏輯不完善，沒有包含「學年課」的計算規則，仍需依賴校方系統輔助檢查 。</w:t>
       </w:r>
     </w:p>
@@ -1020,50 +3880,68 @@
     </w:p>
     <w:p>
       <w:pPr>
-        <w:spacing w:after="240"/>
-        <w:rPr>
-          <w:color w:val="1F1F1F"/>
-          <w:sz w:val="28"/>
-          <w:szCs w:val="28"/>
-        </w:rPr>
-      </w:pPr>
-      <w:r>
-        <w:rPr>
-          <w:rFonts w:ascii="Arial Unicode MS" w:eastAsia="Arial Unicode MS" w:hAnsi="Arial Unicode MS" w:cs="Arial Unicode MS"/>
-          <w:color w:val="1F1F1F"/>
-          <w:sz w:val="28"/>
-          <w:szCs w:val="28"/>
-        </w:rPr>
+        <w:pStyle w:val="4"/>
+        <w:spacing w:after="120"/>
+        <w:rPr>
+          <w:rFonts w:ascii="Arial Unicode MS" w:eastAsia="Arial Unicode MS" w:hAnsi="Arial Unicode MS" w:cs="Arial Unicode MS"/>
+          <w:color w:val="1F1F1F"/>
+          <w:sz w:val="28"/>
+          <w:szCs w:val="28"/>
+          <w:lang w:val="en-US"/>
+        </w:rPr>
+      </w:pPr>
+      <w:r>
+        <w:rPr>
+          <w:rFonts w:ascii="新細明體" w:eastAsia="新細明體" w:hAnsi="新細明體" w:cs="新細明體" w:hint="eastAsia"/>
+          <w:color w:val="1F1F1F"/>
+          <w:sz w:val="28"/>
+          <w:szCs w:val="28"/>
+          <w:lang w:val="en-US"/>
+        </w:rPr>
+        <w:lastRenderedPageBreak/>
         <w:t>本系統旨在開發一套「</w:t>
       </w:r>
       <w:proofErr w:type="gramStart"/>
       <w:r>
         <w:rPr>
-          <w:rFonts w:ascii="Arial Unicode MS" w:eastAsia="Arial Unicode MS" w:hAnsi="Arial Unicode MS" w:cs="Arial Unicode MS"/>
-          <w:color w:val="1F1F1F"/>
-          <w:sz w:val="28"/>
-          <w:szCs w:val="28"/>
+          <w:rFonts w:ascii="新細明體" w:eastAsia="新細明體" w:hAnsi="新細明體" w:cs="新細明體" w:hint="eastAsia"/>
+          <w:color w:val="1F1F1F"/>
+          <w:sz w:val="28"/>
+          <w:szCs w:val="28"/>
+          <w:lang w:val="en-US"/>
         </w:rPr>
         <w:t>延畢計算機</w:t>
       </w:r>
       <w:proofErr w:type="gramEnd"/>
       <w:r>
         <w:rPr>
-          <w:rFonts w:ascii="Arial Unicode MS" w:eastAsia="Arial Unicode MS" w:hAnsi="Arial Unicode MS" w:cs="Arial Unicode MS"/>
-          <w:color w:val="1F1F1F"/>
-          <w:sz w:val="28"/>
-          <w:szCs w:val="28"/>
-        </w:rPr>
-        <w:t>」，提供自動化學分結算與選課導航功能。</w:t>
-      </w:r>
-      <w:r>
-        <w:rPr>
           <w:rFonts w:ascii="新細明體" w:eastAsia="新細明體" w:hAnsi="新細明體" w:cs="新細明體" w:hint="eastAsia"/>
           <w:color w:val="1F1F1F"/>
           <w:sz w:val="28"/>
           <w:szCs w:val="28"/>
-        </w:rPr>
-        <w:t>本專案嚴格定位為針對特定學院</w:t>
+          <w:lang w:val="en-US"/>
+        </w:rPr>
+        <w:t>」，提供自動化學分結算與選課導航功能</w:t>
+      </w:r>
+      <w:r>
+        <w:rPr>
+          <w:rFonts w:ascii="Arial Unicode MS" w:eastAsia="Arial Unicode MS" w:hAnsi="Arial Unicode MS" w:cs="Arial Unicode MS"/>
+          <w:color w:val="1F1F1F"/>
+          <w:sz w:val="28"/>
+          <w:szCs w:val="28"/>
+          <w:lang w:val="en-US"/>
+        </w:rPr>
+        <w:t xml:space="preserve"> </w:t>
+      </w:r>
+      <w:r>
+        <w:rPr>
+          <w:rFonts w:ascii="新細明體" w:eastAsia="新細明體" w:hAnsi="新細明體" w:cs="新細明體" w:hint="eastAsia"/>
+          <w:color w:val="1F1F1F"/>
+          <w:sz w:val="28"/>
+          <w:szCs w:val="28"/>
+          <w:lang w:val="en-US"/>
+        </w:rPr>
+        <w:t>。本專案專注於解決學分結算與選課指引的</w:t>
       </w:r>
       <w:proofErr w:type="gramStart"/>
       <w:r>
@@ -1072,8 +3950,9 @@
           <w:color w:val="1F1F1F"/>
           <w:sz w:val="28"/>
           <w:szCs w:val="28"/>
-        </w:rPr>
-        <w:t>的延畢計算機</w:t>
+          <w:lang w:val="en-US"/>
+        </w:rPr>
+        <w:t>單一痛</w:t>
       </w:r>
       <w:proofErr w:type="gramEnd"/>
       <w:r>
@@ -1082,8 +3961,19 @@
           <w:color w:val="1F1F1F"/>
           <w:sz w:val="28"/>
           <w:szCs w:val="28"/>
-        </w:rPr>
-        <w:t>，專注於解決學分結算</w:t>
+          <w:lang w:val="en-US"/>
+        </w:rPr>
+        <w:t>點，並非取代或開發涵蓋全校業務的「校務整合平台」</w:t>
+      </w:r>
+      <w:r>
+        <w:rPr>
+          <w:rFonts w:ascii="Arial Unicode MS" w:eastAsia="Arial Unicode MS" w:hAnsi="Arial Unicode MS" w:cs="Arial Unicode MS"/>
+          <w:color w:val="1F1F1F"/>
+          <w:sz w:val="28"/>
+          <w:szCs w:val="28"/>
+          <w:lang w:val="en-US"/>
+        </w:rPr>
+        <w:t xml:space="preserve"> </w:t>
       </w:r>
       <w:r>
         <w:rPr>
@@ -1091,330 +3981,339 @@
           <w:color w:val="1F1F1F"/>
           <w:sz w:val="28"/>
           <w:szCs w:val="28"/>
-        </w:rPr>
-        <w:lastRenderedPageBreak/>
-        <w:t>與選課指引的</w:t>
-      </w:r>
-      <w:proofErr w:type="gramStart"/>
-      <w:r>
-        <w:rPr>
-          <w:rFonts w:ascii="新細明體" w:eastAsia="新細明體" w:hAnsi="新細明體" w:cs="新細明體" w:hint="eastAsia"/>
-          <w:color w:val="1F1F1F"/>
-          <w:sz w:val="28"/>
-          <w:szCs w:val="28"/>
-        </w:rPr>
-        <w:t>單一痛</w:t>
-      </w:r>
-      <w:proofErr w:type="gramEnd"/>
-      <w:r>
-        <w:rPr>
-          <w:rFonts w:ascii="新細明體" w:eastAsia="新細明體" w:hAnsi="新細明體" w:cs="新細明體" w:hint="eastAsia"/>
-          <w:color w:val="1F1F1F"/>
-          <w:sz w:val="28"/>
-          <w:szCs w:val="28"/>
-        </w:rPr>
-        <w:t>點，並非取代或開發涵蓋全校業務的</w:t>
-      </w:r>
-      <w:r>
-        <w:rPr>
-          <w:rFonts w:ascii="新細明體" w:eastAsia="新細明體" w:hAnsi="新細明體" w:cs="新細明體"/>
-          <w:color w:val="1F1F1F"/>
-          <w:sz w:val="28"/>
-          <w:szCs w:val="28"/>
-        </w:rPr>
-        <w:t>「</w:t>
-      </w:r>
-      <w:r>
-        <w:rPr>
-          <w:rFonts w:ascii="新細明體" w:eastAsia="新細明體" w:hAnsi="新細明體" w:cs="新細明體" w:hint="eastAsia"/>
-          <w:color w:val="1F1F1F"/>
-          <w:sz w:val="28"/>
-          <w:szCs w:val="28"/>
-        </w:rPr>
-        <w:t>校務整合平台</w:t>
-      </w:r>
-      <w:r>
-        <w:rPr>
-          <w:rFonts w:ascii="新細明體" w:eastAsia="新細明體" w:hAnsi="新細明體" w:cs="新細明體"/>
-          <w:color w:val="1F1F1F"/>
-          <w:sz w:val="28"/>
-          <w:szCs w:val="28"/>
-        </w:rPr>
-        <w:t>」</w:t>
-      </w:r>
-      <w:r>
-        <w:rPr>
-          <w:rFonts w:ascii="新細明體" w:eastAsia="新細明體" w:hAnsi="新細明體" w:cs="新細明體" w:hint="eastAsia"/>
-          <w:color w:val="1F1F1F"/>
-          <w:sz w:val="28"/>
-          <w:szCs w:val="28"/>
+          <w:lang w:val="en-US"/>
         </w:rPr>
         <w:t>。</w:t>
+      </w:r>
+      <w:r>
+        <w:rPr>
+          <w:rFonts w:ascii="Arial Unicode MS" w:eastAsia="Arial Unicode MS" w:hAnsi="Arial Unicode MS" w:cs="Arial Unicode MS"/>
+          <w:color w:val="1F1F1F"/>
+          <w:sz w:val="28"/>
+          <w:szCs w:val="28"/>
+          <w:lang w:val="en-US"/>
+        </w:rPr>
+        <w:t xml:space="preserve"> </w:t>
       </w:r>
     </w:p>
     <w:p>
       <w:pPr>
-        <w:spacing w:after="240"/>
-        <w:rPr>
-          <w:color w:val="1F1F1F"/>
-          <w:sz w:val="28"/>
-          <w:szCs w:val="28"/>
-        </w:rPr>
-      </w:pPr>
-      <w:r>
-        <w:rPr>
-          <w:rFonts w:ascii="Arial Unicode MS" w:eastAsia="Arial Unicode MS" w:hAnsi="Arial Unicode MS" w:cs="Arial Unicode MS"/>
-          <w:b/>
-          <w:bCs/>
-          <w:color w:val="1F1F1F"/>
-          <w:sz w:val="28"/>
-          <w:szCs w:val="28"/>
-        </w:rPr>
-        <w:t>問題與解決方案對應表</w:t>
-      </w:r>
-      <w:r>
-        <w:rPr>
-          <w:rFonts w:ascii="Arial Unicode MS" w:eastAsia="Arial Unicode MS" w:hAnsi="Arial Unicode MS" w:cs="Arial Unicode MS"/>
-          <w:color w:val="1F1F1F"/>
-          <w:sz w:val="28"/>
-          <w:szCs w:val="28"/>
-        </w:rPr>
-        <w:t>：</w:t>
+        <w:pStyle w:val="4"/>
+        <w:spacing w:after="120"/>
+        <w:rPr>
+          <w:rFonts w:ascii="Arial Unicode MS" w:eastAsia="Arial Unicode MS" w:hAnsi="Arial Unicode MS" w:cs="Arial Unicode MS"/>
+          <w:color w:val="1F1F1F"/>
+          <w:sz w:val="28"/>
+          <w:szCs w:val="28"/>
+          <w:lang w:val="en-US"/>
+        </w:rPr>
+      </w:pPr>
+      <w:r>
+        <w:rPr>
+          <w:rFonts w:ascii="新細明體" w:eastAsia="新細明體" w:hAnsi="新細明體" w:cs="新細明體" w:hint="eastAsia"/>
+          <w:color w:val="1F1F1F"/>
+          <w:sz w:val="28"/>
+          <w:szCs w:val="28"/>
+          <w:lang w:val="en-US"/>
+        </w:rPr>
+        <w:t>針對目前使用者與行政端面臨的問題，本系統提出以下相對應的解決方案：</w:t>
       </w:r>
     </w:p>
     <w:p>
       <w:pPr>
-        <w:spacing w:after="240"/>
-        <w:rPr>
-          <w:color w:val="1F1F1F"/>
-          <w:sz w:val="28"/>
-          <w:szCs w:val="28"/>
-        </w:rPr>
-      </w:pPr>
-      <w:r>
-        <w:rPr>
-          <w:rFonts w:ascii="Arial Unicode MS" w:eastAsia="Arial Unicode MS" w:hAnsi="Arial Unicode MS" w:cs="Arial Unicode MS"/>
-          <w:color w:val="1F1F1F"/>
-          <w:sz w:val="28"/>
-          <w:szCs w:val="28"/>
-        </w:rPr>
-        <w:t>| 面臨問題 | 解決方案 (功能性需求) |</w:t>
+        <w:pStyle w:val="4"/>
+        <w:numPr>
+          <w:ilvl w:val="0"/>
+          <w:numId w:val="19"/>
+        </w:numPr>
+        <w:spacing w:after="120"/>
+        <w:rPr>
+          <w:rFonts w:ascii="Arial Unicode MS" w:eastAsia="Arial Unicode MS" w:hAnsi="Arial Unicode MS" w:cs="Arial Unicode MS"/>
+          <w:color w:val="1F1F1F"/>
+          <w:sz w:val="28"/>
+          <w:szCs w:val="28"/>
+          <w:lang w:val="en-US"/>
+        </w:rPr>
+      </w:pPr>
+      <w:r>
+        <w:rPr>
+          <w:rFonts w:ascii="新細明體" w:eastAsia="新細明體" w:hAnsi="新細明體" w:cs="新細明體" w:hint="eastAsia"/>
+          <w:b/>
+          <w:bCs/>
+          <w:color w:val="1F1F1F"/>
+          <w:sz w:val="28"/>
+          <w:szCs w:val="28"/>
+          <w:lang w:val="en-US"/>
+        </w:rPr>
+        <w:t>學分缺口計算（功能性需求）</w:t>
+      </w:r>
+      <w:r>
+        <w:rPr>
+          <w:rFonts w:ascii="新細明體" w:eastAsia="新細明體" w:hAnsi="新細明體" w:cs="新細明體" w:hint="eastAsia"/>
+          <w:color w:val="1F1F1F"/>
+          <w:sz w:val="28"/>
+          <w:szCs w:val="28"/>
+          <w:lang w:val="en-US"/>
+        </w:rPr>
+        <w:t>：針對學生無法快速得知距離畢業差距的痛點，系統具備自動結算距離畢業尚缺學分數的功能</w:t>
+      </w:r>
+      <w:r>
+        <w:rPr>
+          <w:rFonts w:ascii="Arial Unicode MS" w:eastAsia="Arial Unicode MS" w:hAnsi="Arial Unicode MS" w:cs="Arial Unicode MS"/>
+          <w:color w:val="1F1F1F"/>
+          <w:sz w:val="28"/>
+          <w:szCs w:val="28"/>
+          <w:lang w:val="en-US"/>
+        </w:rPr>
+        <w:t xml:space="preserve"> </w:t>
+      </w:r>
+      <w:r>
+        <w:rPr>
+          <w:rFonts w:ascii="新細明體" w:eastAsia="新細明體" w:hAnsi="新細明體" w:cs="新細明體" w:hint="eastAsia"/>
+          <w:color w:val="1F1F1F"/>
+          <w:sz w:val="28"/>
+          <w:szCs w:val="28"/>
+          <w:lang w:val="en-US"/>
+        </w:rPr>
+        <w:t>。</w:t>
+      </w:r>
+      <w:r>
+        <w:rPr>
+          <w:rFonts w:ascii="Arial Unicode MS" w:eastAsia="Arial Unicode MS" w:hAnsi="Arial Unicode MS" w:cs="Arial Unicode MS"/>
+          <w:color w:val="1F1F1F"/>
+          <w:sz w:val="28"/>
+          <w:szCs w:val="28"/>
+          <w:lang w:val="en-US"/>
+        </w:rPr>
+        <w:t xml:space="preserve"> </w:t>
       </w:r>
     </w:p>
     <w:p>
       <w:pPr>
-        <w:spacing w:after="240"/>
-        <w:rPr>
-          <w:color w:val="1F1F1F"/>
-          <w:sz w:val="28"/>
-          <w:szCs w:val="28"/>
-        </w:rPr>
-      </w:pPr>
-      <w:r>
-        <w:rPr>
-          <w:color w:val="1F1F1F"/>
-          <w:sz w:val="28"/>
-          <w:szCs w:val="28"/>
-        </w:rPr>
-        <w:t>| :--- | :--- |</w:t>
+        <w:pStyle w:val="4"/>
+        <w:numPr>
+          <w:ilvl w:val="0"/>
+          <w:numId w:val="19"/>
+        </w:numPr>
+        <w:spacing w:after="120"/>
+        <w:rPr>
+          <w:rFonts w:ascii="Arial Unicode MS" w:eastAsia="Arial Unicode MS" w:hAnsi="Arial Unicode MS" w:cs="Arial Unicode MS"/>
+          <w:color w:val="1F1F1F"/>
+          <w:sz w:val="28"/>
+          <w:szCs w:val="28"/>
+          <w:lang w:val="en-US"/>
+        </w:rPr>
+      </w:pPr>
+      <w:r>
+        <w:rPr>
+          <w:rFonts w:ascii="新細明體" w:eastAsia="新細明體" w:hAnsi="新細明體" w:cs="新細明體" w:hint="eastAsia"/>
+          <w:b/>
+          <w:bCs/>
+          <w:color w:val="1F1F1F"/>
+          <w:sz w:val="28"/>
+          <w:szCs w:val="28"/>
+          <w:lang w:val="en-US"/>
+        </w:rPr>
+        <w:t>直覺化操作體驗（非功能性需求）</w:t>
+      </w:r>
+      <w:r>
+        <w:rPr>
+          <w:rFonts w:ascii="新細明體" w:eastAsia="新細明體" w:hAnsi="新細明體" w:cs="新細明體" w:hint="eastAsia"/>
+          <w:color w:val="1F1F1F"/>
+          <w:sz w:val="28"/>
+          <w:szCs w:val="28"/>
+          <w:lang w:val="en-US"/>
+        </w:rPr>
+        <w:t>：為改善現有官方系統</w:t>
+      </w:r>
+      <w:r>
+        <w:rPr>
+          <w:rFonts w:ascii="Arial Unicode MS" w:eastAsia="Arial Unicode MS" w:hAnsi="Arial Unicode MS" w:cs="Arial Unicode MS"/>
+          <w:color w:val="1F1F1F"/>
+          <w:sz w:val="28"/>
+          <w:szCs w:val="28"/>
+          <w:lang w:val="en-US"/>
+        </w:rPr>
+        <w:t xml:space="preserve"> UI </w:t>
+      </w:r>
+      <w:r>
+        <w:rPr>
+          <w:rFonts w:ascii="新細明體" w:eastAsia="新細明體" w:hAnsi="新細明體" w:cs="新細明體" w:hint="eastAsia"/>
+          <w:color w:val="1F1F1F"/>
+          <w:sz w:val="28"/>
+          <w:szCs w:val="28"/>
+          <w:lang w:val="en-US"/>
+        </w:rPr>
+        <w:t>不佳的缺點，本系統將提供友善且直覺的介面設計</w:t>
+      </w:r>
+      <w:r>
+        <w:rPr>
+          <w:rFonts w:ascii="Arial Unicode MS" w:eastAsia="Arial Unicode MS" w:hAnsi="Arial Unicode MS" w:cs="Arial Unicode MS"/>
+          <w:color w:val="1F1F1F"/>
+          <w:sz w:val="28"/>
+          <w:szCs w:val="28"/>
+          <w:lang w:val="en-US"/>
+        </w:rPr>
+        <w:t xml:space="preserve"> </w:t>
+      </w:r>
+      <w:r>
+        <w:rPr>
+          <w:rFonts w:ascii="新細明體" w:eastAsia="新細明體" w:hAnsi="新細明體" w:cs="新細明體" w:hint="eastAsia"/>
+          <w:color w:val="1F1F1F"/>
+          <w:sz w:val="28"/>
+          <w:szCs w:val="28"/>
+          <w:lang w:val="en-US"/>
+        </w:rPr>
+        <w:t>。</w:t>
+      </w:r>
+      <w:r>
+        <w:rPr>
+          <w:rFonts w:ascii="Arial Unicode MS" w:eastAsia="Arial Unicode MS" w:hAnsi="Arial Unicode MS" w:cs="Arial Unicode MS"/>
+          <w:color w:val="1F1F1F"/>
+          <w:sz w:val="28"/>
+          <w:szCs w:val="28"/>
+          <w:lang w:val="en-US"/>
+        </w:rPr>
+        <w:t xml:space="preserve"> </w:t>
       </w:r>
     </w:p>
     <w:p>
       <w:pPr>
-        <w:spacing w:after="240"/>
-        <w:rPr>
-          <w:color w:val="1F1F1F"/>
-          <w:sz w:val="28"/>
-          <w:szCs w:val="28"/>
-        </w:rPr>
-      </w:pPr>
-      <w:r>
-        <w:rPr>
-          <w:rFonts w:ascii="Arial Unicode MS" w:eastAsia="Arial Unicode MS" w:hAnsi="Arial Unicode MS" w:cs="Arial Unicode MS"/>
-          <w:color w:val="1F1F1F"/>
-          <w:sz w:val="28"/>
-          <w:szCs w:val="28"/>
-        </w:rPr>
-        <w:t xml:space="preserve">| 手動查詢成績與門檻耗時且易出錯 | </w:t>
-      </w:r>
-      <w:r>
-        <w:rPr>
-          <w:rFonts w:ascii="Arial Unicode MS" w:eastAsia="Arial Unicode MS" w:hAnsi="Arial Unicode MS" w:cs="Arial Unicode MS"/>
-          <w:b/>
-          <w:bCs/>
-          <w:color w:val="1F1F1F"/>
-          <w:sz w:val="28"/>
-          <w:szCs w:val="28"/>
-        </w:rPr>
-        <w:t>學生自動化資料整合</w:t>
-      </w:r>
-      <w:r>
-        <w:rPr>
-          <w:rFonts w:ascii="Arial Unicode MS" w:eastAsia="Arial Unicode MS" w:hAnsi="Arial Unicode MS" w:cs="Arial Unicode MS"/>
-          <w:color w:val="1F1F1F"/>
-          <w:sz w:val="28"/>
-          <w:szCs w:val="28"/>
-        </w:rPr>
-        <w:t>：自動對接或整合分散的被當科目與門檻資訊。 |</w:t>
+        <w:pStyle w:val="4"/>
+        <w:numPr>
+          <w:ilvl w:val="0"/>
+          <w:numId w:val="19"/>
+        </w:numPr>
+        <w:spacing w:after="120"/>
+        <w:rPr>
+          <w:rFonts w:ascii="Arial Unicode MS" w:eastAsia="Arial Unicode MS" w:hAnsi="Arial Unicode MS" w:cs="Arial Unicode MS"/>
+          <w:color w:val="1F1F1F"/>
+          <w:sz w:val="28"/>
+          <w:szCs w:val="28"/>
+          <w:lang w:val="en-US"/>
+        </w:rPr>
+      </w:pPr>
+      <w:r>
+        <w:rPr>
+          <w:rFonts w:ascii="新細明體" w:eastAsia="新細明體" w:hAnsi="新細明體" w:cs="新細明體" w:hint="eastAsia"/>
+          <w:b/>
+          <w:bCs/>
+          <w:color w:val="1F1F1F"/>
+          <w:sz w:val="28"/>
+          <w:szCs w:val="28"/>
+          <w:lang w:val="en-US"/>
+        </w:rPr>
+        <w:t>主動畢業導航（功能</w:t>
+      </w:r>
+      <w:r>
+        <w:rPr>
+          <w:rFonts w:ascii="Arial Unicode MS" w:eastAsia="Arial Unicode MS" w:hAnsi="Arial Unicode MS" w:cs="Arial Unicode MS"/>
+          <w:b/>
+          <w:bCs/>
+          <w:color w:val="1F1F1F"/>
+          <w:sz w:val="28"/>
+          <w:szCs w:val="28"/>
+          <w:lang w:val="en-US"/>
+        </w:rPr>
+        <w:t>/</w:t>
+      </w:r>
+      <w:r>
+        <w:rPr>
+          <w:rFonts w:ascii="新細明體" w:eastAsia="新細明體" w:hAnsi="新細明體" w:cs="新細明體" w:hint="eastAsia"/>
+          <w:b/>
+          <w:bCs/>
+          <w:color w:val="1F1F1F"/>
+          <w:sz w:val="28"/>
+          <w:szCs w:val="28"/>
+          <w:lang w:val="en-US"/>
+        </w:rPr>
+        <w:t>效益）</w:t>
+      </w:r>
+      <w:r>
+        <w:rPr>
+          <w:rFonts w:ascii="新細明體" w:eastAsia="新細明體" w:hAnsi="新細明體" w:cs="新細明體" w:hint="eastAsia"/>
+          <w:color w:val="1F1F1F"/>
+          <w:sz w:val="28"/>
+          <w:szCs w:val="28"/>
+          <w:lang w:val="en-US"/>
+        </w:rPr>
+        <w:t>：為解決</w:t>
+      </w:r>
+      <w:proofErr w:type="gramStart"/>
+      <w:r>
+        <w:rPr>
+          <w:rFonts w:ascii="新細明體" w:eastAsia="新細明體" w:hAnsi="新細明體" w:cs="新細明體" w:hint="eastAsia"/>
+          <w:color w:val="1F1F1F"/>
+          <w:sz w:val="28"/>
+          <w:szCs w:val="28"/>
+          <w:lang w:val="en-US"/>
+        </w:rPr>
+        <w:t>系辦需頻繁</w:t>
+      </w:r>
+      <w:proofErr w:type="gramEnd"/>
+      <w:r>
+        <w:rPr>
+          <w:rFonts w:ascii="新細明體" w:eastAsia="新細明體" w:hAnsi="新細明體" w:cs="新細明體" w:hint="eastAsia"/>
+          <w:color w:val="1F1F1F"/>
+          <w:sz w:val="28"/>
+          <w:szCs w:val="28"/>
+          <w:lang w:val="en-US"/>
+        </w:rPr>
+        <w:t>回覆畢業資格詢問的狀況，系統賦予學生自</w:t>
+      </w:r>
+      <w:r>
+        <w:rPr>
+          <w:rFonts w:ascii="新細明體" w:eastAsia="新細明體" w:hAnsi="新細明體" w:cs="新細明體"/>
+          <w:color w:val="1F1F1F"/>
+          <w:sz w:val="28"/>
+          <w:szCs w:val="28"/>
+          <w:lang w:val="en-US"/>
+        </w:rPr>
+        <w:tab/>
+      </w:r>
+      <w:r>
+        <w:rPr>
+          <w:rFonts w:ascii="新細明體" w:eastAsia="新細明體" w:hAnsi="新細明體" w:cs="新細明體" w:hint="eastAsia"/>
+          <w:color w:val="1F1F1F"/>
+          <w:sz w:val="28"/>
+          <w:szCs w:val="28"/>
+          <w:lang w:val="en-US"/>
+        </w:rPr>
+        <w:t>行確認資格的能力，進而有效降低行政負擔</w:t>
+      </w:r>
+      <w:r>
+        <w:rPr>
+          <w:rFonts w:ascii="Arial Unicode MS" w:eastAsia="Arial Unicode MS" w:hAnsi="Arial Unicode MS" w:cs="Arial Unicode MS"/>
+          <w:color w:val="1F1F1F"/>
+          <w:sz w:val="28"/>
+          <w:szCs w:val="28"/>
+          <w:lang w:val="en-US"/>
+        </w:rPr>
+        <w:t xml:space="preserve"> </w:t>
+      </w:r>
+      <w:r>
+        <w:rPr>
+          <w:rFonts w:ascii="新細明體" w:eastAsia="新細明體" w:hAnsi="新細明體" w:cs="新細明體" w:hint="eastAsia"/>
+          <w:color w:val="1F1F1F"/>
+          <w:sz w:val="28"/>
+          <w:szCs w:val="28"/>
+          <w:lang w:val="en-US"/>
+        </w:rPr>
+        <w:t>。</w:t>
+      </w:r>
+      <w:r>
+        <w:rPr>
+          <w:rFonts w:ascii="Arial Unicode MS" w:eastAsia="Arial Unicode MS" w:hAnsi="Arial Unicode MS" w:cs="Arial Unicode MS"/>
+          <w:color w:val="1F1F1F"/>
+          <w:sz w:val="28"/>
+          <w:szCs w:val="28"/>
+          <w:lang w:val="en-US"/>
+        </w:rPr>
+        <w:t xml:space="preserve"> </w:t>
       </w:r>
     </w:p>
     <w:p>
       <w:pPr>
-        <w:spacing w:after="240"/>
-        <w:rPr>
-          <w:color w:val="1F1F1F"/>
-          <w:sz w:val="28"/>
-          <w:szCs w:val="28"/>
-        </w:rPr>
-      </w:pPr>
-      <w:r>
-        <w:rPr>
-          <w:rFonts w:ascii="Arial Unicode MS" w:eastAsia="Arial Unicode MS" w:hAnsi="Arial Unicode MS" w:cs="Arial Unicode MS"/>
-          <w:color w:val="1F1F1F"/>
-          <w:sz w:val="28"/>
-          <w:szCs w:val="28"/>
-        </w:rPr>
-        <w:t xml:space="preserve">| 無法快速得知距離畢業的差距 | </w:t>
-      </w:r>
-      <w:r>
-        <w:rPr>
-          <w:rFonts w:ascii="Arial Unicode MS" w:eastAsia="Arial Unicode MS" w:hAnsi="Arial Unicode MS" w:cs="Arial Unicode MS"/>
-          <w:b/>
-          <w:bCs/>
-          <w:color w:val="1F1F1F"/>
-          <w:sz w:val="28"/>
-          <w:szCs w:val="28"/>
-        </w:rPr>
-        <w:t>學分缺口計算</w:t>
-      </w:r>
-      <w:r>
-        <w:rPr>
-          <w:rFonts w:ascii="Arial Unicode MS" w:eastAsia="Arial Unicode MS" w:hAnsi="Arial Unicode MS" w:cs="Arial Unicode MS"/>
-          <w:color w:val="1F1F1F"/>
-          <w:sz w:val="28"/>
-          <w:szCs w:val="28"/>
-        </w:rPr>
-        <w:t>：系統自動結算距離畢業尚缺的學分數。 |</w:t>
-      </w:r>
-    </w:p>
-    <w:p>
-      <w:pPr>
-        <w:spacing w:after="240"/>
-        <w:rPr>
-          <w:color w:val="1F1F1F"/>
-          <w:sz w:val="28"/>
-          <w:szCs w:val="28"/>
-        </w:rPr>
-      </w:pPr>
-      <w:r>
-        <w:rPr>
-          <w:rFonts w:ascii="Arial Unicode MS" w:eastAsia="Arial Unicode MS" w:hAnsi="Arial Unicode MS" w:cs="Arial Unicode MS"/>
-          <w:color w:val="1F1F1F"/>
-          <w:sz w:val="28"/>
-          <w:szCs w:val="28"/>
-        </w:rPr>
-        <w:t xml:space="preserve">| 現有官方系統 UI 不佳 | </w:t>
-      </w:r>
-      <w:r>
-        <w:rPr>
-          <w:rFonts w:ascii="Arial Unicode MS" w:eastAsia="Arial Unicode MS" w:hAnsi="Arial Unicode MS" w:cs="Arial Unicode MS"/>
-          <w:b/>
-          <w:bCs/>
-          <w:color w:val="1F1F1F"/>
-          <w:sz w:val="28"/>
-          <w:szCs w:val="28"/>
-        </w:rPr>
-        <w:t>直覺化操作體驗</w:t>
-      </w:r>
-      <w:r>
-        <w:rPr>
-          <w:rFonts w:ascii="Arial Unicode MS" w:eastAsia="Arial Unicode MS" w:hAnsi="Arial Unicode MS" w:cs="Arial Unicode MS"/>
-          <w:color w:val="1F1F1F"/>
-          <w:sz w:val="28"/>
-          <w:szCs w:val="28"/>
-        </w:rPr>
-        <w:t>：提供友善介面設計 (非功能性需求)。 |</w:t>
-      </w:r>
-    </w:p>
-    <w:p>
-      <w:pPr>
-        <w:spacing w:after="240"/>
-        <w:rPr>
-          <w:color w:val="1F1F1F"/>
-          <w:sz w:val="28"/>
-          <w:szCs w:val="28"/>
-        </w:rPr>
-      </w:pPr>
-      <w:r>
-        <w:rPr>
-          <w:rFonts w:ascii="Arial Unicode MS" w:eastAsia="Arial Unicode MS" w:hAnsi="Arial Unicode MS" w:cs="Arial Unicode MS"/>
-          <w:color w:val="1F1F1F"/>
-          <w:sz w:val="28"/>
-          <w:szCs w:val="28"/>
-        </w:rPr>
-        <w:t xml:space="preserve">| </w:t>
-      </w:r>
-      <w:proofErr w:type="gramStart"/>
-      <w:r>
-        <w:rPr>
-          <w:rFonts w:ascii="新細明體" w:eastAsia="新細明體" w:hAnsi="新細明體" w:cs="新細明體" w:hint="eastAsia"/>
-          <w:color w:val="1F1F1F"/>
-          <w:sz w:val="28"/>
-          <w:szCs w:val="28"/>
-        </w:rPr>
-        <w:t>系辦需頻繁</w:t>
-      </w:r>
-      <w:proofErr w:type="gramEnd"/>
-      <w:r>
-        <w:rPr>
-          <w:rFonts w:ascii="新細明體" w:eastAsia="新細明體" w:hAnsi="新細明體" w:cs="新細明體" w:hint="eastAsia"/>
-          <w:color w:val="1F1F1F"/>
-          <w:sz w:val="28"/>
-          <w:szCs w:val="28"/>
-        </w:rPr>
-        <w:t>回覆畢業資格詢問</w:t>
-      </w:r>
-      <w:r>
-        <w:rPr>
-          <w:rFonts w:ascii="Arial Unicode MS" w:eastAsia="Arial Unicode MS" w:hAnsi="Arial Unicode MS" w:cs="Arial Unicode MS"/>
-          <w:color w:val="1F1F1F"/>
-          <w:sz w:val="28"/>
-          <w:szCs w:val="28"/>
-        </w:rPr>
-        <w:t xml:space="preserve"> | </w:t>
-      </w:r>
-      <w:r>
-        <w:rPr>
-          <w:rFonts w:ascii="新細明體" w:eastAsia="新細明體" w:hAnsi="新細明體" w:cs="新細明體" w:hint="eastAsia"/>
-          <w:b/>
-          <w:bCs/>
-          <w:color w:val="1F1F1F"/>
-          <w:sz w:val="28"/>
-          <w:szCs w:val="28"/>
-        </w:rPr>
-        <w:t>主動畢業導航</w:t>
-      </w:r>
-      <w:r>
-        <w:rPr>
-          <w:rFonts w:ascii="新細明體" w:eastAsia="新細明體" w:hAnsi="新細明體" w:cs="新細明體" w:hint="eastAsia"/>
-          <w:color w:val="1F1F1F"/>
-          <w:sz w:val="28"/>
-          <w:szCs w:val="28"/>
-        </w:rPr>
-        <w:t>：學生能自行確認資格，降低行政負擔。</w:t>
-      </w:r>
-      <w:r>
-        <w:rPr>
-          <w:rFonts w:ascii="Arial Unicode MS" w:eastAsia="Arial Unicode MS" w:hAnsi="Arial Unicode MS" w:cs="Arial Unicode MS"/>
-          <w:color w:val="1F1F1F"/>
-          <w:sz w:val="28"/>
-          <w:szCs w:val="28"/>
-        </w:rPr>
-        <w:t xml:space="preserve"> |</w:t>
-      </w:r>
-    </w:p>
-    <w:p>
-      <w:pPr>
         <w:pStyle w:val="4"/>
         <w:spacing w:after="120"/>
         <w:rPr>
@@ -1427,19 +4326,16 @@
           <w:lang w:val="en-US"/>
         </w:rPr>
       </w:pPr>
-      <w:bookmarkStart w:id="4" w:name="_qh5bjwfj0cyr" w:colFirst="0" w:colLast="0"/>
-      <w:bookmarkEnd w:id="4"/>
-      <w:r>
-        <w:rPr>
-          <w:rFonts w:ascii="Arial Unicode MS" w:eastAsia="Arial Unicode MS" w:hAnsi="Arial Unicode MS" w:cs="Arial Unicode MS"/>
-          <w:b/>
-          <w:bCs/>
-          <w:color w:val="1F1F1F"/>
-          <w:sz w:val="28"/>
-          <w:szCs w:val="28"/>
-          <w:lang w:val="en-US"/>
-        </w:rPr>
-        <w:lastRenderedPageBreak/>
+      <w:r>
+        <w:rPr>
+          <w:rFonts w:ascii="Arial Unicode MS" w:eastAsia="Arial Unicode MS" w:hAnsi="Arial Unicode MS" w:cs="Arial Unicode MS"/>
+          <w:b/>
+          <w:bCs/>
+          <w:color w:val="1F1F1F"/>
+          <w:sz w:val="28"/>
+          <w:szCs w:val="28"/>
+          <w:lang w:val="en-US"/>
+        </w:rPr>
         <w:t xml:space="preserve">1.3 </w:t>
       </w:r>
       <w:r>
@@ -1823,6 +4719,7 @@
           <w:szCs w:val="28"/>
           <w:lang w:val="en-US"/>
         </w:rPr>
+        <w:lastRenderedPageBreak/>
         <w:t>及格門檻過濾：系統須自動識別並剔除成績不及格之科目</w:t>
       </w:r>
       <w:r>
@@ -2200,7 +5097,6 @@
           <w:szCs w:val="28"/>
           <w:lang w:val="en-US"/>
         </w:rPr>
-        <w:lastRenderedPageBreak/>
         <w:t>系辦秘書：可透過後台介面更新畢業門檻標準（如各屆別學分要求變動），並查看系統使用統計以評估行政分流效益</w:t>
       </w:r>
       <w:r>
@@ -2560,6 +5456,7 @@
           <w:szCs w:val="28"/>
           <w:lang w:val="en-US"/>
         </w:rPr>
+        <w:lastRenderedPageBreak/>
         <w:t>輔仁總學分計算器</w:t>
       </w:r>
       <w:r>
@@ -2782,8 +5679,8 @@
       <w:pPr>
         <w:pStyle w:val="2"/>
       </w:pPr>
-      <w:bookmarkStart w:id="5" w:name="_4wh0uxomxd66" w:colFirst="0" w:colLast="0"/>
-      <w:bookmarkEnd w:id="5"/>
+      <w:bookmarkStart w:id="4" w:name="_4wh0uxomxd66" w:colFirst="0" w:colLast="0"/>
+      <w:bookmarkEnd w:id="4"/>
       <w:r>
         <w:t>第二章</w:t>
       </w:r>
@@ -2808,8 +5705,8 @@
           <w:szCs w:val="28"/>
         </w:rPr>
       </w:pPr>
-      <w:bookmarkStart w:id="6" w:name="_5z2kcsb6z893" w:colFirst="0" w:colLast="0"/>
-      <w:bookmarkEnd w:id="6"/>
+      <w:bookmarkStart w:id="5" w:name="_5z2kcsb6z893" w:colFirst="0" w:colLast="0"/>
+      <w:bookmarkEnd w:id="5"/>
       <w:r>
         <w:rPr>
           <w:rFonts w:ascii="Arial Unicode MS" w:eastAsia="Arial Unicode MS" w:hAnsi="Arial Unicode MS" w:cs="Arial Unicode MS"/>
@@ -2836,18 +5733,17 @@
           <w:szCs w:val="28"/>
         </w:rPr>
       </w:pPr>
-      <w:bookmarkStart w:id="7" w:name="_s7yidx4f76iv" w:colFirst="0" w:colLast="0"/>
-      <w:bookmarkEnd w:id="7"/>
-      <w:r>
-        <w:rPr>
-          <w:rFonts w:ascii="Arial Unicode MS" w:eastAsia="Arial Unicode MS" w:hAnsi="Arial Unicode MS" w:cs="Arial Unicode MS"/>
-          <w:b/>
-          <w:bCs/>
-          <w:color w:val="1F1F1F"/>
-          <w:sz w:val="28"/>
-          <w:szCs w:val="28"/>
-        </w:rPr>
-        <w:lastRenderedPageBreak/>
+      <w:bookmarkStart w:id="6" w:name="_s7yidx4f76iv" w:colFirst="0" w:colLast="0"/>
+      <w:bookmarkEnd w:id="6"/>
+      <w:r>
+        <w:rPr>
+          <w:rFonts w:ascii="Arial Unicode MS" w:eastAsia="Arial Unicode MS" w:hAnsi="Arial Unicode MS" w:cs="Arial Unicode MS"/>
+          <w:b/>
+          <w:bCs/>
+          <w:color w:val="1F1F1F"/>
+          <w:sz w:val="28"/>
+          <w:szCs w:val="28"/>
+        </w:rPr>
         <w:t>2.1.1 使用者角色說明</w:t>
       </w:r>
     </w:p>
@@ -2990,8 +5886,8 @@
           <w:szCs w:val="28"/>
         </w:rPr>
       </w:pPr>
-      <w:bookmarkStart w:id="8" w:name="_xlagv94mzcze" w:colFirst="0" w:colLast="0"/>
-      <w:bookmarkEnd w:id="8"/>
+      <w:bookmarkStart w:id="7" w:name="_xlagv94mzcze" w:colFirst="0" w:colLast="0"/>
+      <w:bookmarkEnd w:id="7"/>
       <w:r>
         <w:rPr>
           <w:rFonts w:ascii="Arial Unicode MS" w:eastAsia="Arial Unicode MS" w:hAnsi="Arial Unicode MS" w:cs="Arial Unicode MS"/>
@@ -3208,8 +6104,8 @@
           <w:szCs w:val="28"/>
         </w:rPr>
       </w:pPr>
-      <w:bookmarkStart w:id="9" w:name="_1ufp8jo0d6a2" w:colFirst="0" w:colLast="0"/>
-      <w:bookmarkEnd w:id="9"/>
+      <w:bookmarkStart w:id="8" w:name="_1ufp8jo0d6a2" w:colFirst="0" w:colLast="0"/>
+      <w:bookmarkEnd w:id="8"/>
       <w:r>
         <w:rPr>
           <w:rFonts w:ascii="Arial Unicode MS" w:eastAsia="Arial Unicode MS" w:hAnsi="Arial Unicode MS" w:cs="Arial Unicode MS"/>
@@ -3258,6 +6154,7 @@
               <w:pStyle w:val="Web"/>
             </w:pPr>
             <w:r>
+              <w:lastRenderedPageBreak/>
               <w:t>Epic1 基礎資料整合與學分計算</w:t>
             </w:r>
           </w:p>
@@ -3385,18 +6282,12 @@
           <w:p>
             <w:pPr>
               <w:pStyle w:val="Web"/>
-              <w:rPr>
-                <w:rFonts w:hint="eastAsia"/>
-              </w:rPr>
             </w:pPr>
             <w:r>
               <w:t>接受條件:</w:t>
             </w:r>
             <w:r>
-              <w:t xml:space="preserve"> </w:t>
-            </w:r>
-            <w:r>
-              <w:t>學生可以透過擴充功能自動同步成績資料 (1.1)</w:t>
+              <w:t xml:space="preserve"> 學生可以透過擴充功能自動同步成績資料 (1.1)</w:t>
             </w:r>
             <w:r>
               <w:rPr>
@@ -3517,7 +6408,6 @@
                 <w:b/>
                 <w:bCs/>
               </w:rPr>
-              <w:lastRenderedPageBreak/>
               <w:t>需求: 我想要可以</w:t>
             </w:r>
           </w:p>
@@ -3563,143 +6453,6 @@
             </w:pPr>
             <w:r>
               <w:t>不需要花費大量時間去分散的網站尋找被當的科目與畢業門檻資訊</w:t>
-            </w:r>
-          </w:p>
-        </w:tc>
-      </w:tr>
-      <w:tr>
-        <w:trPr>
-          <w:trHeight w:val="328"/>
-        </w:trPr>
-        <w:tc>
-          <w:tcPr>
-            <w:tcW w:w="8343" w:type="dxa"/>
-            <w:gridSpan w:val="2"/>
-          </w:tcPr>
-          <w:p>
-            <w:pPr>
-              <w:pStyle w:val="Web"/>
-              <w:rPr>
-                <w:rFonts w:hint="eastAsia"/>
-              </w:rPr>
-            </w:pPr>
-            <w:r>
-              <w:t>接受條件:</w:t>
-            </w:r>
-            <w:r>
-              <w:rPr>
-                <w:b/>
-                <w:bCs/>
-              </w:rPr>
-              <w:t xml:space="preserve"> </w:t>
-            </w:r>
-            <w:r>
-              <w:rPr>
-                <w:b/>
-                <w:bCs/>
-              </w:rPr>
-              <w:t>Scenario 1: 成功萃取有效資料與雜訊免疫</w:t>
-            </w:r>
-          </w:p>
-        </w:tc>
-      </w:tr>
-      <w:tr>
-        <w:trPr>
-          <w:trHeight w:val="328"/>
-        </w:trPr>
-        <w:tc>
-          <w:tcPr>
-            <w:tcW w:w="4171" w:type="dxa"/>
-          </w:tcPr>
-          <w:p>
-            <w:pPr>
-              <w:pStyle w:val="Web"/>
-            </w:pPr>
-            <w:r>
-              <w:t>Given</w:t>
-            </w:r>
-          </w:p>
-        </w:tc>
-        <w:tc>
-          <w:tcPr>
-            <w:tcW w:w="4172" w:type="dxa"/>
-          </w:tcPr>
-          <w:p>
-            <w:pPr>
-              <w:pStyle w:val="Web"/>
-            </w:pPr>
-            <w:r>
-              <w:t>使用者已安裝本系統之瀏覽器擴充功能，並於</w:t>
-            </w:r>
-            <w:proofErr w:type="gramStart"/>
-            <w:r>
-              <w:t>官方課診系統</w:t>
-            </w:r>
-            <w:proofErr w:type="gramEnd"/>
-            <w:r>
-              <w:t>完成登入（系統端不接觸憑證）</w:t>
-            </w:r>
-          </w:p>
-        </w:tc>
-      </w:tr>
-      <w:tr>
-        <w:trPr>
-          <w:trHeight w:val="328"/>
-        </w:trPr>
-        <w:tc>
-          <w:tcPr>
-            <w:tcW w:w="4171" w:type="dxa"/>
-          </w:tcPr>
-          <w:p>
-            <w:pPr>
-              <w:pStyle w:val="Web"/>
-            </w:pPr>
-            <w:r>
-              <w:t>When</w:t>
-            </w:r>
-          </w:p>
-        </w:tc>
-        <w:tc>
-          <w:tcPr>
-            <w:tcW w:w="4172" w:type="dxa"/>
-          </w:tcPr>
-          <w:p>
-            <w:pPr>
-              <w:pStyle w:val="Web"/>
-            </w:pPr>
-            <w:r>
-              <w:t>使用者在介面上觸發「同步成績資料」功能</w:t>
-            </w:r>
-          </w:p>
-        </w:tc>
-      </w:tr>
-      <w:tr>
-        <w:trPr>
-          <w:trHeight w:val="328"/>
-        </w:trPr>
-        <w:tc>
-          <w:tcPr>
-            <w:tcW w:w="4171" w:type="dxa"/>
-          </w:tcPr>
-          <w:p>
-            <w:pPr>
-              <w:pStyle w:val="Web"/>
-            </w:pPr>
-            <w:r>
-              <w:t>Then</w:t>
-            </w:r>
-          </w:p>
-        </w:tc>
-        <w:tc>
-          <w:tcPr>
-            <w:tcW w:w="4172" w:type="dxa"/>
-          </w:tcPr>
-          <w:p>
-            <w:pPr>
-              <w:pStyle w:val="Web"/>
-            </w:pPr>
-            <w:r>
-              <w:t>擴充功能須自動在官方頁面中讀取 DOM 資料（含全人、必修、必選等分頁），整理為 JSON 結構並回傳至本系統頁面同步展示。</w:t>
             </w:r>
           </w:p>
         </w:tc>
@@ -3718,6 +6471,133 @@
               <w:pStyle w:val="Web"/>
             </w:pPr>
             <w:r>
+              <w:t>接受條件:</w:t>
+            </w:r>
+            <w:r>
+              <w:rPr>
+                <w:b/>
+                <w:bCs/>
+              </w:rPr>
+              <w:t xml:space="preserve"> Scenario 1: 成功萃取有效資料與雜訊免疫</w:t>
+            </w:r>
+          </w:p>
+        </w:tc>
+      </w:tr>
+      <w:tr>
+        <w:trPr>
+          <w:trHeight w:val="328"/>
+        </w:trPr>
+        <w:tc>
+          <w:tcPr>
+            <w:tcW w:w="4171" w:type="dxa"/>
+          </w:tcPr>
+          <w:p>
+            <w:pPr>
+              <w:pStyle w:val="Web"/>
+            </w:pPr>
+            <w:r>
+              <w:t>Given</w:t>
+            </w:r>
+          </w:p>
+        </w:tc>
+        <w:tc>
+          <w:tcPr>
+            <w:tcW w:w="4172" w:type="dxa"/>
+          </w:tcPr>
+          <w:p>
+            <w:pPr>
+              <w:pStyle w:val="Web"/>
+            </w:pPr>
+            <w:r>
+              <w:t>使用者已安裝本系統之瀏覽器擴充功能，並於</w:t>
+            </w:r>
+            <w:proofErr w:type="gramStart"/>
+            <w:r>
+              <w:t>官方課診系統</w:t>
+            </w:r>
+            <w:proofErr w:type="gramEnd"/>
+            <w:r>
+              <w:t>完成登入（系統端不接觸憑證）</w:t>
+            </w:r>
+          </w:p>
+        </w:tc>
+      </w:tr>
+      <w:tr>
+        <w:trPr>
+          <w:trHeight w:val="328"/>
+        </w:trPr>
+        <w:tc>
+          <w:tcPr>
+            <w:tcW w:w="4171" w:type="dxa"/>
+          </w:tcPr>
+          <w:p>
+            <w:pPr>
+              <w:pStyle w:val="Web"/>
+            </w:pPr>
+            <w:r>
+              <w:t>When</w:t>
+            </w:r>
+          </w:p>
+        </w:tc>
+        <w:tc>
+          <w:tcPr>
+            <w:tcW w:w="4172" w:type="dxa"/>
+          </w:tcPr>
+          <w:p>
+            <w:pPr>
+              <w:pStyle w:val="Web"/>
+            </w:pPr>
+            <w:r>
+              <w:t>使用者在介面上觸發「同步成績資料」功能</w:t>
+            </w:r>
+          </w:p>
+        </w:tc>
+      </w:tr>
+      <w:tr>
+        <w:trPr>
+          <w:trHeight w:val="328"/>
+        </w:trPr>
+        <w:tc>
+          <w:tcPr>
+            <w:tcW w:w="4171" w:type="dxa"/>
+          </w:tcPr>
+          <w:p>
+            <w:pPr>
+              <w:pStyle w:val="Web"/>
+            </w:pPr>
+            <w:r>
+              <w:t>Then</w:t>
+            </w:r>
+          </w:p>
+        </w:tc>
+        <w:tc>
+          <w:tcPr>
+            <w:tcW w:w="4172" w:type="dxa"/>
+          </w:tcPr>
+          <w:p>
+            <w:pPr>
+              <w:pStyle w:val="Web"/>
+            </w:pPr>
+            <w:r>
+              <w:t>擴充功能須自動在官方頁面中讀取 DOM 資料（含全人、必修、必選等分頁），整理為 JSON 結構並回傳至本系統頁面同步展示。</w:t>
+            </w:r>
+          </w:p>
+        </w:tc>
+      </w:tr>
+      <w:tr>
+        <w:trPr>
+          <w:trHeight w:val="328"/>
+        </w:trPr>
+        <w:tc>
+          <w:tcPr>
+            <w:tcW w:w="8343" w:type="dxa"/>
+            <w:gridSpan w:val="2"/>
+          </w:tcPr>
+          <w:p>
+            <w:pPr>
+              <w:pStyle w:val="Web"/>
+            </w:pPr>
+            <w:r>
               <w:t>Scenario 2: 介面呈現與</w:t>
             </w:r>
             <w:proofErr w:type="gramStart"/>
@@ -3824,7 +6704,11 @@
             </w:r>
             <w:proofErr w:type="gramEnd"/>
             <w:r>
-              <w:t>如：請先安裝擴充功能並確認已登入</w:t>
+              <w:t>如：請先安裝擴充</w:t>
+            </w:r>
+            <w:r>
+              <w:lastRenderedPageBreak/>
+              <w:t>功能並確認已登入</w:t>
             </w:r>
             <w:proofErr w:type="gramStart"/>
             <w:r>
@@ -3859,6 +6743,7 @@
               <w:pStyle w:val="Web"/>
             </w:pPr>
             <w:r>
+              <w:lastRenderedPageBreak/>
               <w:t>優先順序</w:t>
             </w:r>
             <w:r>
@@ -4047,7 +6932,6 @@
             <w:pPr>
               <w:pStyle w:val="Web"/>
               <w:rPr>
-                <w:rFonts w:hint="eastAsia"/>
                 <w:b/>
                 <w:bCs/>
               </w:rPr>
@@ -4109,7 +6993,6 @@
               <w:pStyle w:val="Web"/>
             </w:pPr>
             <w:r>
-              <w:lastRenderedPageBreak/>
               <w:t>When</w:t>
             </w:r>
           </w:p>
@@ -4351,9 +7234,6 @@
           <w:p>
             <w:pPr>
               <w:pStyle w:val="Web"/>
-              <w:rPr>
-                <w:rFonts w:hint="eastAsia"/>
-              </w:rPr>
             </w:pPr>
             <w:r>
               <w:t>接受條件:</w:t>
@@ -4431,6 +7311,7 @@
                 <w:b/>
                 <w:bCs/>
               </w:rPr>
+              <w:lastRenderedPageBreak/>
               <w:t>角色: 身為</w:t>
             </w:r>
           </w:p>
@@ -4532,9 +7413,6 @@
           <w:p>
             <w:pPr>
               <w:pStyle w:val="Web"/>
-              <w:rPr>
-                <w:rFonts w:hint="eastAsia"/>
-              </w:rPr>
             </w:pPr>
             <w:r>
               <w:t>接受條件:</w:t>
@@ -4842,9 +7720,6 @@
           <w:p>
             <w:pPr>
               <w:pStyle w:val="Web"/>
-              <w:rPr>
-                <w:rFonts w:hint="eastAsia"/>
-              </w:rPr>
             </w:pPr>
             <w:r>
               <w:t>接受條件:</w:t>
@@ -4860,9 +7735,6 @@
       <w:pPr>
         <w:pStyle w:val="Web"/>
         <w:ind w:left="720"/>
-        <w:rPr>
-          <w:rFonts w:hint="eastAsia"/>
-        </w:rPr>
       </w:pPr>
     </w:p>
     <w:p>
@@ -4978,6 +7850,7 @@
                 <w:b/>
                 <w:bCs/>
               </w:rPr>
+              <w:lastRenderedPageBreak/>
               <w:t>需求: 我想要可以</w:t>
             </w:r>
           </w:p>
@@ -5023,151 +7896,6 @@
             </w:pPr>
             <w:r>
               <w:t>因此我可以 減少反覆被詢問「到底能不能畢業」，減輕行政諮詢壓力</w:t>
-            </w:r>
-          </w:p>
-        </w:tc>
-      </w:tr>
-      <w:tr>
-        <w:trPr>
-          <w:trHeight w:val="328"/>
-        </w:trPr>
-        <w:tc>
-          <w:tcPr>
-            <w:tcW w:w="8343" w:type="dxa"/>
-            <w:gridSpan w:val="2"/>
-          </w:tcPr>
-          <w:p>
-            <w:pPr>
-              <w:pStyle w:val="Web"/>
-              <w:rPr>
-                <w:rFonts w:hint="eastAsia"/>
-              </w:rPr>
-            </w:pPr>
-            <w:r>
-              <w:t>接受條件:</w:t>
-            </w:r>
-            <w:r>
-              <w:rPr>
-                <w:b/>
-                <w:bCs/>
-              </w:rPr>
-              <w:t xml:space="preserve"> Scenario 1:</w:t>
-            </w:r>
-            <w:r>
-              <w:rPr>
-                <w:b/>
-                <w:bCs/>
-              </w:rPr>
-              <w:t>學生自主檢測修業狀態</w:t>
-            </w:r>
-          </w:p>
-        </w:tc>
-      </w:tr>
-      <w:tr>
-        <w:trPr>
-          <w:trHeight w:val="328"/>
-        </w:trPr>
-        <w:tc>
-          <w:tcPr>
-            <w:tcW w:w="4171" w:type="dxa"/>
-          </w:tcPr>
-          <w:p>
-            <w:pPr>
-              <w:pStyle w:val="Web"/>
-            </w:pPr>
-            <w:r>
-              <w:t>Given</w:t>
-            </w:r>
-          </w:p>
-        </w:tc>
-        <w:tc>
-          <w:tcPr>
-            <w:tcW w:w="4172" w:type="dxa"/>
-          </w:tcPr>
-          <w:p>
-            <w:pPr>
-              <w:pStyle w:val="Web"/>
-            </w:pPr>
-            <w:r>
-              <w:t>學生因無法自行</w:t>
-            </w:r>
-            <w:proofErr w:type="gramStart"/>
-            <w:r>
-              <w:t>釐</w:t>
-            </w:r>
-            <w:proofErr w:type="gramEnd"/>
-            <w:r>
-              <w:t>清畢業進度，導致頻繁前往系辦諮詢</w:t>
-            </w:r>
-          </w:p>
-        </w:tc>
-      </w:tr>
-      <w:tr>
-        <w:trPr>
-          <w:trHeight w:val="328"/>
-        </w:trPr>
-        <w:tc>
-          <w:tcPr>
-            <w:tcW w:w="4171" w:type="dxa"/>
-          </w:tcPr>
-          <w:p>
-            <w:pPr>
-              <w:pStyle w:val="Web"/>
-            </w:pPr>
-            <w:r>
-              <w:t>When</w:t>
-            </w:r>
-          </w:p>
-        </w:tc>
-        <w:tc>
-          <w:tcPr>
-            <w:tcW w:w="4172" w:type="dxa"/>
-          </w:tcPr>
-          <w:p>
-            <w:pPr>
-              <w:pStyle w:val="Web"/>
-            </w:pPr>
-            <w:r>
-              <w:t>系辦推廣此「</w:t>
-            </w:r>
-            <w:proofErr w:type="gramStart"/>
-            <w:r>
-              <w:t>延畢計算機</w:t>
-            </w:r>
-            <w:proofErr w:type="gramEnd"/>
-            <w:r>
-              <w:t>」供學生自主檢測</w:t>
-            </w:r>
-          </w:p>
-        </w:tc>
-      </w:tr>
-      <w:tr>
-        <w:trPr>
-          <w:trHeight w:val="328"/>
-        </w:trPr>
-        <w:tc>
-          <w:tcPr>
-            <w:tcW w:w="4171" w:type="dxa"/>
-          </w:tcPr>
-          <w:p>
-            <w:pPr>
-              <w:pStyle w:val="Web"/>
-            </w:pPr>
-            <w:r>
-              <w:t>Then</w:t>
-            </w:r>
-          </w:p>
-        </w:tc>
-        <w:tc>
-          <w:tcPr>
-            <w:tcW w:w="4172" w:type="dxa"/>
-          </w:tcPr>
-          <w:p>
-            <w:pPr>
-              <w:pStyle w:val="Web"/>
-            </w:pPr>
-            <w:r>
-              <w:t>學生能透過系統輸出直接判斷修業狀態，實質減少對系辦的重複性詢問。</w:t>
             </w:r>
           </w:p>
         </w:tc>
@@ -5186,6 +7914,148 @@
               <w:pStyle w:val="Web"/>
             </w:pPr>
             <w:r>
+              <w:t>接受條件:</w:t>
+            </w:r>
+            <w:r>
+              <w:rPr>
+                <w:b/>
+                <w:bCs/>
+              </w:rPr>
+              <w:t xml:space="preserve"> Scenario 1:</w:t>
+            </w:r>
+            <w:r>
+              <w:rPr>
+                <w:b/>
+                <w:bCs/>
+              </w:rPr>
+              <w:t>學生自主檢測修業狀態</w:t>
+            </w:r>
+          </w:p>
+        </w:tc>
+      </w:tr>
+      <w:tr>
+        <w:trPr>
+          <w:trHeight w:val="328"/>
+        </w:trPr>
+        <w:tc>
+          <w:tcPr>
+            <w:tcW w:w="4171" w:type="dxa"/>
+          </w:tcPr>
+          <w:p>
+            <w:pPr>
+              <w:pStyle w:val="Web"/>
+            </w:pPr>
+            <w:r>
+              <w:t>Given</w:t>
+            </w:r>
+          </w:p>
+        </w:tc>
+        <w:tc>
+          <w:tcPr>
+            <w:tcW w:w="4172" w:type="dxa"/>
+          </w:tcPr>
+          <w:p>
+            <w:pPr>
+              <w:pStyle w:val="Web"/>
+            </w:pPr>
+            <w:r>
+              <w:t>學生因無法自行</w:t>
+            </w:r>
+            <w:proofErr w:type="gramStart"/>
+            <w:r>
+              <w:t>釐</w:t>
+            </w:r>
+            <w:proofErr w:type="gramEnd"/>
+            <w:r>
+              <w:t>清畢業進度，導致頻繁前往系辦諮詢</w:t>
+            </w:r>
+          </w:p>
+        </w:tc>
+      </w:tr>
+      <w:tr>
+        <w:trPr>
+          <w:trHeight w:val="328"/>
+        </w:trPr>
+        <w:tc>
+          <w:tcPr>
+            <w:tcW w:w="4171" w:type="dxa"/>
+          </w:tcPr>
+          <w:p>
+            <w:pPr>
+              <w:pStyle w:val="Web"/>
+            </w:pPr>
+            <w:r>
+              <w:t>When</w:t>
+            </w:r>
+          </w:p>
+        </w:tc>
+        <w:tc>
+          <w:tcPr>
+            <w:tcW w:w="4172" w:type="dxa"/>
+          </w:tcPr>
+          <w:p>
+            <w:pPr>
+              <w:pStyle w:val="Web"/>
+            </w:pPr>
+            <w:r>
+              <w:t>系辦推廣此「</w:t>
+            </w:r>
+            <w:proofErr w:type="gramStart"/>
+            <w:r>
+              <w:t>延畢計算機</w:t>
+            </w:r>
+            <w:proofErr w:type="gramEnd"/>
+            <w:r>
+              <w:t>」供學生自主檢測</w:t>
+            </w:r>
+          </w:p>
+        </w:tc>
+      </w:tr>
+      <w:tr>
+        <w:trPr>
+          <w:trHeight w:val="328"/>
+        </w:trPr>
+        <w:tc>
+          <w:tcPr>
+            <w:tcW w:w="4171" w:type="dxa"/>
+          </w:tcPr>
+          <w:p>
+            <w:pPr>
+              <w:pStyle w:val="Web"/>
+            </w:pPr>
+            <w:r>
+              <w:t>Then</w:t>
+            </w:r>
+          </w:p>
+        </w:tc>
+        <w:tc>
+          <w:tcPr>
+            <w:tcW w:w="4172" w:type="dxa"/>
+          </w:tcPr>
+          <w:p>
+            <w:pPr>
+              <w:pStyle w:val="Web"/>
+            </w:pPr>
+            <w:r>
+              <w:t>學生能透過系統輸出直接判斷修業狀態，實質減少對系辦的重複性詢問。</w:t>
+            </w:r>
+          </w:p>
+        </w:tc>
+      </w:tr>
+      <w:tr>
+        <w:trPr>
+          <w:trHeight w:val="328"/>
+        </w:trPr>
+        <w:tc>
+          <w:tcPr>
+            <w:tcW w:w="8343" w:type="dxa"/>
+            <w:gridSpan w:val="2"/>
+          </w:tcPr>
+          <w:p>
+            <w:pPr>
+              <w:pStyle w:val="Web"/>
+            </w:pPr>
+            <w:r>
               <w:t>優先順序</w:t>
             </w:r>
             <w:r>
@@ -5201,9 +8071,6 @@
     <w:p>
       <w:pPr>
         <w:spacing w:after="360"/>
-        <w:rPr>
-          <w:rFonts w:hint="eastAsia"/>
-        </w:rPr>
       </w:pPr>
     </w:p>
     <w:p>
@@ -5237,7 +8104,6 @@
           <w:sz w:val="52"/>
           <w:szCs w:val="52"/>
         </w:rPr>
-        <w:lastRenderedPageBreak/>
         <w:t>第三章</w:t>
       </w:r>
       <w:r>
@@ -5324,7 +8190,6 @@
           <w:p>
             <w:pPr>
               <w:rPr>
-                <w:rFonts w:hint="eastAsia"/>
                 <w:sz w:val="32"/>
                 <w:szCs w:val="32"/>
               </w:rPr>
@@ -5345,7 +8210,6 @@
           <w:p>
             <w:pPr>
               <w:rPr>
-                <w:rFonts w:hint="eastAsia"/>
                 <w:sz w:val="32"/>
                 <w:szCs w:val="32"/>
               </w:rPr>
@@ -5366,7 +8230,6 @@
           <w:p>
             <w:pPr>
               <w:rPr>
-                <w:rFonts w:hint="eastAsia"/>
                 <w:sz w:val="32"/>
                 <w:szCs w:val="32"/>
               </w:rPr>
@@ -5389,7 +8252,6 @@
           <w:p>
             <w:pPr>
               <w:rPr>
-                <w:rFonts w:hint="eastAsia"/>
                 <w:sz w:val="32"/>
                 <w:szCs w:val="32"/>
               </w:rPr>
@@ -5410,7 +8272,6 @@
           <w:p>
             <w:pPr>
               <w:rPr>
-                <w:rFonts w:hint="eastAsia"/>
                 <w:sz w:val="32"/>
                 <w:szCs w:val="32"/>
               </w:rPr>
@@ -5447,7 +8308,6 @@
           <w:p>
             <w:pPr>
               <w:rPr>
-                <w:rFonts w:hint="eastAsia"/>
                 <w:sz w:val="32"/>
                 <w:szCs w:val="32"/>
                 <w:lang w:val="en-US"/>
@@ -5480,7 +8340,6 @@
           <w:p>
             <w:pPr>
               <w:rPr>
-                <w:rFonts w:hint="eastAsia"/>
                 <w:sz w:val="32"/>
                 <w:szCs w:val="32"/>
               </w:rPr>
@@ -5501,7 +8360,6 @@
           <w:p>
             <w:pPr>
               <w:rPr>
-                <w:rFonts w:hint="eastAsia"/>
                 <w:sz w:val="32"/>
                 <w:szCs w:val="32"/>
               </w:rPr>
@@ -5522,7 +8380,6 @@
           <w:p>
             <w:pPr>
               <w:rPr>
-                <w:rFonts w:hint="eastAsia"/>
                 <w:sz w:val="32"/>
                 <w:szCs w:val="32"/>
                 <w:lang w:val="en-US"/>
@@ -5555,7 +8412,6 @@
           <w:p>
             <w:pPr>
               <w:rPr>
-                <w:rFonts w:hint="eastAsia"/>
                 <w:sz w:val="32"/>
                 <w:szCs w:val="32"/>
               </w:rPr>
@@ -5576,7 +8432,6 @@
           <w:p>
             <w:pPr>
               <w:rPr>
-                <w:rFonts w:hint="eastAsia"/>
                 <w:sz w:val="32"/>
                 <w:szCs w:val="32"/>
               </w:rPr>
@@ -5597,7 +8452,6 @@
           <w:p>
             <w:pPr>
               <w:rPr>
-                <w:rFonts w:hint="eastAsia"/>
                 <w:sz w:val="32"/>
                 <w:szCs w:val="32"/>
               </w:rPr>
@@ -5627,7 +8481,6 @@
           <w:p>
             <w:pPr>
               <w:rPr>
-                <w:rFonts w:hint="eastAsia"/>
                 <w:sz w:val="32"/>
                 <w:szCs w:val="32"/>
               </w:rPr>
@@ -5656,7 +8509,6 @@
           <w:p>
             <w:pPr>
               <w:rPr>
-                <w:rFonts w:hint="eastAsia"/>
                 <w:sz w:val="32"/>
                 <w:szCs w:val="32"/>
               </w:rPr>
@@ -5677,7 +8529,6 @@
           <w:p>
             <w:pPr>
               <w:rPr>
-                <w:rFonts w:hint="eastAsia"/>
                 <w:sz w:val="32"/>
                 <w:szCs w:val="32"/>
                 <w:lang w:val="en-US"/>
@@ -5710,7 +8561,6 @@
           <w:p>
             <w:pPr>
               <w:rPr>
-                <w:rFonts w:hint="eastAsia"/>
                 <w:sz w:val="32"/>
                 <w:szCs w:val="32"/>
               </w:rPr>
@@ -5731,7 +8581,6 @@
           <w:p>
             <w:pPr>
               <w:rPr>
-                <w:rFonts w:hint="eastAsia"/>
                 <w:sz w:val="32"/>
                 <w:szCs w:val="32"/>
               </w:rPr>
@@ -5752,7 +8601,6 @@
           <w:p>
             <w:pPr>
               <w:rPr>
-                <w:rFonts w:hint="eastAsia"/>
                 <w:sz w:val="32"/>
                 <w:szCs w:val="32"/>
                 <w:lang w:val="en-US"/>
@@ -5781,7 +8629,6 @@
     <w:p>
       <w:pPr>
         <w:rPr>
-          <w:rFonts w:hint="eastAsia"/>
           <w:sz w:val="32"/>
           <w:szCs w:val="32"/>
         </w:rPr>
@@ -5790,7 +8637,6 @@
     <w:p>
       <w:pPr>
         <w:rPr>
-          <w:rFonts w:hint="eastAsia"/>
           <w:sz w:val="32"/>
           <w:szCs w:val="32"/>
         </w:rPr>
@@ -5854,6 +8700,7 @@
                 <w:sz w:val="32"/>
                 <w:szCs w:val="32"/>
               </w:rPr>
+              <w:lastRenderedPageBreak/>
               <w:t>1.0</w:t>
             </w:r>
             <w:r>
@@ -5902,7 +8749,7 @@
                 <w:szCs w:val="32"/>
               </w:rPr>
               <w:drawing>
-                <wp:inline distT="0" distB="0" distL="0" distR="0" wp14:anchorId="141DF15F" wp14:editId="5D03F26F">
+                <wp:inline distT="0" distB="0" distL="0" distR="0" wp14:anchorId="141DF15F" wp14:editId="20C2F487">
                   <wp:extent cx="5733415" cy="572135"/>
                   <wp:effectExtent l="0" t="0" r="635" b="0"/>
                   <wp:docPr id="105101524" name="圖片 2"/>
@@ -6155,7 +9002,6 @@
                 <w:sz w:val="32"/>
                 <w:szCs w:val="32"/>
               </w:rPr>
-              <w:lastRenderedPageBreak/>
               <w:t>說明</w:t>
             </w:r>
             <w:r>
@@ -6597,6 +9443,7 @@
                 <w:sz w:val="32"/>
                 <w:szCs w:val="32"/>
               </w:rPr>
+              <w:lastRenderedPageBreak/>
               <w:drawing>
                 <wp:inline distT="0" distB="0" distL="0" distR="0" wp14:anchorId="3DF0C797" wp14:editId="5DA8D6F9">
                   <wp:extent cx="5733415" cy="1703705"/>
@@ -6813,7 +9660,6 @@
                 <w:sz w:val="32"/>
                 <w:szCs w:val="32"/>
               </w:rPr>
-              <w:lastRenderedPageBreak/>
               <w:drawing>
                 <wp:inline distT="0" distB="0" distL="0" distR="0" wp14:anchorId="70F6A516" wp14:editId="55B6B775">
                   <wp:extent cx="5733415" cy="2056130"/>
@@ -7686,6 +10532,155 @@
     </w:lvl>
   </w:abstractNum>
   <w:abstractNum w:abstractNumId="5" w15:restartNumberingAfterBreak="0">
+    <w:nsid w:val="2ACD3BEA"/>
+    <w:multiLevelType w:val="multilevel"/>
+    <w:tmpl w:val="A656BE22"/>
+    <w:lvl w:ilvl="0">
+      <w:start w:val="1"/>
+      <w:numFmt w:val="bullet"/>
+      <w:lvlText w:val=""/>
+      <w:lvlJc w:val="left"/>
+      <w:pPr>
+        <w:tabs>
+          <w:tab w:val="num" w:pos="720"/>
+        </w:tabs>
+        <w:ind w:left="720" w:hanging="360"/>
+      </w:pPr>
+      <w:rPr>
+        <w:rFonts w:ascii="Symbol" w:hAnsi="Symbol" w:hint="default"/>
+        <w:sz w:val="20"/>
+      </w:rPr>
+    </w:lvl>
+    <w:lvl w:ilvl="1" w:tentative="1">
+      <w:start w:val="1"/>
+      <w:numFmt w:val="bullet"/>
+      <w:lvlText w:val="o"/>
+      <w:lvlJc w:val="left"/>
+      <w:pPr>
+        <w:tabs>
+          <w:tab w:val="num" w:pos="1440"/>
+        </w:tabs>
+        <w:ind w:left="1440" w:hanging="360"/>
+      </w:pPr>
+      <w:rPr>
+        <w:rFonts w:ascii="Courier New" w:hAnsi="Courier New" w:hint="default"/>
+        <w:sz w:val="20"/>
+      </w:rPr>
+    </w:lvl>
+    <w:lvl w:ilvl="2" w:tentative="1">
+      <w:start w:val="1"/>
+      <w:numFmt w:val="bullet"/>
+      <w:lvlText w:val=""/>
+      <w:lvlJc w:val="left"/>
+      <w:pPr>
+        <w:tabs>
+          <w:tab w:val="num" w:pos="2160"/>
+        </w:tabs>
+        <w:ind w:left="2160" w:hanging="360"/>
+      </w:pPr>
+      <w:rPr>
+        <w:rFonts w:ascii="Wingdings" w:hAnsi="Wingdings" w:hint="default"/>
+        <w:sz w:val="20"/>
+      </w:rPr>
+    </w:lvl>
+    <w:lvl w:ilvl="3" w:tentative="1">
+      <w:start w:val="1"/>
+      <w:numFmt w:val="bullet"/>
+      <w:lvlText w:val=""/>
+      <w:lvlJc w:val="left"/>
+      <w:pPr>
+        <w:tabs>
+          <w:tab w:val="num" w:pos="2880"/>
+        </w:tabs>
+        <w:ind w:left="2880" w:hanging="360"/>
+      </w:pPr>
+      <w:rPr>
+        <w:rFonts w:ascii="Wingdings" w:hAnsi="Wingdings" w:hint="default"/>
+        <w:sz w:val="20"/>
+      </w:rPr>
+    </w:lvl>
+    <w:lvl w:ilvl="4" w:tentative="1">
+      <w:start w:val="1"/>
+      <w:numFmt w:val="bullet"/>
+      <w:lvlText w:val=""/>
+      <w:lvlJc w:val="left"/>
+      <w:pPr>
+        <w:tabs>
+          <w:tab w:val="num" w:pos="3600"/>
+        </w:tabs>
+        <w:ind w:left="3600" w:hanging="360"/>
+      </w:pPr>
+      <w:rPr>
+        <w:rFonts w:ascii="Wingdings" w:hAnsi="Wingdings" w:hint="default"/>
+        <w:sz w:val="20"/>
+      </w:rPr>
+    </w:lvl>
+    <w:lvl w:ilvl="5" w:tentative="1">
+      <w:start w:val="1"/>
+      <w:numFmt w:val="bullet"/>
+      <w:lvlText w:val=""/>
+      <w:lvlJc w:val="left"/>
+      <w:pPr>
+        <w:tabs>
+          <w:tab w:val="num" w:pos="4320"/>
+        </w:tabs>
+        <w:ind w:left="4320" w:hanging="360"/>
+      </w:pPr>
+      <w:rPr>
+        <w:rFonts w:ascii="Wingdings" w:hAnsi="Wingdings" w:hint="default"/>
+        <w:sz w:val="20"/>
+      </w:rPr>
+    </w:lvl>
+    <w:lvl w:ilvl="6" w:tentative="1">
+      <w:start w:val="1"/>
+      <w:numFmt w:val="bullet"/>
+      <w:lvlText w:val=""/>
+      <w:lvlJc w:val="left"/>
+      <w:pPr>
+        <w:tabs>
+          <w:tab w:val="num" w:pos="5040"/>
+        </w:tabs>
+        <w:ind w:left="5040" w:hanging="360"/>
+      </w:pPr>
+      <w:rPr>
+        <w:rFonts w:ascii="Wingdings" w:hAnsi="Wingdings" w:hint="default"/>
+        <w:sz w:val="20"/>
+      </w:rPr>
+    </w:lvl>
+    <w:lvl w:ilvl="7" w:tentative="1">
+      <w:start w:val="1"/>
+      <w:numFmt w:val="bullet"/>
+      <w:lvlText w:val=""/>
+      <w:lvlJc w:val="left"/>
+      <w:pPr>
+        <w:tabs>
+          <w:tab w:val="num" w:pos="5760"/>
+        </w:tabs>
+        <w:ind w:left="5760" w:hanging="360"/>
+      </w:pPr>
+      <w:rPr>
+        <w:rFonts w:ascii="Wingdings" w:hAnsi="Wingdings" w:hint="default"/>
+        <w:sz w:val="20"/>
+      </w:rPr>
+    </w:lvl>
+    <w:lvl w:ilvl="8" w:tentative="1">
+      <w:start w:val="1"/>
+      <w:numFmt w:val="bullet"/>
+      <w:lvlText w:val=""/>
+      <w:lvlJc w:val="left"/>
+      <w:pPr>
+        <w:tabs>
+          <w:tab w:val="num" w:pos="6480"/>
+        </w:tabs>
+        <w:ind w:left="6480" w:hanging="360"/>
+      </w:pPr>
+      <w:rPr>
+        <w:rFonts w:ascii="Wingdings" w:hAnsi="Wingdings" w:hint="default"/>
+        <w:sz w:val="20"/>
+      </w:rPr>
+    </w:lvl>
+  </w:abstractNum>
+  <w:abstractNum w:abstractNumId="6" w15:restartNumberingAfterBreak="0">
     <w:nsid w:val="2DAF3CEF"/>
     <w:multiLevelType w:val="multilevel"/>
     <w:tmpl w:val="C5F49AB6"/>
@@ -7834,7 +10829,156 @@
       </w:rPr>
     </w:lvl>
   </w:abstractNum>
-  <w:abstractNum w:abstractNumId="6" w15:restartNumberingAfterBreak="0">
+  <w:abstractNum w:abstractNumId="7" w15:restartNumberingAfterBreak="0">
+    <w:nsid w:val="2EBE7CA1"/>
+    <w:multiLevelType w:val="multilevel"/>
+    <w:tmpl w:val="14EACFD2"/>
+    <w:lvl w:ilvl="0">
+      <w:start w:val="1"/>
+      <w:numFmt w:val="bullet"/>
+      <w:lvlText w:val=""/>
+      <w:lvlJc w:val="left"/>
+      <w:pPr>
+        <w:tabs>
+          <w:tab w:val="num" w:pos="720"/>
+        </w:tabs>
+        <w:ind w:left="720" w:hanging="360"/>
+      </w:pPr>
+      <w:rPr>
+        <w:rFonts w:ascii="Symbol" w:hAnsi="Symbol" w:hint="default"/>
+        <w:sz w:val="20"/>
+      </w:rPr>
+    </w:lvl>
+    <w:lvl w:ilvl="1" w:tentative="1">
+      <w:start w:val="1"/>
+      <w:numFmt w:val="bullet"/>
+      <w:lvlText w:val="o"/>
+      <w:lvlJc w:val="left"/>
+      <w:pPr>
+        <w:tabs>
+          <w:tab w:val="num" w:pos="1440"/>
+        </w:tabs>
+        <w:ind w:left="1440" w:hanging="360"/>
+      </w:pPr>
+      <w:rPr>
+        <w:rFonts w:ascii="Courier New" w:hAnsi="Courier New" w:hint="default"/>
+        <w:sz w:val="20"/>
+      </w:rPr>
+    </w:lvl>
+    <w:lvl w:ilvl="2" w:tentative="1">
+      <w:start w:val="1"/>
+      <w:numFmt w:val="bullet"/>
+      <w:lvlText w:val=""/>
+      <w:lvlJc w:val="left"/>
+      <w:pPr>
+        <w:tabs>
+          <w:tab w:val="num" w:pos="2160"/>
+        </w:tabs>
+        <w:ind w:left="2160" w:hanging="360"/>
+      </w:pPr>
+      <w:rPr>
+        <w:rFonts w:ascii="Wingdings" w:hAnsi="Wingdings" w:hint="default"/>
+        <w:sz w:val="20"/>
+      </w:rPr>
+    </w:lvl>
+    <w:lvl w:ilvl="3" w:tentative="1">
+      <w:start w:val="1"/>
+      <w:numFmt w:val="bullet"/>
+      <w:lvlText w:val=""/>
+      <w:lvlJc w:val="left"/>
+      <w:pPr>
+        <w:tabs>
+          <w:tab w:val="num" w:pos="2880"/>
+        </w:tabs>
+        <w:ind w:left="2880" w:hanging="360"/>
+      </w:pPr>
+      <w:rPr>
+        <w:rFonts w:ascii="Wingdings" w:hAnsi="Wingdings" w:hint="default"/>
+        <w:sz w:val="20"/>
+      </w:rPr>
+    </w:lvl>
+    <w:lvl w:ilvl="4" w:tentative="1">
+      <w:start w:val="1"/>
+      <w:numFmt w:val="bullet"/>
+      <w:lvlText w:val=""/>
+      <w:lvlJc w:val="left"/>
+      <w:pPr>
+        <w:tabs>
+          <w:tab w:val="num" w:pos="3600"/>
+        </w:tabs>
+        <w:ind w:left="3600" w:hanging="360"/>
+      </w:pPr>
+      <w:rPr>
+        <w:rFonts w:ascii="Wingdings" w:hAnsi="Wingdings" w:hint="default"/>
+        <w:sz w:val="20"/>
+      </w:rPr>
+    </w:lvl>
+    <w:lvl w:ilvl="5" w:tentative="1">
+      <w:start w:val="1"/>
+      <w:numFmt w:val="bullet"/>
+      <w:lvlText w:val=""/>
+      <w:lvlJc w:val="left"/>
+      <w:pPr>
+        <w:tabs>
+          <w:tab w:val="num" w:pos="4320"/>
+        </w:tabs>
+        <w:ind w:left="4320" w:hanging="360"/>
+      </w:pPr>
+      <w:rPr>
+        <w:rFonts w:ascii="Wingdings" w:hAnsi="Wingdings" w:hint="default"/>
+        <w:sz w:val="20"/>
+      </w:rPr>
+    </w:lvl>
+    <w:lvl w:ilvl="6" w:tentative="1">
+      <w:start w:val="1"/>
+      <w:numFmt w:val="bullet"/>
+      <w:lvlText w:val=""/>
+      <w:lvlJc w:val="left"/>
+      <w:pPr>
+        <w:tabs>
+          <w:tab w:val="num" w:pos="5040"/>
+        </w:tabs>
+        <w:ind w:left="5040" w:hanging="360"/>
+      </w:pPr>
+      <w:rPr>
+        <w:rFonts w:ascii="Wingdings" w:hAnsi="Wingdings" w:hint="default"/>
+        <w:sz w:val="20"/>
+      </w:rPr>
+    </w:lvl>
+    <w:lvl w:ilvl="7" w:tentative="1">
+      <w:start w:val="1"/>
+      <w:numFmt w:val="bullet"/>
+      <w:lvlText w:val=""/>
+      <w:lvlJc w:val="left"/>
+      <w:pPr>
+        <w:tabs>
+          <w:tab w:val="num" w:pos="5760"/>
+        </w:tabs>
+        <w:ind w:left="5760" w:hanging="360"/>
+      </w:pPr>
+      <w:rPr>
+        <w:rFonts w:ascii="Wingdings" w:hAnsi="Wingdings" w:hint="default"/>
+        <w:sz w:val="20"/>
+      </w:rPr>
+    </w:lvl>
+    <w:lvl w:ilvl="8" w:tentative="1">
+      <w:start w:val="1"/>
+      <w:numFmt w:val="bullet"/>
+      <w:lvlText w:val=""/>
+      <w:lvlJc w:val="left"/>
+      <w:pPr>
+        <w:tabs>
+          <w:tab w:val="num" w:pos="6480"/>
+        </w:tabs>
+        <w:ind w:left="6480" w:hanging="360"/>
+      </w:pPr>
+      <w:rPr>
+        <w:rFonts w:ascii="Wingdings" w:hAnsi="Wingdings" w:hint="default"/>
+        <w:sz w:val="20"/>
+      </w:rPr>
+    </w:lvl>
+  </w:abstractNum>
+  <w:abstractNum w:abstractNumId="8" w15:restartNumberingAfterBreak="0">
     <w:nsid w:val="46002FE2"/>
     <w:multiLevelType w:val="multilevel"/>
     <w:tmpl w:val="7DAE0F5C"/>
@@ -7949,7 +11093,7 @@
       </w:rPr>
     </w:lvl>
   </w:abstractNum>
-  <w:abstractNum w:abstractNumId="7" w15:restartNumberingAfterBreak="0">
+  <w:abstractNum w:abstractNumId="9" w15:restartNumberingAfterBreak="0">
     <w:nsid w:val="49213357"/>
     <w:multiLevelType w:val="multilevel"/>
     <w:tmpl w:val="8670E1EC"/>
@@ -8064,7 +11208,7 @@
       </w:rPr>
     </w:lvl>
   </w:abstractNum>
-  <w:abstractNum w:abstractNumId="8" w15:restartNumberingAfterBreak="0">
+  <w:abstractNum w:abstractNumId="10" w15:restartNumberingAfterBreak="0">
     <w:nsid w:val="4D061830"/>
     <w:multiLevelType w:val="multilevel"/>
     <w:tmpl w:val="5FB64C36"/>
@@ -8213,7 +11357,7 @@
       </w:rPr>
     </w:lvl>
   </w:abstractNum>
-  <w:abstractNum w:abstractNumId="9" w15:restartNumberingAfterBreak="0">
+  <w:abstractNum w:abstractNumId="11" w15:restartNumberingAfterBreak="0">
     <w:nsid w:val="531465A6"/>
     <w:multiLevelType w:val="multilevel"/>
     <w:tmpl w:val="AC20DDEA"/>
@@ -8328,7 +11472,7 @@
       </w:rPr>
     </w:lvl>
   </w:abstractNum>
-  <w:abstractNum w:abstractNumId="10" w15:restartNumberingAfterBreak="0">
+  <w:abstractNum w:abstractNumId="12" w15:restartNumberingAfterBreak="0">
     <w:nsid w:val="5BC3137A"/>
     <w:multiLevelType w:val="multilevel"/>
     <w:tmpl w:val="D2801B72"/>
@@ -8445,7 +11589,156 @@
       </w:rPr>
     </w:lvl>
   </w:abstractNum>
-  <w:abstractNum w:abstractNumId="11" w15:restartNumberingAfterBreak="0">
+  <w:abstractNum w:abstractNumId="13" w15:restartNumberingAfterBreak="0">
+    <w:nsid w:val="5D3C0881"/>
+    <w:multiLevelType w:val="multilevel"/>
+    <w:tmpl w:val="D5221506"/>
+    <w:lvl w:ilvl="0">
+      <w:start w:val="1"/>
+      <w:numFmt w:val="bullet"/>
+      <w:lvlText w:val=""/>
+      <w:lvlJc w:val="left"/>
+      <w:pPr>
+        <w:tabs>
+          <w:tab w:val="num" w:pos="720"/>
+        </w:tabs>
+        <w:ind w:left="720" w:hanging="360"/>
+      </w:pPr>
+      <w:rPr>
+        <w:rFonts w:ascii="Symbol" w:hAnsi="Symbol" w:hint="default"/>
+        <w:sz w:val="20"/>
+      </w:rPr>
+    </w:lvl>
+    <w:lvl w:ilvl="1" w:tentative="1">
+      <w:start w:val="1"/>
+      <w:numFmt w:val="bullet"/>
+      <w:lvlText w:val="o"/>
+      <w:lvlJc w:val="left"/>
+      <w:pPr>
+        <w:tabs>
+          <w:tab w:val="num" w:pos="1440"/>
+        </w:tabs>
+        <w:ind w:left="1440" w:hanging="360"/>
+      </w:pPr>
+      <w:rPr>
+        <w:rFonts w:ascii="Courier New" w:hAnsi="Courier New" w:hint="default"/>
+        <w:sz w:val="20"/>
+      </w:rPr>
+    </w:lvl>
+    <w:lvl w:ilvl="2" w:tentative="1">
+      <w:start w:val="1"/>
+      <w:numFmt w:val="bullet"/>
+      <w:lvlText w:val=""/>
+      <w:lvlJc w:val="left"/>
+      <w:pPr>
+        <w:tabs>
+          <w:tab w:val="num" w:pos="2160"/>
+        </w:tabs>
+        <w:ind w:left="2160" w:hanging="360"/>
+      </w:pPr>
+      <w:rPr>
+        <w:rFonts w:ascii="Wingdings" w:hAnsi="Wingdings" w:hint="default"/>
+        <w:sz w:val="20"/>
+      </w:rPr>
+    </w:lvl>
+    <w:lvl w:ilvl="3" w:tentative="1">
+      <w:start w:val="1"/>
+      <w:numFmt w:val="bullet"/>
+      <w:lvlText w:val=""/>
+      <w:lvlJc w:val="left"/>
+      <w:pPr>
+        <w:tabs>
+          <w:tab w:val="num" w:pos="2880"/>
+        </w:tabs>
+        <w:ind w:left="2880" w:hanging="360"/>
+      </w:pPr>
+      <w:rPr>
+        <w:rFonts w:ascii="Wingdings" w:hAnsi="Wingdings" w:hint="default"/>
+        <w:sz w:val="20"/>
+      </w:rPr>
+    </w:lvl>
+    <w:lvl w:ilvl="4" w:tentative="1">
+      <w:start w:val="1"/>
+      <w:numFmt w:val="bullet"/>
+      <w:lvlText w:val=""/>
+      <w:lvlJc w:val="left"/>
+      <w:pPr>
+        <w:tabs>
+          <w:tab w:val="num" w:pos="3600"/>
+        </w:tabs>
+        <w:ind w:left="3600" w:hanging="360"/>
+      </w:pPr>
+      <w:rPr>
+        <w:rFonts w:ascii="Wingdings" w:hAnsi="Wingdings" w:hint="default"/>
+        <w:sz w:val="20"/>
+      </w:rPr>
+    </w:lvl>
+    <w:lvl w:ilvl="5" w:tentative="1">
+      <w:start w:val="1"/>
+      <w:numFmt w:val="bullet"/>
+      <w:lvlText w:val=""/>
+      <w:lvlJc w:val="left"/>
+      <w:pPr>
+        <w:tabs>
+          <w:tab w:val="num" w:pos="4320"/>
+        </w:tabs>
+        <w:ind w:left="4320" w:hanging="360"/>
+      </w:pPr>
+      <w:rPr>
+        <w:rFonts w:ascii="Wingdings" w:hAnsi="Wingdings" w:hint="default"/>
+        <w:sz w:val="20"/>
+      </w:rPr>
+    </w:lvl>
+    <w:lvl w:ilvl="6" w:tentative="1">
+      <w:start w:val="1"/>
+      <w:numFmt w:val="bullet"/>
+      <w:lvlText w:val=""/>
+      <w:lvlJc w:val="left"/>
+      <w:pPr>
+        <w:tabs>
+          <w:tab w:val="num" w:pos="5040"/>
+        </w:tabs>
+        <w:ind w:left="5040" w:hanging="360"/>
+      </w:pPr>
+      <w:rPr>
+        <w:rFonts w:ascii="Wingdings" w:hAnsi="Wingdings" w:hint="default"/>
+        <w:sz w:val="20"/>
+      </w:rPr>
+    </w:lvl>
+    <w:lvl w:ilvl="7" w:tentative="1">
+      <w:start w:val="1"/>
+      <w:numFmt w:val="bullet"/>
+      <w:lvlText w:val=""/>
+      <w:lvlJc w:val="left"/>
+      <w:pPr>
+        <w:tabs>
+          <w:tab w:val="num" w:pos="5760"/>
+        </w:tabs>
+        <w:ind w:left="5760" w:hanging="360"/>
+      </w:pPr>
+      <w:rPr>
+        <w:rFonts w:ascii="Wingdings" w:hAnsi="Wingdings" w:hint="default"/>
+        <w:sz w:val="20"/>
+      </w:rPr>
+    </w:lvl>
+    <w:lvl w:ilvl="8" w:tentative="1">
+      <w:start w:val="1"/>
+      <w:numFmt w:val="bullet"/>
+      <w:lvlText w:val=""/>
+      <w:lvlJc w:val="left"/>
+      <w:pPr>
+        <w:tabs>
+          <w:tab w:val="num" w:pos="6480"/>
+        </w:tabs>
+        <w:ind w:left="6480" w:hanging="360"/>
+      </w:pPr>
+      <w:rPr>
+        <w:rFonts w:ascii="Wingdings" w:hAnsi="Wingdings" w:hint="default"/>
+        <w:sz w:val="20"/>
+      </w:rPr>
+    </w:lvl>
+  </w:abstractNum>
+  <w:abstractNum w:abstractNumId="14" w15:restartNumberingAfterBreak="0">
     <w:nsid w:val="619A0BA6"/>
     <w:multiLevelType w:val="multilevel"/>
     <w:tmpl w:val="C6A05B70"/>
@@ -8560,7 +11853,7 @@
       </w:rPr>
     </w:lvl>
   </w:abstractNum>
-  <w:abstractNum w:abstractNumId="12" w15:restartNumberingAfterBreak="0">
+  <w:abstractNum w:abstractNumId="15" w15:restartNumberingAfterBreak="0">
     <w:nsid w:val="6E99255D"/>
     <w:multiLevelType w:val="hybridMultilevel"/>
     <w:tmpl w:val="1E920FE6"/>
@@ -8673,7 +11966,7 @@
       </w:rPr>
     </w:lvl>
   </w:abstractNum>
-  <w:abstractNum w:abstractNumId="13" w15:restartNumberingAfterBreak="0">
+  <w:abstractNum w:abstractNumId="16" w15:restartNumberingAfterBreak="0">
     <w:nsid w:val="72296824"/>
     <w:multiLevelType w:val="hybridMultilevel"/>
     <w:tmpl w:val="DBAE37C4"/>
@@ -8786,7 +12079,7 @@
       </w:rPr>
     </w:lvl>
   </w:abstractNum>
-  <w:abstractNum w:abstractNumId="14" w15:restartNumberingAfterBreak="0">
+  <w:abstractNum w:abstractNumId="17" w15:restartNumberingAfterBreak="0">
     <w:nsid w:val="771541D7"/>
     <w:multiLevelType w:val="multilevel"/>
     <w:tmpl w:val="1A847F8C"/>
@@ -8935,7 +12228,7 @@
       </w:rPr>
     </w:lvl>
   </w:abstractNum>
-  <w:abstractNum w:abstractNumId="15" w15:restartNumberingAfterBreak="0">
+  <w:abstractNum w:abstractNumId="18" w15:restartNumberingAfterBreak="0">
     <w:nsid w:val="7E247549"/>
     <w:multiLevelType w:val="multilevel"/>
     <w:tmpl w:val="8D44DC0C"/>
@@ -9085,13 +12378,13 @@
     </w:lvl>
   </w:abstractNum>
   <w:num w:numId="1" w16cid:durableId="2065133266">
-    <w:abstractNumId w:val="11"/>
+    <w:abstractNumId w:val="14"/>
   </w:num>
   <w:num w:numId="2" w16cid:durableId="419562924">
     <w:abstractNumId w:val="4"/>
   </w:num>
   <w:num w:numId="3" w16cid:durableId="799540413">
-    <w:abstractNumId w:val="10"/>
+    <w:abstractNumId w:val="12"/>
   </w:num>
   <w:num w:numId="4" w16cid:durableId="1638141948">
     <w:abstractNumId w:val="1"/>
@@ -9100,37 +12393,46 @@
     <w:abstractNumId w:val="3"/>
   </w:num>
   <w:num w:numId="6" w16cid:durableId="482042658">
+    <w:abstractNumId w:val="11"/>
+  </w:num>
+  <w:num w:numId="7" w16cid:durableId="262348426">
     <w:abstractNumId w:val="9"/>
   </w:num>
-  <w:num w:numId="7" w16cid:durableId="262348426">
-    <w:abstractNumId w:val="7"/>
-  </w:num>
   <w:num w:numId="8" w16cid:durableId="1692955124">
-    <w:abstractNumId w:val="6"/>
+    <w:abstractNumId w:val="8"/>
   </w:num>
   <w:num w:numId="9" w16cid:durableId="1315837815">
-    <w:abstractNumId w:val="13"/>
+    <w:abstractNumId w:val="16"/>
   </w:num>
   <w:num w:numId="10" w16cid:durableId="1152136117">
-    <w:abstractNumId w:val="12"/>
+    <w:abstractNumId w:val="15"/>
   </w:num>
   <w:num w:numId="11" w16cid:durableId="138619983">
-    <w:abstractNumId w:val="8"/>
+    <w:abstractNumId w:val="10"/>
   </w:num>
   <w:num w:numId="12" w16cid:durableId="85660155">
     <w:abstractNumId w:val="0"/>
   </w:num>
   <w:num w:numId="13" w16cid:durableId="1089958929">
-    <w:abstractNumId w:val="14"/>
+    <w:abstractNumId w:val="17"/>
   </w:num>
   <w:num w:numId="14" w16cid:durableId="192424439">
     <w:abstractNumId w:val="2"/>
   </w:num>
   <w:num w:numId="15" w16cid:durableId="859048518">
-    <w:abstractNumId w:val="15"/>
+    <w:abstractNumId w:val="18"/>
   </w:num>
   <w:num w:numId="16" w16cid:durableId="1551376971">
+    <w:abstractNumId w:val="6"/>
+  </w:num>
+  <w:num w:numId="17" w16cid:durableId="1811245213">
     <w:abstractNumId w:val="5"/>
+  </w:num>
+  <w:num w:numId="18" w16cid:durableId="574439362">
+    <w:abstractNumId w:val="7"/>
+  </w:num>
+  <w:num w:numId="19" w16cid:durableId="1797137545">
+    <w:abstractNumId w:val="13"/>
   </w:num>
 </w:numbering>
 </file>
@@ -9895,6 +13197,86 @@
       <w:szCs w:val="20"/>
     </w:rPr>
   </w:style>
+  <w:style w:type="character" w:styleId="ab">
+    <w:name w:val="Hyperlink"/>
+    <w:uiPriority w:val="99"/>
+    <w:unhideWhenUsed/>
+    <w:rsid w:val="004E5677"/>
+    <w:rPr>
+      <w:color w:val="0000FF"/>
+      <w:u w:val="single"/>
+    </w:rPr>
+  </w:style>
+  <w:style w:type="paragraph" w:styleId="ac">
+    <w:name w:val="TOC Heading"/>
+    <w:basedOn w:val="1"/>
+    <w:next w:val="a"/>
+    <w:uiPriority w:val="39"/>
+    <w:unhideWhenUsed/>
+    <w:qFormat/>
+    <w:rsid w:val="004E5677"/>
+    <w:pPr>
+      <w:spacing w:before="240" w:after="0" w:line="259" w:lineRule="auto"/>
+      <w:outlineLvl w:val="9"/>
+    </w:pPr>
+    <w:rPr>
+      <w:rFonts w:asciiTheme="majorHAnsi" w:eastAsiaTheme="majorEastAsia" w:hAnsiTheme="majorHAnsi" w:cstheme="majorBidi"/>
+      <w:color w:val="365F91" w:themeColor="accent1" w:themeShade="BF"/>
+      <w:sz w:val="32"/>
+      <w:szCs w:val="32"/>
+      <w:lang w:val="en-US"/>
+    </w:rPr>
+  </w:style>
+  <w:style w:type="paragraph" w:styleId="20">
+    <w:name w:val="toc 2"/>
+    <w:basedOn w:val="a"/>
+    <w:next w:val="a"/>
+    <w:autoRedefine/>
+    <w:uiPriority w:val="39"/>
+    <w:unhideWhenUsed/>
+    <w:rsid w:val="004E5677"/>
+    <w:pPr>
+      <w:spacing w:after="100" w:line="259" w:lineRule="auto"/>
+      <w:ind w:left="220"/>
+    </w:pPr>
+    <w:rPr>
+      <w:rFonts w:asciiTheme="minorHAnsi" w:eastAsia="標楷體" w:hAnsiTheme="minorHAnsi" w:cs="Times New Roman"/>
+      <w:lang w:val="en-US"/>
+    </w:rPr>
+  </w:style>
+  <w:style w:type="paragraph" w:styleId="10">
+    <w:name w:val="toc 1"/>
+    <w:basedOn w:val="a"/>
+    <w:next w:val="a"/>
+    <w:autoRedefine/>
+    <w:uiPriority w:val="39"/>
+    <w:unhideWhenUsed/>
+    <w:rsid w:val="004E5677"/>
+    <w:pPr>
+      <w:spacing w:after="100" w:line="259" w:lineRule="auto"/>
+    </w:pPr>
+    <w:rPr>
+      <w:rFonts w:asciiTheme="minorHAnsi" w:eastAsia="標楷體" w:hAnsiTheme="minorHAnsi" w:cs="Times New Roman"/>
+      <w:lang w:val="en-US"/>
+    </w:rPr>
+  </w:style>
+  <w:style w:type="paragraph" w:styleId="30">
+    <w:name w:val="toc 3"/>
+    <w:basedOn w:val="a"/>
+    <w:next w:val="a"/>
+    <w:autoRedefine/>
+    <w:uiPriority w:val="39"/>
+    <w:unhideWhenUsed/>
+    <w:rsid w:val="004E5677"/>
+    <w:pPr>
+      <w:spacing w:after="100" w:line="259" w:lineRule="auto"/>
+      <w:ind w:left="440"/>
+    </w:pPr>
+    <w:rPr>
+      <w:rFonts w:asciiTheme="minorHAnsi" w:eastAsia="標楷體" w:hAnsiTheme="minorHAnsi" w:cs="Times New Roman"/>
+      <w:lang w:val="en-US"/>
+    </w:rPr>
+  </w:style>
 </w:styles>
 </file>
 
